--- a/downloads/student/ai-7-week-18.docx
+++ b/downloads/student/ai-7-week-18.docx
@@ -813,6 +813,16 @@
     <w:p>
       <w:r>
         <w:t>Neither slice estimates all future photos; inspect sampling, labels and grouping.</w:t>
+      </w:r>
+    </w:p>
+    <w:p>
+      <w:r>
+        <w:t>Read the labelled picture: Report the indoor benchmark with its denominator and missing condition. After two correct outdoor cases out of four are added, what slice rate is supported and what remains uncertain?</w:t>
+      </w:r>
+    </w:p>
+    <w:p>
+      <w:r>
+        <w:t>Change one thing: Add four reserved outdoor cases, of which two are correct. Predict the result before checking the explanation. What remains the same?</w:t>
       </w:r>
     </w:p>
     <w:p>
@@ -1911,6 +1921,187 @@
         <w:t>Attempt the independent case before hints. Record whether you worked alone, used a hint or followed a model. After feedback, fix the first unsupported step and explain why it changed. A later check uses a changed case, not a copied answer.</w:t>
       </w:r>
     </w:p>
+    <w:p>
+      <w:pPr>
+        <w:pStyle w:val="Heading1"/>
+      </w:pPr>
+      <w:r>
+        <w:t>15. Your lesson route</w:t>
+      </w:r>
+    </w:p>
+    <w:p>
+      <w:r>
+        <w:t>Start with this question: A benchmark can miss the intended setting. A plant model is evaluated on clean indoor photos but proposed for shaded outdoor photos.</w:t>
+      </w:r>
+    </w:p>
+    <w:tbl>
+      <w:tblPr>
+        <w:tblStyle w:val="LightShading-Accent1"/>
+        <w:tblW w:type="auto" w:w="0"/>
+        <w:tblLook w:firstColumn="1" w:firstRow="1" w:lastColumn="0" w:lastRow="0" w:noHBand="0" w:noVBand="1" w:val="04A0"/>
+      </w:tblPr>
+      <w:tblGrid>
+        <w:gridCol w:w="5112"/>
+        <w:gridCol w:w="5112"/>
+      </w:tblGrid>
+      <w:tr>
+        <w:trPr>
+          <w:tblHeader/>
+        </w:trPr>
+        <w:tc>
+          <w:tcPr>
+            <w:tcW w:type="dxa" w:w="5112"/>
+          </w:tcPr>
+          <w:p>
+            <w:r>
+              <w:t>By the end, I can</w:t>
+            </w:r>
+          </w:p>
+        </w:tc>
+        <w:tc>
+          <w:tcPr>
+            <w:tcW w:type="dxa" w:w="5112"/>
+          </w:tcPr>
+          <w:p>
+            <w:r>
+              <w:t>How I will show it</w:t>
+            </w:r>
+          </w:p>
+        </w:tc>
+      </w:tr>
+      <w:tr>
+        <w:tc>
+          <w:tcPr>
+            <w:tcW w:type="dxa" w:w="5112"/>
+          </w:tcPr>
+          <w:p>
+            <w:r>
+              <w:t>Explain the mechanism and terminology of dataset and benchmark limitations</w:t>
+            </w:r>
+          </w:p>
+        </w:tc>
+        <w:tc>
+          <w:tcPr>
+            <w:tcW w:type="dxa" w:w="5112"/>
+          </w:tcPr>
+          <w:p>
+            <w:r>
+              <w:t>Explain the deciding step, show a trace or test, and state one limit.</w:t>
+            </w:r>
+          </w:p>
+        </w:tc>
+      </w:tr>
+      <w:tr>
+        <w:tc>
+          <w:tcPr>
+            <w:tcW w:type="dxa" w:w="5112"/>
+          </w:tcPr>
+          <w:p>
+            <w:r>
+              <w:t>Apply the stated procedure to a new case with a traceable result</w:t>
+            </w:r>
+          </w:p>
+        </w:tc>
+        <w:tc>
+          <w:tcPr>
+            <w:tcW w:type="dxa" w:w="5112"/>
+          </w:tcPr>
+          <w:p>
+            <w:r>
+              <w:t>Explain the deciding step, show a trace or test, and state one limit.</w:t>
+            </w:r>
+          </w:p>
+        </w:tc>
+      </w:tr>
+      <w:tr>
+        <w:tc>
+          <w:tcPr>
+            <w:tcW w:type="dxa" w:w="5112"/>
+          </w:tcPr>
+          <w:p>
+            <w:r>
+              <w:t>Identify an assumption or limitation and design a revealing follow-up</w:t>
+            </w:r>
+          </w:p>
+        </w:tc>
+        <w:tc>
+          <w:tcPr>
+            <w:tcW w:type="dxa" w:w="5112"/>
+          </w:tcPr>
+          <w:p>
+            <w:r>
+              <w:t>Explain the deciding step, show a trace or test, and state one limit.</w:t>
+            </w:r>
+          </w:p>
+        </w:tc>
+      </w:tr>
+    </w:tbl>
+    <w:p>
+      <w:r>
+        <w:t>Remember → watch and explain → try with help → investigate → try independently → keep project evidence. Your teacher may spread this lesson across several classes.</w:t>
+      </w:r>
+    </w:p>
+    <w:p>
+      <w:r>
+        <w:t>Keep your first prediction. Compare it with what the evidence shows and explain any change.</w:t>
+      </w:r>
+    </w:p>
+    <w:p>
+      <w:pPr>
+        <w:pStyle w:val="Heading1"/>
+      </w:pPr>
+      <w:r>
+        <w:t>16. Finish and return</w:t>
+      </w:r>
+    </w:p>
+    <w:p>
+      <w:r>
+        <w:t>Close your notes. Explain this goal in your own words: Explain the mechanism and terminology of dataset and benchmark limitations</w:t>
+      </w:r>
+    </w:p>
+    <w:p>
+      <w:pPr>
+        <w:pStyle w:val="Heading3"/>
+      </w:pPr>
+      <w:r>
+        <w:t>My deciding step, evidence and one remaining question</w:t>
+      </w:r>
+    </w:p>
+    <w:p>
+      <w:r>
+        <w:t>________________________________________________________________</w:t>
+      </w:r>
+    </w:p>
+    <w:p>
+      <w:r>
+        <w:t>________________________________________________________________</w:t>
+      </w:r>
+    </w:p>
+    <w:p>
+      <w:r>
+        <w:t>________________________________________________________________</w:t>
+      </w:r>
+    </w:p>
+    <w:p>
+      <w:r>
+        <w:t>________________________________________________________________</w:t>
+      </w:r>
+    </w:p>
+    <w:p>
+      <w:r>
+        <w:t>________________________________________________________________</w:t>
+      </w:r>
+    </w:p>
+    <w:p>
+      <w:r>
+        <w:t>If you are unsure, return to the worked picture and explain one arrow. If you are ready, change an input or assumption and justify your prediction.</w:t>
+      </w:r>
+    </w:p>
+    <w:p>
+      <w:r>
+        <w:t>Save your workbook evidence. At the next review, try a different case before opening your old answer.</w:t>
+      </w:r>
+    </w:p>
     <w:sectPr>
       <w:pgSz w:w="12240" w:h="15840"/>
       <w:pgMar w:top="936" w:right="1008" w:bottom="936" w:left="1008" w:header="720" w:footer="720" w:gutter="0"/>

--- a/downloads/student/ai-7-week-18.docx
+++ b/downloads/student/ai-7-week-18.docx
@@ -2102,6 +2102,202 @@
         <w:t>Save your workbook evidence. At the next review, try a different case before opening your old answer.</w:t>
       </w:r>
     </w:p>
+    <w:p>
+      <w:pPr>
+        <w:pStyle w:val="Heading1"/>
+      </w:pPr>
+      <w:r>
+        <w:t>17. Supported practice, repair and portfolio</w:t>
+      </w:r>
+    </w:p>
+    <w:p>
+      <w:r>
+        <w:t>Use this supported practice once, in the browser or on paper. Keep the reserved independent assessment for a separate first attempt before teacher feedback.</w:t>
+      </w:r>
+    </w:p>
+    <w:p>
+      <w:r>
+        <w:t>A benchmark can miss the intended setting. A plant model is evaluated on clean indoor photos but proposed for shaded outdoor photos.</w:t>
+      </w:r>
+    </w:p>
+    <w:p>
+      <w:pPr>
+        <w:pStyle w:val="Heading3"/>
+      </w:pPr>
+      <w:r>
+        <w:t>Practice 1: explain the deciding evidence</w:t>
+      </w:r>
+    </w:p>
+    <w:p>
+      <w:r>
+        <w:t>Which labelled step matches this detail? Outdoor shade performance remains unmeasured.</w:t>
+      </w:r>
+    </w:p>
+    <w:p>
+      <w:r>
+        <w:t>1. Report the result</w:t>
+      </w:r>
+    </w:p>
+    <w:p>
+      <w:r>
+        <w:t>2. Name measured setting</w:t>
+      </w:r>
+    </w:p>
+    <w:p>
+      <w:r>
+        <w:t>3. Name missing evidence</w:t>
+      </w:r>
+    </w:p>
+    <w:p>
+      <w:pPr>
+        <w:pStyle w:val="Heading3"/>
+      </w:pPr>
+      <w:r>
+        <w:t>My selected conclusion, deciding fact and explanation</w:t>
+      </w:r>
+    </w:p>
+    <w:p>
+      <w:r>
+        <w:t>________________________________________________________________</w:t>
+      </w:r>
+    </w:p>
+    <w:p>
+      <w:r>
+        <w:t>________________________________________________________________</w:t>
+      </w:r>
+    </w:p>
+    <w:p>
+      <w:r>
+        <w:t>________________________________________________________________</w:t>
+      </w:r>
+    </w:p>
+    <w:p>
+      <w:r>
+        <w:t>________________________________________________________________</w:t>
+      </w:r>
+    </w:p>
+    <w:p>
+      <w:r>
+        <w:t>________________________________________________________________</w:t>
+      </w:r>
+    </w:p>
+    <w:p>
+      <w:r>
+        <w:t>Hint if needed: Read the steps in the pictorial case. Match the supplied detail to the stage that performs or records it.</w:t>
+      </w:r>
+    </w:p>
+    <w:p>
+      <w:r>
+        <w:t>After your attempt, compare with the supported explanation: Name missing evidence Outdoor shade performance remains unmeasured. A benchmark represents particular tasks and collection conditions. High performance on it cannot automatically establish fitness for a different deployment setting.</w:t>
+      </w:r>
+    </w:p>
+    <w:p>
+      <w:pPr>
+        <w:pStyle w:val="Heading3"/>
+      </w:pPr>
+      <w:r>
+        <w:t>Practice 2: explain the deciding evidence</w:t>
+      </w:r>
+    </w:p>
+    <w:p>
+      <w:r>
+        <w:t>Changed-case practice: Add four reserved outdoor cases, of which two are correct. Which conclusion is supported by the supplied facts?</w:t>
+      </w:r>
+    </w:p>
+    <w:p>
+      <w:r>
+        <w:t>1. Report the outdoor slice as 2/4=50%, separately from indoor results.</w:t>
+      </w:r>
+    </w:p>
+    <w:p>
+      <w:r>
+        <w:t>2. We can decide the result without examining the changed input or the procedure.</w:t>
+      </w:r>
+    </w:p>
+    <w:p>
+      <w:r>
+        <w:t>3. This one example guarantees correct results for every future input.</w:t>
+      </w:r>
+    </w:p>
+    <w:p>
+      <w:pPr>
+        <w:pStyle w:val="Heading3"/>
+      </w:pPr>
+      <w:r>
+        <w:t>My selected conclusion, deciding fact and explanation</w:t>
+      </w:r>
+    </w:p>
+    <w:p>
+      <w:r>
+        <w:t>________________________________________________________________</w:t>
+      </w:r>
+    </w:p>
+    <w:p>
+      <w:r>
+        <w:t>________________________________________________________________</w:t>
+      </w:r>
+    </w:p>
+    <w:p>
+      <w:r>
+        <w:t>________________________________________________________________</w:t>
+      </w:r>
+    </w:p>
+    <w:p>
+      <w:r>
+        <w:t>________________________________________________________________</w:t>
+      </w:r>
+    </w:p>
+    <w:p>
+      <w:r>
+        <w:t>________________________________________________________________</w:t>
+      </w:r>
+    </w:p>
+    <w:p>
+      <w:r>
+        <w:t>Hint if needed: Use the changed condition and the deciding step in the pictorial trace. The answer must say what follows from those facts.</w:t>
+      </w:r>
+    </w:p>
+    <w:p>
+      <w:r>
+        <w:t>After your attempt, compare with the supported explanation: Report the outdoor slice as 2/4=50%, separately from indoor results. The new records finally measure the missing condition, with a small denominator.</w:t>
+      </w:r>
+    </w:p>
+    <w:p>
+      <w:pPr>
+        <w:pStyle w:val="Heading3"/>
+      </w:pPr>
+      <w:r>
+        <w:t>Repair a missing building block</w:t>
+      </w:r>
+    </w:p>
+    <w:p>
+      <w:r>
+        <w:t>Review Sensitivity analysis (ai-7/17). Goal: Explain the mechanism and terminology of sensitivity analysis. Short practice: Classify 0.4, 0.6 and 0.8 at cutoffs 0.5, 0.7 and exactly 0.6. Which equality rule decides the boundary, and can these unlabelled scores identify the best cutoff?. Return to this week and explain what you changed.</w:t>
+      </w:r>
+    </w:p>
+    <w:p>
+      <w:r>
+        <w:t>Review Multiple comparisons (ai-7/15). Goal: Explain the mechanism and terminology of multiple comparisons. Short practice: Calculate the six-test cutoff and identify which supplied p-values reject. Why must the team count every planned comparison rather than report only its smallest p-value?. Return to this week and explain what you changed.</w:t>
+      </w:r>
+    </w:p>
+    <w:p>
+      <w:r>
+        <w:t>Review Uncertainty intervals (ai-7/12). Goal: Explain the mechanism and terminology of uncertainty intervals. Short practice: Locate -0.8 and zero relative to the supplied interval [-1.4,-0.2]. Interpret the sign and confidence-method meaning, then describe what changes with interval [-1.4,0.3].. Return to this week and explain what you changed.</w:t>
+      </w:r>
+    </w:p>
+    <w:p>
+      <w:pPr>
+        <w:pStyle w:val="Heading3"/>
+      </w:pPr>
+      <w:r>
+        <w:t>Keep your completed work</w:t>
+      </w:r>
+    </w:p>
+    <w:p>
+      <w:r>
+        <w:t>Use Download completed work in the hosted lesson to export your answers, reflections, practice feedback and code-run evidence. Open the HTML copy to read or print it. Drafts stay in this browser when storage is available; clear drafts on a shared device.</w:t>
+      </w:r>
+    </w:p>
     <w:sectPr>
       <w:pgSz w:w="12240" w:h="15840"/>
       <w:pgMar w:top="936" w:right="1008" w:bottom="936" w:left="1008" w:header="720" w:footer="720" w:gutter="0"/>

--- a/downloads/student/ai-7-week-18.docx
+++ b/downloads/student/ai-7-week-18.docx
@@ -42,6 +42,11 @@
       </w:r>
     </w:p>
     <w:p>
+      <w:r>
+        <w:t>Start with the target: Explain the mechanism and terminology of dataset and benchmark limitations. Try the recall before opening notes.</w:t>
+      </w:r>
+    </w:p>
+    <w:p>
       <w:pPr>
         <w:pStyle w:val="Heading3"/>
       </w:pPr>
@@ -50,17 +55,59 @@
       </w:r>
     </w:p>
     <w:p>
-      <w:r>
-        <w:t>I can explain the mechanism and terminology of dataset and benchmark limitations.</w:t>
-      </w:r>
-    </w:p>
-    <w:p>
-      <w:r>
+      <w:pPr>
+        <w:spacing w:line="336" w:lineRule="auto" w:after="180"/>
+      </w:pPr>
+      <w:r>
+        <w:rPr>
+          <w:b w:val="0"/>
+        </w:rPr>
+        <w:t xml:space="preserve">I can explain the </w:t>
+      </w:r>
+      <w:r>
+        <w:rPr>
+          <w:b/>
+        </w:rPr>
+        <w:t>mechanism</w:t>
+      </w:r>
+      <w:r>
+        <w:rPr>
+          <w:b w:val="0"/>
+        </w:rPr>
+        <w:t xml:space="preserve"> and terminology of dataset and </w:t>
+      </w:r>
+      <w:r>
+        <w:rPr>
+          <w:b/>
+        </w:rPr>
+        <w:t>benchmark</w:t>
+      </w:r>
+      <w:r>
+        <w:rPr>
+          <w:b w:val="0"/>
+        </w:rPr>
+        <w:t xml:space="preserve"> limitations.</w:t>
+      </w:r>
+    </w:p>
+    <w:p>
+      <w:pPr>
+        <w:spacing w:line="336" w:lineRule="auto" w:after="180"/>
+      </w:pPr>
+      <w:r>
+        <w:rPr>
+          <w:b w:val="0"/>
+        </w:rPr>
         <w:t>I can apply the stated procedure to a new case with a traceable result.</w:t>
       </w:r>
     </w:p>
     <w:p>
-      <w:r>
+      <w:pPr>
+        <w:spacing w:line="336" w:lineRule="auto" w:after="180"/>
+      </w:pPr>
+      <w:r>
+        <w:rPr>
+          <w:b w:val="0"/>
+        </w:rPr>
         <w:t>I can identify an assumption or limitation and design a revealing follow-up.</w:t>
       </w:r>
     </w:p>
@@ -73,47 +120,137 @@
       </w:r>
     </w:p>
     <w:p>
-      <w:r>
+      <w:pPr>
+        <w:spacing w:line="336" w:lineRule="auto" w:after="180"/>
+      </w:pPr>
+      <w:r>
+        <w:rPr>
+          <w:b w:val="0"/>
+        </w:rPr>
         <w:t>Close your notes first. A rough first answer helps us choose the right starting point; it is not a score for your ability.</w:t>
       </w:r>
     </w:p>
     <w:p>
-      <w:r>
+      <w:pPr>
+        <w:spacing w:line="336" w:lineRule="auto" w:after="180"/>
+      </w:pPr>
+      <w:r>
+        <w:rPr>
+          <w:b w:val="0"/>
+        </w:rPr>
         <w:t>Without opening the old lesson, explain one key idea from Sensitivity analysis. Give an example and a mistake that the idea helps you avoid.</w:t>
       </w:r>
     </w:p>
     <w:p>
-      <w:r>
+      <w:pPr>
+        <w:spacing w:line="336" w:lineRule="auto" w:after="180"/>
+      </w:pPr>
+      <w:r>
+        <w:rPr>
+          <w:b w:val="0"/>
+        </w:rPr>
         <w:t>Without opening the old lesson, explain one key idea from Multiple comparisons. Give an example and a mistake that the idea helps you avoid.</w:t>
       </w:r>
     </w:p>
     <w:p>
-      <w:r>
+      <w:pPr>
+        <w:spacing w:line="336" w:lineRule="auto" w:after="180"/>
+      </w:pPr>
+      <w:r>
+        <w:rPr>
+          <w:b w:val="0"/>
+        </w:rPr>
         <w:t>Without opening the old lesson, explain one key idea from Uncertainty intervals. Give an example and a mistake that the idea helps you avoid.</w:t>
       </w:r>
     </w:p>
     <w:p>
-      <w:r>
-        <w:t>After trying, check the relevant lesson or ask your teacher. Change the part of your explanation that the evidence shows was wrong.</w:t>
-      </w:r>
-    </w:p>
-    <w:p>
-      <w:r>
+      <w:pPr>
+        <w:spacing w:line="336" w:lineRule="auto" w:after="180"/>
+      </w:pPr>
+      <w:r>
+        <w:rPr>
+          <w:b w:val="0"/>
+        </w:rPr>
+        <w:t xml:space="preserve">After trying, check the relevant lesson or ask your teacher. Change the part of your explanation that the </w:t>
+      </w:r>
+      <w:r>
+        <w:rPr>
+          <w:b/>
+        </w:rPr>
+        <w:t>evidence</w:t>
+      </w:r>
+      <w:r>
+        <w:rPr>
+          <w:b w:val="0"/>
+        </w:rPr>
+        <w:t xml:space="preserve"> shows was wrong.</w:t>
+      </w:r>
+    </w:p>
+    <w:p>
+      <w:pPr>
+        <w:spacing w:line="336" w:lineRule="auto" w:after="180"/>
+      </w:pPr>
+      <w:r>
+        <w:rPr>
+          <w:b w:val="0"/>
+        </w:rPr>
         <w:t>This week you will practise:</w:t>
       </w:r>
     </w:p>
     <w:p>
-      <w:r>
-        <w:t>Explain the mechanism and terminology of dataset and benchmark limitations</w:t>
-      </w:r>
-    </w:p>
-    <w:p>
-      <w:r>
+      <w:pPr>
+        <w:spacing w:line="336" w:lineRule="auto" w:after="180"/>
+      </w:pPr>
+      <w:r>
+        <w:rPr>
+          <w:b w:val="0"/>
+        </w:rPr>
+        <w:t xml:space="preserve">Explain the </w:t>
+      </w:r>
+      <w:r>
+        <w:rPr>
+          <w:b/>
+        </w:rPr>
+        <w:t>mechanism</w:t>
+      </w:r>
+      <w:r>
+        <w:rPr>
+          <w:b w:val="0"/>
+        </w:rPr>
+        <w:t xml:space="preserve"> and terminology of dataset and </w:t>
+      </w:r>
+      <w:r>
+        <w:rPr>
+          <w:b/>
+        </w:rPr>
+        <w:t>benchmark</w:t>
+      </w:r>
+      <w:r>
+        <w:rPr>
+          <w:b w:val="0"/>
+        </w:rPr>
+        <w:t xml:space="preserve"> limitations</w:t>
+      </w:r>
+    </w:p>
+    <w:p>
+      <w:pPr>
+        <w:spacing w:line="336" w:lineRule="auto" w:after="180"/>
+      </w:pPr>
+      <w:r>
+        <w:rPr>
+          <w:b w:val="0"/>
+        </w:rPr>
         <w:t>Apply the stated procedure to a new case with a traceable result</w:t>
       </w:r>
     </w:p>
     <w:p>
-      <w:r>
+      <w:pPr>
+        <w:spacing w:line="336" w:lineRule="auto" w:after="180"/>
+      </w:pPr>
+      <w:r>
+        <w:rPr>
+          <w:b w:val="0"/>
+        </w:rPr>
         <w:t>Identify an assumption or limitation and design a revealing follow-up</w:t>
       </w:r>
     </w:p>
@@ -126,8 +263,38 @@
       </w:r>
     </w:p>
     <w:p>
-      <w:r>
-        <w:t>Recall Sensitivity analysis. Explain why a recorded result needs its input conditions and evidence source before it can support a claim.</w:t>
+      <w:pPr>
+        <w:spacing w:line="336" w:lineRule="auto" w:after="180"/>
+      </w:pPr>
+      <w:r>
+        <w:rPr>
+          <w:b w:val="0"/>
+        </w:rPr>
+        <w:t xml:space="preserve">Recall Sensitivity analysis. Explain why a recorded result needs its </w:t>
+      </w:r>
+      <w:r>
+        <w:rPr>
+          <w:b/>
+        </w:rPr>
+        <w:t>input</w:t>
+      </w:r>
+      <w:r>
+        <w:rPr>
+          <w:b w:val="0"/>
+        </w:rPr>
+        <w:t xml:space="preserve"> conditions and </w:t>
+      </w:r>
+      <w:r>
+        <w:rPr>
+          <w:b/>
+        </w:rPr>
+        <w:t>evidence</w:t>
+      </w:r>
+      <w:r>
+        <w:rPr>
+          <w:b w:val="0"/>
+        </w:rPr>
+        <w:t xml:space="preserve"> source before it can support a claim.</w:t>
       </w:r>
     </w:p>
     <w:p>
@@ -162,8 +329,26 @@
       </w:r>
     </w:p>
     <w:p>
-      <w:r>
-        <w:t>Explain dataset and benchmark limitations using the records and boundaries of this fictional investigation.</w:t>
+      <w:pPr>
+        <w:spacing w:line="336" w:lineRule="auto" w:after="180"/>
+      </w:pPr>
+      <w:r>
+        <w:rPr>
+          <w:b w:val="0"/>
+        </w:rPr>
+        <w:t xml:space="preserve">Explain dataset and </w:t>
+      </w:r>
+      <w:r>
+        <w:rPr>
+          <w:b/>
+        </w:rPr>
+        <w:t>benchmark</w:t>
+      </w:r>
+      <w:r>
+        <w:rPr>
+          <w:b w:val="0"/>
+        </w:rPr>
+        <w:t xml:space="preserve"> limitations using the records and boundaries of this fictional investigation.</w:t>
       </w:r>
     </w:p>
     <w:p>
@@ -176,12 +361,52 @@
     </w:p>
     <w:p>
       <w:r>
-        <w:t>A benchmark measures performance on its particular data and labels. Duplicates, obsolete cases or poor coverage can weaken claims.</w:t>
-      </w:r>
-    </w:p>
-    <w:p>
-      <w:r>
-        <w:t>Begin by writing the question the procedure is intended to answer. Identify the information already supplied, the information it will produce and the information still missing. These are constructed classroom examples; they do not require live accounts, private records or an external service. Do not treat a plausible explanation as a measured outcome.</w:t>
+        <w:t>Investigate the supplied Dataset and benchmark limitations case. Separate observations, given facts and assumptions before choosing an explanation.</w:t>
+      </w:r>
+    </w:p>
+    <w:p>
+      <w:pPr>
+        <w:spacing w:line="336" w:lineRule="auto" w:after="180"/>
+      </w:pPr>
+      <w:r>
+        <w:rPr>
+          <w:b w:val="0"/>
+        </w:rPr>
+        <w:t xml:space="preserve">A </w:t>
+      </w:r>
+      <w:r>
+        <w:rPr>
+          <w:b/>
+        </w:rPr>
+        <w:t>benchmark</w:t>
+      </w:r>
+      <w:r>
+        <w:rPr>
+          <w:b w:val="0"/>
+        </w:rPr>
+        <w:t xml:space="preserve"> measures performance on its particular data and labels. Duplicates, obsolete cases or poor coverage can weaken claims.</w:t>
+      </w:r>
+    </w:p>
+    <w:p>
+      <w:pPr>
+        <w:spacing w:line="336" w:lineRule="auto" w:after="180"/>
+      </w:pPr>
+      <w:r>
+        <w:rPr>
+          <w:b w:val="0"/>
+        </w:rPr>
+        <w:t>Begin by writing the question the procedure is intended to answer. Identify the information already supplied, the information it will produce and the information still missing.</w:t>
+      </w:r>
+    </w:p>
+    <w:p>
+      <w:pPr>
+        <w:spacing w:line="336" w:lineRule="auto" w:after="180"/>
+      </w:pPr>
+      <w:r>
+        <w:rPr>
+          <w:b w:val="0"/>
+        </w:rPr>
+        <w:t>These are constructed classroom examples; they do not require live accounts, private records or an external service. Do not treat a plausible explanation as a measured outcome.</w:t>
       </w:r>
     </w:p>
     <w:p>
@@ -217,6 +442,17 @@
     </w:p>
     <w:p>
       <w:r>
+        <w:t>Follow the mechanism for Dataset and benchmark limitations. Connect each labelled input, deciding step and result.</w:t>
+      </w:r>
+    </w:p>
+    <w:p>
+      <w:pPr>
+        <w:spacing w:line="336" w:lineRule="auto" w:after="180"/>
+      </w:pPr>
+      <w:r>
+        <w:rPr>
+          <w:b w:val="0"/>
+        </w:rPr>
         <w:t>Inspect eligibility, source dates, related units and label definitions before scoring. Deduplicate by declared unit identity, not merely file name; report excluded and unassessed cases.</w:t>
       </w:r>
     </w:p>
@@ -313,8 +549,49 @@
       </w:r>
     </w:p>
     <w:p>
-      <w:r>
-        <w:t>Before applying the procedure, write its units, denominator or decision boundary where relevant. A partner should be able to repeat each step using the same inputs. If a required input is absent or violates the stated contract, record that condition explicitly instead of quietly replacing it with a convenient value.</w:t>
+      <w:pPr>
+        <w:spacing w:line="336" w:lineRule="auto" w:after="180"/>
+      </w:pPr>
+      <w:r>
+        <w:rPr>
+          <w:b w:val="0"/>
+        </w:rPr>
+        <w:t xml:space="preserve">Before applying the procedure, write its units, denominator or decision boundary where relevant. A partner should be able to repeat each step using the same </w:t>
+      </w:r>
+      <w:r>
+        <w:rPr>
+          <w:b/>
+        </w:rPr>
+        <w:t>input</w:t>
+      </w:r>
+      <w:r>
+        <w:rPr>
+          <w:b w:val="0"/>
+        </w:rPr>
+        <w:t>s.</w:t>
+      </w:r>
+    </w:p>
+    <w:p>
+      <w:pPr>
+        <w:spacing w:line="336" w:lineRule="auto" w:after="180"/>
+      </w:pPr>
+      <w:r>
+        <w:rPr>
+          <w:b w:val="0"/>
+        </w:rPr>
+        <w:t xml:space="preserve">If a required </w:t>
+      </w:r>
+      <w:r>
+        <w:rPr>
+          <w:b/>
+        </w:rPr>
+        <w:t>input</w:t>
+      </w:r>
+      <w:r>
+        <w:rPr>
+          <w:b w:val="0"/>
+        </w:rPr>
+        <w:t xml:space="preserve"> is absent or violates the stated contract, record that condition explicitly instead of quietly replacing it with a convenient value.</w:t>
       </w:r>
     </w:p>
     <w:p>
@@ -326,8 +603,26 @@
       </w:r>
     </w:p>
     <w:p>
-      <w:r>
-        <w:t>Point to the input, the deciding step and the result in this week’s visual. Explain the same step in ordinary words. A picture helps when you can say what each part represents.</w:t>
+      <w:pPr>
+        <w:spacing w:line="336" w:lineRule="auto" w:after="180"/>
+      </w:pPr>
+      <w:r>
+        <w:rPr>
+          <w:b w:val="0"/>
+        </w:rPr>
+        <w:t xml:space="preserve">Point to the </w:t>
+      </w:r>
+      <w:r>
+        <w:rPr>
+          <w:b/>
+        </w:rPr>
+        <w:t>input</w:t>
+      </w:r>
+      <w:r>
+        <w:rPr>
+          <w:b w:val="0"/>
+        </w:rPr>
+        <w:t>, the deciding step and the result in this week’s visual. Explain the same step in ordinary words. A picture helps when you can say what each part represents.</w:t>
       </w:r>
     </w:p>
     <w:p>
@@ -339,6 +634,11 @@
       </w:r>
     </w:p>
     <w:p>
+      <w:r>
+        <w:t>Compare the supplied cases for Dataset and benchmark limitations. Identify the detail that changes the conclusion.</w:t>
+      </w:r>
+    </w:p>
+    <w:p>
       <w:pPr>
         <w:pStyle w:val="Heading3"/>
       </w:pPr>
@@ -347,8 +647,26 @@
       </w:r>
     </w:p>
     <w:p>
-      <w:r>
-        <w:t>Ten benchmark rows include three copies of one source and seven other unique sources. Show the intermediate steps and give the conclusion with its scope.</w:t>
+      <w:pPr>
+        <w:spacing w:line="336" w:lineRule="auto" w:after="180"/>
+      </w:pPr>
+      <w:r>
+        <w:rPr>
+          <w:b w:val="0"/>
+        </w:rPr>
+        <w:t xml:space="preserve">Ten </w:t>
+      </w:r>
+      <w:r>
+        <w:rPr>
+          <w:b/>
+        </w:rPr>
+        <w:t>benchmark</w:t>
+      </w:r>
+      <w:r>
+        <w:rPr>
+          <w:b w:val="0"/>
+        </w:rPr>
+        <w:t xml:space="preserve"> rows include three copies of one source and seven other unique sources. Show the intermediate steps and give the conclusion with its scope.</w:t>
       </w:r>
     </w:p>
     <w:p>
@@ -393,17 +711,68 @@
       </w:r>
     </w:p>
     <w:p>
-      <w:r>
+      <w:pPr>
+        <w:pStyle w:val="Heading3"/>
+      </w:pPr>
+      <w:r>
+        <w:t>Change one thing</w:t>
+      </w:r>
+    </w:p>
+    <w:p>
+      <w:pPr>
+        <w:spacing w:line="336" w:lineRule="auto" w:after="180"/>
+        <w:shd w:fill="F5F1FB"/>
+      </w:pPr>
+      <w:r>
+        <w:rPr>
+          <w:b w:val="0"/>
+        </w:rPr>
         <w:t>Change: Add four reserved outdoor cases, of which two are correct.</w:t>
       </w:r>
     </w:p>
     <w:p>
-      <w:r>
-        <w:t>Prediction: Report the outdoor slice as 2/4=50%, separately from indoor results.</w:t>
-      </w:r>
-    </w:p>
-    <w:p>
-      <w:r>
+      <w:pPr>
+        <w:pStyle w:val="Heading3"/>
+      </w:pPr>
+      <w:r>
+        <w:t>Predicted result</w:t>
+      </w:r>
+    </w:p>
+    <w:p>
+      <w:pPr>
+        <w:spacing w:line="336" w:lineRule="auto" w:after="180"/>
+        <w:shd w:fill="F1F6FC"/>
+      </w:pPr>
+      <w:r>
+        <w:rPr>
+          <w:b/>
+        </w:rPr>
+        <w:t>Prediction</w:t>
+      </w:r>
+      <w:r>
+        <w:rPr>
+          <w:b w:val="0"/>
+        </w:rPr>
+        <w:t>: Report the outdoor slice as 2/4=50%, separately from indoor results.</w:t>
+      </w:r>
+    </w:p>
+    <w:p>
+      <w:pPr>
+        <w:pStyle w:val="Heading3"/>
+      </w:pPr>
+      <w:r>
+        <w:t>Why the result follows</w:t>
+      </w:r>
+    </w:p>
+    <w:p>
+      <w:pPr>
+        <w:spacing w:line="336" w:lineRule="auto" w:after="180"/>
+        <w:shd w:fill="F1F6FC"/>
+      </w:pPr>
+      <w:r>
+        <w:rPr>
+          <w:b w:val="0"/>
+        </w:rPr>
         <w:t>Reason: The new records finally measure the missing condition, with a small denominator.</w:t>
       </w:r>
     </w:p>
@@ -413,6 +782,11 @@
       </w:pPr>
       <w:r>
         <w:t>05. Words that unlock the idea</w:t>
+      </w:r>
+    </w:p>
+    <w:p>
+      <w:r>
+        <w:t>Use the vocabulary of Dataset and benchmark limitations to explain a concrete decision, rather than only memorising definitions.</w:t>
       </w:r>
     </w:p>
     <w:tbl>
@@ -550,29 +924,127 @@
     </w:p>
     <w:p>
       <w:r>
-        <w:t>Ten benchmark rows include three copies of one source and seven other unique sources.</w:t>
-      </w:r>
-    </w:p>
-    <w:p>
-      <w:r>
+        <w:t>Follow the worked trace for Dataset and benchmark limitations, predict a step, then compare with its explanation.</w:t>
+      </w:r>
+    </w:p>
+    <w:p>
+      <w:pPr>
+        <w:spacing w:line="336" w:lineRule="auto" w:after="180"/>
+      </w:pPr>
+      <w:r>
+        <w:rPr>
+          <w:b w:val="0"/>
+        </w:rPr>
+        <w:t xml:space="preserve">Ten </w:t>
+      </w:r>
+      <w:r>
+        <w:rPr>
+          <w:b/>
+        </w:rPr>
+        <w:t>benchmark</w:t>
+      </w:r>
+      <w:r>
+        <w:rPr>
+          <w:b w:val="0"/>
+        </w:rPr>
+        <w:t xml:space="preserve"> rows include three copies of one source and seven other unique sources.</w:t>
+      </w:r>
+    </w:p>
+    <w:p>
+      <w:pPr>
+        <w:spacing w:line="336" w:lineRule="auto" w:after="180"/>
+      </w:pPr>
+      <w:r>
+        <w:rPr>
+          <w:b w:val="0"/>
+        </w:rPr>
         <w:t>Eight unique source units, not ten independent sources. Identify duplicate weighting before analysis; do not silently discard results.</w:t>
       </w:r>
     </w:p>
     <w:p>
-      <w:r>
-        <w:t>Compare the intermediate evidence with the final statement. Explain why each number or decision follows from the stated inputs. The conclusion belongs to this scenario and procedure; changing the inputs, evaluation population or authority can change what it establishes. Retain the raw record so a later revision can be compared honestly.</w:t>
-      </w:r>
-    </w:p>
-    <w:p>
       <w:pPr>
         <w:pStyle w:val="Heading3"/>
       </w:pPr>
       <w:r>
+        <w:t>Worked explanation · Dataset and benchmark limitations</w:t>
+      </w:r>
+    </w:p>
+    <w:p>
+      <w:pPr>
+        <w:spacing w:line="336" w:lineRule="auto" w:after="180"/>
+        <w:shd w:fill="F1F6FC"/>
+      </w:pPr>
+      <w:r>
+        <w:rPr>
+          <w:b w:val="0"/>
+        </w:rPr>
+        <w:t xml:space="preserve">Compare the intermediate </w:t>
+      </w:r>
+      <w:r>
+        <w:rPr>
+          <w:b/>
+        </w:rPr>
+        <w:t>evidence</w:t>
+      </w:r>
+      <w:r>
+        <w:rPr>
+          <w:b w:val="0"/>
+        </w:rPr>
+        <w:t xml:space="preserve"> with the final statement. Explain why each number or decision follows from the stated </w:t>
+      </w:r>
+      <w:r>
+        <w:rPr>
+          <w:b/>
+        </w:rPr>
+        <w:t>input</w:t>
+      </w:r>
+      <w:r>
+        <w:rPr>
+          <w:b w:val="0"/>
+        </w:rPr>
+        <w:t>s.</w:t>
+      </w:r>
+    </w:p>
+    <w:p>
+      <w:pPr>
+        <w:spacing w:line="336" w:lineRule="auto" w:after="180"/>
+        <w:shd w:fill="F1F6FC"/>
+      </w:pPr>
+      <w:r>
+        <w:rPr>
+          <w:b w:val="0"/>
+        </w:rPr>
+        <w:t xml:space="preserve">The conclusion belongs to this scenario and procedure; changing the </w:t>
+      </w:r>
+      <w:r>
+        <w:rPr>
+          <w:b/>
+        </w:rPr>
+        <w:t>input</w:t>
+      </w:r>
+      <w:r>
+        <w:rPr>
+          <w:b w:val="0"/>
+        </w:rPr>
+        <w:t>s, evaluation population or authority can change what it establishes. Retain the raw record so a later revision can be compared honestly.</w:t>
+      </w:r>
+    </w:p>
+    <w:p>
+      <w:pPr>
+        <w:pStyle w:val="Heading3"/>
+      </w:pPr>
+      <w:r>
         <w:t>Learn from the worked case</w:t>
       </w:r>
     </w:p>
     <w:p>
-      <w:r>
+      <w:pPr>
+        <w:spacing w:line="336" w:lineRule="auto" w:after="180"/>
+      </w:pPr>
+      <w:r>
+        <w:rPr>
+          <w:b w:val="0"/>
+        </w:rPr>
         <w:t>Cover the result before checking it. Say what is given, choose the procedure, and follow one step at a time. Then uncover the result and explain your first mismatch. Ask why a step is allowed, not only what number it produces.</w:t>
       </w:r>
     </w:p>
@@ -585,8 +1057,26 @@
       </w:r>
     </w:p>
     <w:p>
-      <w:r>
-        <w:t>A benchmark can miss the intended setting. A plant model is evaluated on clean indoor photos but proposed for shaded outdoor photos.</w:t>
+      <w:pPr>
+        <w:spacing w:line="336" w:lineRule="auto" w:after="180"/>
+      </w:pPr>
+      <w:r>
+        <w:rPr>
+          <w:b w:val="0"/>
+        </w:rPr>
+        <w:t xml:space="preserve">A </w:t>
+      </w:r>
+      <w:r>
+        <w:rPr>
+          <w:b/>
+        </w:rPr>
+        <w:t>benchmark</w:t>
+      </w:r>
+      <w:r>
+        <w:rPr>
+          <w:b w:val="0"/>
+        </w:rPr>
+        <w:t xml:space="preserve"> can miss the intended setting. A plant model is evaluated on clean indoor photos but proposed for shaded outdoor photos.</w:t>
       </w:r>
     </w:p>
     <w:p>
@@ -598,8 +1088,35 @@
       </w:r>
     </w:p>
     <w:p>
-      <w:r>
-        <w:t>Indoor benchmark: 9/10 correct. No outdoor cases are present. The same model is intended for both.</w:t>
+      <w:pPr>
+        <w:pStyle w:val="Heading3"/>
+      </w:pPr>
+      <w:r>
+        <w:t>Supplied facts</w:t>
+      </w:r>
+    </w:p>
+    <w:p>
+      <w:pPr>
+        <w:spacing w:line="336" w:lineRule="auto" w:after="180"/>
+        <w:shd w:fill="F1F6FC"/>
+      </w:pPr>
+      <w:r>
+        <w:rPr>
+          <w:b w:val="0"/>
+        </w:rPr>
+        <w:t xml:space="preserve">Indoor </w:t>
+      </w:r>
+      <w:r>
+        <w:rPr>
+          <w:b/>
+        </w:rPr>
+        <w:t>benchmark</w:t>
+      </w:r>
+      <w:r>
+        <w:rPr>
+          <w:b w:val="0"/>
+        </w:rPr>
+        <w:t>: 9/10 correct. No outdoor cases are present. The same model is intended for both.</w:t>
       </w:r>
     </w:p>
     <w:p>
@@ -798,30 +1315,114 @@
       </w:r>
     </w:p>
     <w:p>
-      <w:r>
-        <w:t>A benchmark represents particular tasks and collection conditions. High performance on it cannot automatically establish fitness for a different deployment setting.</w:t>
-      </w:r>
-    </w:p>
-    <w:p>
       <w:pPr>
         <w:pStyle w:val="Heading3"/>
       </w:pPr>
       <w:r>
+        <w:t>Why the result follows</w:t>
+      </w:r>
+    </w:p>
+    <w:p>
+      <w:pPr>
+        <w:spacing w:line="336" w:lineRule="auto" w:after="180"/>
+        <w:shd w:fill="F1F6FC"/>
+      </w:pPr>
+      <w:r>
+        <w:rPr>
+          <w:b w:val="0"/>
+        </w:rPr>
+        <w:t xml:space="preserve">A </w:t>
+      </w:r>
+      <w:r>
+        <w:rPr>
+          <w:b/>
+        </w:rPr>
+        <w:t>benchmark</w:t>
+      </w:r>
+      <w:r>
+        <w:rPr>
+          <w:b w:val="0"/>
+        </w:rPr>
+        <w:t xml:space="preserve"> represents particular tasks and collection conditions. High performance on it cannot automatically establish fitness for a different deployment setting.</w:t>
+      </w:r>
+    </w:p>
+    <w:p>
+      <w:pPr>
+        <w:pStyle w:val="Heading3"/>
+      </w:pPr>
+      <w:r>
         <w:t>What this example does not establish</w:t>
       </w:r>
     </w:p>
     <w:p>
-      <w:r>
+      <w:pPr>
+        <w:pStyle w:val="Heading3"/>
+      </w:pPr>
+      <w:r>
+        <w:t>Keep the stated limit</w:t>
+      </w:r>
+    </w:p>
+    <w:p>
+      <w:pPr>
+        <w:spacing w:line="336" w:lineRule="auto" w:after="180"/>
+        <w:shd w:fill="FFF5E6"/>
+      </w:pPr>
+      <w:r>
+        <w:rPr>
+          <w:b w:val="0"/>
+        </w:rPr>
         <w:t>Neither slice estimates all future photos; inspect sampling, labels and grouping.</w:t>
       </w:r>
     </w:p>
     <w:p>
-      <w:r>
-        <w:t>Read the labelled picture: Report the indoor benchmark with its denominator and missing condition. After two correct outdoor cases out of four are added, what slice rate is supported and what remains uncertain?</w:t>
-      </w:r>
-    </w:p>
-    <w:p>
-      <w:r>
+      <w:pPr>
+        <w:pStyle w:val="Heading3"/>
+      </w:pPr>
+      <w:r>
+        <w:t>Keep the stated limit</w:t>
+      </w:r>
+    </w:p>
+    <w:p>
+      <w:pPr>
+        <w:spacing w:line="336" w:lineRule="auto" w:after="180"/>
+        <w:shd w:fill="FFF5E6"/>
+      </w:pPr>
+      <w:r>
+        <w:rPr>
+          <w:b w:val="0"/>
+        </w:rPr>
+        <w:t xml:space="preserve">Read the labelled picture: Report the indoor </w:t>
+      </w:r>
+      <w:r>
+        <w:rPr>
+          <w:b/>
+        </w:rPr>
+        <w:t>benchmark</w:t>
+      </w:r>
+      <w:r>
+        <w:rPr>
+          <w:b w:val="0"/>
+        </w:rPr>
+        <w:t xml:space="preserve"> with its denominator and missing condition. After two correct outdoor cases out of four are added, what slice rate is supported and what remains uncertain?</w:t>
+      </w:r>
+    </w:p>
+    <w:p>
+      <w:pPr>
+        <w:pStyle w:val="Heading3"/>
+      </w:pPr>
+      <w:r>
+        <w:t>Keep the stated limit</w:t>
+      </w:r>
+    </w:p>
+    <w:p>
+      <w:pPr>
+        <w:spacing w:line="336" w:lineRule="auto" w:after="180"/>
+        <w:shd w:fill="FFF5E6"/>
+      </w:pPr>
+      <w:r>
+        <w:rPr>
+          <w:b w:val="0"/>
+        </w:rPr>
         <w:t>Change one thing: Add four reserved outdoor cases, of which two are correct. Predict the result before checking the explanation. What remains the same?</w:t>
       </w:r>
     </w:p>
@@ -835,12 +1436,24 @@
     </w:p>
     <w:p>
       <w:r>
-        <w:t>Benchmark success does not establish performance on a deployment population missing from its design.</w:t>
-      </w:r>
-    </w:p>
-    <w:p>
-      <w:r>
-        <w:t>A useful check asks what would make the reasoning fail. Distinguish a failure to execute the declared procedure from a weakness in the procedure itself. The first may require a correction; the second requires an explicitly revised method and new evidence. Preserve unsuccessful cases so an improved result cannot hide the original problem.</w:t>
+        <w:t>Find the unsupported step in the Dataset and benchmark limitations claim and explain a repair using the supplied evidence.</w:t>
+      </w:r>
+    </w:p>
+    <w:p>
+      <w:pPr>
+        <w:spacing w:line="336" w:lineRule="auto" w:after="180"/>
+      </w:pPr>
+      <w:r>
+        <w:rPr>
+          <w:b/>
+        </w:rPr>
+        <w:t>Benchmark</w:t>
+      </w:r>
+      <w:r>
+        <w:rPr>
+          <w:b w:val="0"/>
+        </w:rPr>
+        <w:t xml:space="preserve"> success does not establish performance on a deployment population missing from its design.</w:t>
       </w:r>
     </w:p>
     <w:p>
@@ -848,6 +1461,50 @@
         <w:pStyle w:val="Heading3"/>
       </w:pPr>
       <w:r>
+        <w:t>Check the claim against the facts</w:t>
+      </w:r>
+    </w:p>
+    <w:p>
+      <w:pPr>
+        <w:spacing w:line="336" w:lineRule="auto" w:after="180"/>
+        <w:shd w:fill="FFF5E6"/>
+      </w:pPr>
+      <w:r>
+        <w:rPr>
+          <w:b w:val="0"/>
+        </w:rPr>
+        <w:t>A useful check asks what would make the reasoning fail. Distinguish a failure to execute the declared procedure from a weakness in the procedure itself.</w:t>
+      </w:r>
+    </w:p>
+    <w:p>
+      <w:pPr>
+        <w:spacing w:line="336" w:lineRule="auto" w:after="180"/>
+        <w:shd w:fill="FFF5E6"/>
+      </w:pPr>
+      <w:r>
+        <w:rPr>
+          <w:b w:val="0"/>
+        </w:rPr>
+        <w:t xml:space="preserve">The first may require a correction; the second requires an explicitly revised method and new </w:t>
+      </w:r>
+      <w:r>
+        <w:rPr>
+          <w:b/>
+        </w:rPr>
+        <w:t>evidence</w:t>
+      </w:r>
+      <w:r>
+        <w:rPr>
+          <w:b w:val="0"/>
+        </w:rPr>
+        <w:t>. Preserve unsuccessful cases so an improved result cannot hide the original problem.</w:t>
+      </w:r>
+    </w:p>
+    <w:p>
+      <w:pPr>
+        <w:pStyle w:val="Heading3"/>
+      </w:pPr>
+      <w:r>
         <w:t>Guided: restate the worked result, then name the assumption or limitation that prevents a broader conclusion.</w:t>
       </w:r>
     </w:p>
@@ -885,8 +1542,37 @@
       </w:r>
     </w:p>
     <w:p>
-      <w:r>
-        <w:t>A report omits this qualification: Benchmark success does not establish performance on a deployment population missing from its design. Explain how omitting it could change a reader's interpretation, and write an accurate replacement.</w:t>
+      <w:pPr>
+        <w:spacing w:line="336" w:lineRule="auto" w:after="180"/>
+      </w:pPr>
+      <w:r>
+        <w:rPr>
+          <w:b w:val="0"/>
+        </w:rPr>
+        <w:t xml:space="preserve">A report omits this qualification: </w:t>
+      </w:r>
+      <w:r>
+        <w:rPr>
+          <w:b/>
+        </w:rPr>
+        <w:t>Benchmark</w:t>
+      </w:r>
+      <w:r>
+        <w:rPr>
+          <w:b w:val="0"/>
+        </w:rPr>
+        <w:t xml:space="preserve"> success does not establish performance on a deployment population missing from its design.</w:t>
+      </w:r>
+    </w:p>
+    <w:p>
+      <w:pPr>
+        <w:spacing w:line="336" w:lineRule="auto" w:after="180"/>
+      </w:pPr>
+      <w:r>
+        <w:rPr>
+          <w:b w:val="0"/>
+        </w:rPr>
+        <w:t>Explain how omitting it could change a reader's interpretation, and write an accurate replacement.</w:t>
       </w:r>
     </w:p>
     <w:p>
@@ -937,7 +1623,54 @@
     </w:p>
     <w:p>
       <w:r>
-        <w:t>Explain the weekly mechanism in your own words. Use the worked scenario to name its input, decision rule and output.</w:t>
+        <w:t>Practise Dataset and benchmark limitations with support, then explain the deciding step in your own words.</w:t>
+      </w:r>
+    </w:p>
+    <w:p>
+      <w:pPr>
+        <w:spacing w:line="336" w:lineRule="auto" w:after="180"/>
+      </w:pPr>
+      <w:r>
+        <w:rPr>
+          <w:b w:val="0"/>
+        </w:rPr>
+        <w:t xml:space="preserve">Explain the weekly </w:t>
+      </w:r>
+      <w:r>
+        <w:rPr>
+          <w:b/>
+        </w:rPr>
+        <w:t>mechanism</w:t>
+      </w:r>
+      <w:r>
+        <w:rPr>
+          <w:b w:val="0"/>
+        </w:rPr>
+        <w:t xml:space="preserve"> in your own words. Use the worked scenario to name its </w:t>
+      </w:r>
+      <w:r>
+        <w:rPr>
+          <w:b/>
+        </w:rPr>
+        <w:t>input</w:t>
+      </w:r>
+      <w:r>
+        <w:rPr>
+          <w:b w:val="0"/>
+        </w:rPr>
+        <w:t xml:space="preserve">, decision rule and </w:t>
+      </w:r>
+      <w:r>
+        <w:rPr>
+          <w:b/>
+        </w:rPr>
+        <w:t>output</w:t>
+      </w:r>
+      <w:r>
+        <w:rPr>
+          <w:b w:val="0"/>
+        </w:rPr>
+        <w:t>.</w:t>
       </w:r>
     </w:p>
     <w:p>
@@ -1010,8 +1743,38 @@
       </w:r>
     </w:p>
     <w:p>
-      <w:r>
-        <w:t>Use workbook W2 for the connected example “Dataset and benchmark limitations”. First fill the input and rule boxes. Try the middle steps before asking for a hint. After a hint, try the next step yourself.</w:t>
+      <w:pPr>
+        <w:spacing w:line="336" w:lineRule="auto" w:after="180"/>
+      </w:pPr>
+      <w:r>
+        <w:rPr>
+          <w:b w:val="0"/>
+        </w:rPr>
+        <w:t xml:space="preserve">Use workbook W2 for the connected example “Dataset and </w:t>
+      </w:r>
+      <w:r>
+        <w:rPr>
+          <w:b/>
+        </w:rPr>
+        <w:t>benchmark</w:t>
+      </w:r>
+      <w:r>
+        <w:rPr>
+          <w:b w:val="0"/>
+        </w:rPr>
+        <w:t xml:space="preserve"> limitations”. First fill the </w:t>
+      </w:r>
+      <w:r>
+        <w:rPr>
+          <w:b/>
+        </w:rPr>
+        <w:t>input</w:t>
+      </w:r>
+      <w:r>
+        <w:rPr>
+          <w:b w:val="0"/>
+        </w:rPr>
+        <w:t xml:space="preserve"> and rule boxes. Try the middle steps before asking for a hint. After a hint, try the next step yourself.</w:t>
       </w:r>
     </w:p>
     <w:tbl>
@@ -1094,7 +1857,13 @@
       </w:tr>
     </w:tbl>
     <w:p>
-      <w:r>
+      <w:pPr>
+        <w:spacing w:line="336" w:lineRule="auto" w:after="180"/>
+      </w:pPr>
+      <w:r>
+        <w:rPr>
+          <w:b w:val="0"/>
+        </w:rPr>
         <w:t>Explain your trace to a partner. Your partner points to one step to check. Swap roles on the next case. Each person writes their own explanation.</w:t>
       </w:r>
     </w:p>
@@ -1107,12 +1876,47 @@
       </w:r>
     </w:p>
     <w:p>
-      <w:r>
-        <w:t>Use the worked case for Dataset and benchmark limitations. Proposed explanation: “The worked result establishes every future case”. Decide whether this explanation is supported. Point to the step or supplied fact that decides; explain your repair if needed.</w:t>
-      </w:r>
-    </w:p>
-    <w:p>
-      <w:r>
+      <w:pPr>
+        <w:spacing w:line="336" w:lineRule="auto" w:after="180"/>
+      </w:pPr>
+      <w:r>
+        <w:rPr>
+          <w:b w:val="0"/>
+        </w:rPr>
+        <w:t xml:space="preserve">Use the worked case for Dataset and </w:t>
+      </w:r>
+      <w:r>
+        <w:rPr>
+          <w:b/>
+        </w:rPr>
+        <w:t>benchmark</w:t>
+      </w:r>
+      <w:r>
+        <w:rPr>
+          <w:b w:val="0"/>
+        </w:rPr>
+        <w:t xml:space="preserve"> limitations. Proposed explanation: “The worked result establishes every future case”. Decide whether this explanation is supported.</w:t>
+      </w:r>
+    </w:p>
+    <w:p>
+      <w:pPr>
+        <w:spacing w:line="336" w:lineRule="auto" w:after="180"/>
+      </w:pPr>
+      <w:r>
+        <w:rPr>
+          <w:b w:val="0"/>
+        </w:rPr>
+        <w:t>Point to the step or supplied fact that decides; explain your repair if needed.</w:t>
+      </w:r>
+    </w:p>
+    <w:p>
+      <w:pPr>
+        <w:spacing w:line="336" w:lineRule="auto" w:after="180"/>
+      </w:pPr>
+      <w:r>
+        <w:rPr>
+          <w:b w:val="0"/>
+        </w:rPr>
         <w:t>Answer on your own before discussion. If you are unsure, say which step you need help with.</w:t>
       </w:r>
     </w:p>
@@ -1125,8 +1929,27 @@
       </w:r>
     </w:p>
     <w:p>
-      <w:r>
-        <w:t>Report the indoor benchmark with its denominator and missing condition. After two correct outdoor cases out of four are added, what slice rate is supported and what remains uncertain?</w:t>
+      <w:pPr>
+        <w:spacing w:line="336" w:lineRule="auto" w:after="180"/>
+        <w:shd w:fill="F5F1FB"/>
+      </w:pPr>
+      <w:r>
+        <w:rPr>
+          <w:b w:val="0"/>
+        </w:rPr>
+        <w:t xml:space="preserve">Report the indoor </w:t>
+      </w:r>
+      <w:r>
+        <w:rPr>
+          <w:b/>
+        </w:rPr>
+        <w:t>benchmark</w:t>
+      </w:r>
+      <w:r>
+        <w:rPr>
+          <w:b w:val="0"/>
+        </w:rPr>
+        <w:t xml:space="preserve"> with its denominator and missing condition. After two correct outdoor cases out of four are added, what slice rate is supported and what remains uncertain?</w:t>
       </w:r>
     </w:p>
     <w:p>
@@ -1158,7 +1981,13 @@
       </w:r>
     </w:p>
     <w:p>
-      <w:r>
+      <w:pPr>
+        <w:spacing w:line="336" w:lineRule="auto" w:after="180"/>
+      </w:pPr>
+      <w:r>
+        <w:rPr>
+          <w:b w:val="0"/>
+        </w:rPr>
         <w:t>This is supported practice. Keep the separately named independent case for an attempt before feedback.</w:t>
       </w:r>
     </w:p>
@@ -1171,6 +2000,11 @@
       </w:r>
     </w:p>
     <w:p>
+      <w:r>
+        <w:t>Investigate Dataset and benchmark limitations. Record the prediction, actual observation or labelled paper trace, explanation and next test separately.</w:t>
+      </w:r>
+    </w:p>
+    <w:p>
       <w:pPr>
         <w:pStyle w:val="Heading3"/>
       </w:pPr>
@@ -1179,8 +2013,26 @@
       </w:r>
     </w:p>
     <w:p>
-      <w:r>
-        <w:t>Ten benchmark rows include three copies of one source and seven other unique sources. Show the intermediate steps and give the conclusion with its scope.</w:t>
+      <w:pPr>
+        <w:spacing w:line="336" w:lineRule="auto" w:after="180"/>
+      </w:pPr>
+      <w:r>
+        <w:rPr>
+          <w:b w:val="0"/>
+        </w:rPr>
+        <w:t xml:space="preserve">Ten </w:t>
+      </w:r>
+      <w:r>
+        <w:rPr>
+          <w:b/>
+        </w:rPr>
+        <w:t>benchmark</w:t>
+      </w:r>
+      <w:r>
+        <w:rPr>
+          <w:b w:val="0"/>
+        </w:rPr>
+        <w:t xml:space="preserve"> rows include three copies of one source and seven other unique sources. Show the intermediate steps and give the conclusion with its scope.</w:t>
       </w:r>
     </w:p>
     <w:tbl>
@@ -1320,7 +2172,13 @@
       </w:tr>
     </w:tbl>
     <w:p>
-      <w:r>
+      <w:pPr>
+        <w:spacing w:line="336" w:lineRule="auto" w:after="180"/>
+      </w:pPr>
+      <w:r>
+        <w:rPr>
+          <w:b w:val="0"/>
+        </w:rPr>
         <w:t>On paper, trace the supplied procedure. If code is provided, predict before running it in a local practice file. Never write an expected answer as though it were an observed run.</w:t>
       </w:r>
     </w:p>
@@ -1333,7 +2191,13 @@
       </w:r>
     </w:p>
     <w:p>
-      <w:r>
+      <w:pPr>
+        <w:spacing w:line="336" w:lineRule="auto" w:after="180"/>
+      </w:pPr>
+      <w:r>
+        <w:rPr>
+          <w:b w:val="0"/>
+        </w:rPr>
         <w:t>Before trying: what do I expect, and why? While trying: which step could first go wrong? Afterwards: what did I actually observe, and what should change? Keep “not run” if you only traced the procedure.</w:t>
       </w:r>
     </w:p>
@@ -1346,6 +2210,11 @@
       </w:r>
     </w:p>
     <w:p>
+      <w:r>
+        <w:t>Move from recall to tracing, diagnosis and transfer in Dataset and benchmark limitations. Explain why each step is justified.</w:t>
+      </w:r>
+    </w:p>
+    <w:p>
       <w:pPr>
         <w:pStyle w:val="Heading3"/>
       </w:pPr>
@@ -1354,18 +2223,106 @@
       </w:r>
     </w:p>
     <w:p>
-      <w:r>
-        <w:t>Explain the weekly mechanism in your own words. Use the worked scenario to name its input, decision rule and output.</w:t>
-      </w:r>
-    </w:p>
-    <w:p>
-      <w:r>
-        <w:t>A report omits this qualification: Benchmark success does not establish performance on a deployment population missing from its design. Explain how omitting it could change a reader's interpretation, and write an accurate replacement.</w:t>
-      </w:r>
-    </w:p>
-    <w:p>
-      <w:r>
-        <w:t>For the worked scenario, propose one additional case that could reveal a failure, describe its expected outcome before running it, and explain what would need to remain fixed for a fair comparison. Do not reuse W4 as a new final test after receiving feedback.</w:t>
+      <w:pPr>
+        <w:spacing w:line="336" w:lineRule="auto" w:after="180"/>
+      </w:pPr>
+      <w:r>
+        <w:rPr>
+          <w:b w:val="0"/>
+        </w:rPr>
+        <w:t xml:space="preserve">Explain the weekly </w:t>
+      </w:r>
+      <w:r>
+        <w:rPr>
+          <w:b/>
+        </w:rPr>
+        <w:t>mechanism</w:t>
+      </w:r>
+      <w:r>
+        <w:rPr>
+          <w:b w:val="0"/>
+        </w:rPr>
+        <w:t xml:space="preserve"> in your own words. Use the worked scenario to name its </w:t>
+      </w:r>
+      <w:r>
+        <w:rPr>
+          <w:b/>
+        </w:rPr>
+        <w:t>input</w:t>
+      </w:r>
+      <w:r>
+        <w:rPr>
+          <w:b w:val="0"/>
+        </w:rPr>
+        <w:t xml:space="preserve">, decision rule and </w:t>
+      </w:r>
+      <w:r>
+        <w:rPr>
+          <w:b/>
+        </w:rPr>
+        <w:t>output</w:t>
+      </w:r>
+      <w:r>
+        <w:rPr>
+          <w:b w:val="0"/>
+        </w:rPr>
+        <w:t>.</w:t>
+      </w:r>
+    </w:p>
+    <w:p>
+      <w:pPr>
+        <w:spacing w:line="336" w:lineRule="auto" w:after="180"/>
+      </w:pPr>
+      <w:r>
+        <w:rPr>
+          <w:b w:val="0"/>
+        </w:rPr>
+        <w:t xml:space="preserve">A report omits this qualification: </w:t>
+      </w:r>
+      <w:r>
+        <w:rPr>
+          <w:b/>
+        </w:rPr>
+        <w:t>Benchmark</w:t>
+      </w:r>
+      <w:r>
+        <w:rPr>
+          <w:b w:val="0"/>
+        </w:rPr>
+        <w:t xml:space="preserve"> success does not establish performance on a deployment population missing from its design.</w:t>
+      </w:r>
+    </w:p>
+    <w:p>
+      <w:pPr>
+        <w:spacing w:line="336" w:lineRule="auto" w:after="180"/>
+      </w:pPr>
+      <w:r>
+        <w:rPr>
+          <w:b w:val="0"/>
+        </w:rPr>
+        <w:t>Explain how omitting it could change a reader's interpretation, and write an accurate replacement.</w:t>
+      </w:r>
+    </w:p>
+    <w:p>
+      <w:pPr>
+        <w:spacing w:line="336" w:lineRule="auto" w:after="180"/>
+      </w:pPr>
+      <w:r>
+        <w:rPr>
+          <w:b w:val="0"/>
+        </w:rPr>
+        <w:t>For the worked scenario, propose one additional case that could reveal a failure, describe its expected outcome before running it, and explain what would need to remain fixed for a fair comparison.</w:t>
+      </w:r>
+    </w:p>
+    <w:p>
+      <w:pPr>
+        <w:spacing w:line="336" w:lineRule="auto" w:after="180"/>
+      </w:pPr>
+      <w:r>
+        <w:rPr>
+          <w:b w:val="0"/>
+        </w:rPr>
+        <w:t>Do not reuse W4 as a new final test after receiving feedback.</w:t>
       </w:r>
     </w:p>
     <w:p>
@@ -1411,7 +2368,101 @@
     </w:p>
     <w:p>
       <w:r>
-        <w:t>Add a labelled dataset and benchmark limitations evidence sheet to Reproducible AI Research Study. Show how you can explain the mechanism and terminology of dataset and benchmark limitations. Use the supplied fictional case and keep its inputs, intermediate steps, calculation or prediction, and limitation. Connect this record to last week’s record; a matching answer without a trace is insufficient.</w:t>
+        <w:t>Apply this week’s idea to Reproducible AI Research Study. Keep an annotated decision and the evidence supporting it.</w:t>
+      </w:r>
+    </w:p>
+    <w:p>
+      <w:pPr>
+        <w:spacing w:line="336" w:lineRule="auto" w:after="180"/>
+      </w:pPr>
+      <w:r>
+        <w:rPr>
+          <w:b w:val="0"/>
+        </w:rPr>
+        <w:t xml:space="preserve">Add a labelled dataset and </w:t>
+      </w:r>
+      <w:r>
+        <w:rPr>
+          <w:b/>
+        </w:rPr>
+        <w:t>benchmark</w:t>
+      </w:r>
+      <w:r>
+        <w:rPr>
+          <w:b w:val="0"/>
+        </w:rPr>
+        <w:t xml:space="preserve"> limitations </w:t>
+      </w:r>
+      <w:r>
+        <w:rPr>
+          <w:b/>
+        </w:rPr>
+        <w:t>evidence</w:t>
+      </w:r>
+      <w:r>
+        <w:rPr>
+          <w:b w:val="0"/>
+        </w:rPr>
+        <w:t xml:space="preserve"> sheet to Reproducible AI Research Study. Show how you can explain the </w:t>
+      </w:r>
+      <w:r>
+        <w:rPr>
+          <w:b/>
+        </w:rPr>
+        <w:t>mechanism</w:t>
+      </w:r>
+      <w:r>
+        <w:rPr>
+          <w:b w:val="0"/>
+        </w:rPr>
+        <w:t xml:space="preserve"> and terminology of dataset and </w:t>
+      </w:r>
+      <w:r>
+        <w:rPr>
+          <w:b/>
+        </w:rPr>
+        <w:t>benchmark</w:t>
+      </w:r>
+      <w:r>
+        <w:rPr>
+          <w:b w:val="0"/>
+        </w:rPr>
+        <w:t xml:space="preserve"> limitations.</w:t>
+      </w:r>
+    </w:p>
+    <w:p>
+      <w:pPr>
+        <w:spacing w:line="336" w:lineRule="auto" w:after="180"/>
+      </w:pPr>
+      <w:r>
+        <w:rPr>
+          <w:b w:val="0"/>
+        </w:rPr>
+        <w:t xml:space="preserve">Use the supplied fictional case and keep its </w:t>
+      </w:r>
+      <w:r>
+        <w:rPr>
+          <w:b/>
+        </w:rPr>
+        <w:t>input</w:t>
+      </w:r>
+      <w:r>
+        <w:rPr>
+          <w:b w:val="0"/>
+        </w:rPr>
+        <w:t xml:space="preserve">s, intermediate steps, calculation or </w:t>
+      </w:r>
+      <w:r>
+        <w:rPr>
+          <w:b/>
+        </w:rPr>
+        <w:t>prediction</w:t>
+      </w:r>
+      <w:r>
+        <w:rPr>
+          <w:b w:val="0"/>
+        </w:rPr>
+        <w:t>, and limitation. Connect this record to last week’s record; a matching answer without a trace is insufficient.</w:t>
       </w:r>
     </w:p>
     <w:tbl>
@@ -1539,7 +2590,13 @@
       </w:r>
     </w:p>
     <w:p>
-      <w:r>
+      <w:pPr>
+        <w:spacing w:line="336" w:lineRule="auto" w:after="180"/>
+      </w:pPr>
+      <w:r>
+        <w:rPr>
+          <w:b w:val="0"/>
+        </w:rPr>
         <w:t>For the Reproducible AI Research Study, retain an annotated worked trace and the changed-case reasoning. Connect the claim to its records, units and assumptions so another investigator can challenge or reproduce it.</w:t>
       </w:r>
     </w:p>
@@ -1553,7 +2610,29 @@
     </w:p>
     <w:p>
       <w:r>
-        <w:t>Complete the supported workbook tasks before attempting W4 independently. Record any hints or help used. After feedback, use the teacher's fresh retry rather than copying the earlier answer. For a project, select a relevant new case, predict the outcome from the declared rule and preserve the result alongside any revision.</w:t>
+        <w:t>Use a genuinely new case for independent evidence. Previously discussed examples remain practice; use the separately named independent case before feedback.</w:t>
+      </w:r>
+    </w:p>
+    <w:p>
+      <w:pPr>
+        <w:spacing w:line="336" w:lineRule="auto" w:after="180"/>
+      </w:pPr>
+      <w:r>
+        <w:rPr>
+          <w:b w:val="0"/>
+        </w:rPr>
+        <w:t>Complete the supported workbook tasks before attempting W4 independently. Record any hints or help used. After feedback, use the teacher's fresh retry rather than copying the earlier answer.</w:t>
+      </w:r>
+    </w:p>
+    <w:p>
+      <w:pPr>
+        <w:spacing w:line="336" w:lineRule="auto" w:after="180"/>
+      </w:pPr>
+      <w:r>
+        <w:rPr>
+          <w:b w:val="0"/>
+        </w:rPr>
+        <w:t>For a project, select a relevant new case, predict the outcome from the declared rule and preserve the result alongside any revision.</w:t>
       </w:r>
     </w:p>
     <w:p>
@@ -1590,8 +2669,25 @@
       </w:r>
     </w:p>
     <w:p>
-      <w:r>
-        <w:t>For the worked scenario, propose one additional case that could reveal a failure, describe its expected outcome before running it, and explain what would need to remain fixed for a fair comparison. Do not reuse W4 as a new final test after receiving feedback.</w:t>
+      <w:pPr>
+        <w:spacing w:line="336" w:lineRule="auto" w:after="180"/>
+      </w:pPr>
+      <w:r>
+        <w:rPr>
+          <w:b w:val="0"/>
+        </w:rPr>
+        <w:t>For the worked scenario, propose one additional case that could reveal a failure, describe its expected outcome before running it, and explain what would need to remain fixed for a fair comparison.</w:t>
+      </w:r>
+    </w:p>
+    <w:p>
+      <w:pPr>
+        <w:spacing w:line="336" w:lineRule="auto" w:after="180"/>
+      </w:pPr>
+      <w:r>
+        <w:rPr>
+          <w:b w:val="0"/>
+        </w:rPr>
+        <w:t>Do not reuse W4 as a new final test after receiving feedback.</w:t>
       </w:r>
     </w:p>
     <w:p>
@@ -1628,6 +2724,11 @@
       </w:pPr>
       <w:r>
         <w:t>13. Study a complete case</w:t>
+      </w:r>
+    </w:p>
+    <w:p>
+      <w:r>
+        <w:t>Revisit the complete Dataset and benchmark limitations case for supported practice. Repeated examples do not become fresh assessments.</w:t>
       </w:r>
     </w:p>
     <w:p>
@@ -1731,8 +2832,26 @@
       </w:r>
     </w:p>
     <w:p>
-      <w:r>
-        <w:t>Follow the input through the stated procedure to its result. Cover the result first, predict it, then explain every intermediate step. The text/table accompanies the figure so the example can be read without colour.</w:t>
+      <w:pPr>
+        <w:spacing w:line="336" w:lineRule="auto" w:after="180"/>
+      </w:pPr>
+      <w:r>
+        <w:rPr>
+          <w:b w:val="0"/>
+        </w:rPr>
+        <w:t xml:space="preserve">Follow the </w:t>
+      </w:r>
+      <w:r>
+        <w:rPr>
+          <w:b/>
+        </w:rPr>
+        <w:t>input</w:t>
+      </w:r>
+      <w:r>
+        <w:rPr>
+          <w:b w:val="0"/>
+        </w:rPr>
+        <w:t xml:space="preserve"> through the stated procedure to its result. Cover the result first, predict it, then explain every intermediate step. The text/table accompanies the figure so the example can be read without colour.</w:t>
       </w:r>
     </w:p>
     <w:p>
@@ -1782,6 +2901,11 @@
       </w:r>
     </w:p>
     <w:p>
+      <w:r>
+        <w:t>Attempt the reserved new case before feedback. Record support; the earlier examples below remain additional practice.</w:t>
+      </w:r>
+    </w:p>
+    <w:p>
       <w:pPr>
         <w:pStyle w:val="Heading3"/>
       </w:pPr>
@@ -1790,7 +2914,13 @@
       </w:r>
     </w:p>
     <w:p>
-      <w:r>
+      <w:pPr>
+        <w:spacing w:line="336" w:lineRule="auto" w:after="180"/>
+      </w:pPr>
+      <w:r>
+        <w:rPr>
+          <w:b w:val="0"/>
+        </w:rPr>
         <w:t>Twelve rows include four copies of one source and eight others. Count unique units and name one coverage concern.</w:t>
       </w:r>
     </w:p>
@@ -1838,7 +2968,13 @@
       </w:r>
     </w:p>
     <w:p>
-      <w:r>
+      <w:pPr>
+        <w:spacing w:line="336" w:lineRule="auto" w:after="180"/>
+      </w:pPr>
+      <w:r>
+        <w:rPr>
+          <w:b w:val="0"/>
+        </w:rPr>
         <w:t>Attempt this case before feedback. Record any help. Earlier examples below are further practice; a case already practised with feedback cannot establish fresh transfer.</w:t>
       </w:r>
     </w:p>
@@ -1851,7 +2987,13 @@
       </w:r>
     </w:p>
     <w:p>
-      <w:r>
+      <w:pPr>
+        <w:spacing w:line="336" w:lineRule="auto" w:after="180"/>
+      </w:pPr>
+      <w:r>
+        <w:rPr>
+          <w:b w:val="0"/>
+        </w:rPr>
         <w:t>Twelve rows include four copies of one source and eight others. Count unique units and name one coverage concern.</w:t>
       </w:r>
     </w:p>
@@ -1904,7 +3046,13 @@
       </w:r>
     </w:p>
     <w:p>
-      <w:r>
+      <w:pPr>
+        <w:spacing w:line="336" w:lineRule="auto" w:after="180"/>
+      </w:pPr>
+      <w:r>
+        <w:rPr>
+          <w:b w:val="0"/>
+        </w:rPr>
         <w:t>Record support used: none, hint or teacher explanation. After feedback, a different case is needed to demonstrate independence.</w:t>
       </w:r>
     </w:p>
@@ -1917,8 +3065,25 @@
       </w:r>
     </w:p>
     <w:p>
-      <w:r>
-        <w:t>Attempt the independent case before hints. Record whether you worked alone, used a hint or followed a model. After feedback, fix the first unsupported step and explain why it changed. A later check uses a changed case, not a copied answer.</w:t>
+      <w:pPr>
+        <w:spacing w:line="336" w:lineRule="auto" w:after="180"/>
+      </w:pPr>
+      <w:r>
+        <w:rPr>
+          <w:b w:val="0"/>
+        </w:rPr>
+        <w:t>Attempt the independent case before hints. Record whether you worked alone, used a hint or followed a model. After feedback, fix the first unsupported step and explain why it changed.</w:t>
+      </w:r>
+    </w:p>
+    <w:p>
+      <w:pPr>
+        <w:spacing w:line="336" w:lineRule="auto" w:after="180"/>
+      </w:pPr>
+      <w:r>
+        <w:rPr>
+          <w:b w:val="0"/>
+        </w:rPr>
+        <w:t>A later check uses a changed case, not a copied answer.</w:t>
       </w:r>
     </w:p>
     <w:p>
@@ -1931,7 +3096,30 @@
     </w:p>
     <w:p>
       <w:r>
-        <w:t>Start with this question: A benchmark can miss the intended setting. A plant model is evaluated on clean indoor photos but proposed for shaded outdoor photos.</w:t>
+        <w:t>Use this map to navigate Dataset and benchmark limitations, connect the goals to tasks and keep one evidence record for each attempt.</w:t>
+      </w:r>
+    </w:p>
+    <w:p>
+      <w:pPr>
+        <w:spacing w:line="336" w:lineRule="auto" w:after="180"/>
+      </w:pPr>
+      <w:r>
+        <w:rPr>
+          <w:b w:val="0"/>
+        </w:rPr>
+        <w:t xml:space="preserve">Start with this question: A </w:t>
+      </w:r>
+      <w:r>
+        <w:rPr>
+          <w:b/>
+        </w:rPr>
+        <w:t>benchmark</w:t>
+      </w:r>
+      <w:r>
+        <w:rPr>
+          <w:b w:val="0"/>
+        </w:rPr>
+        <w:t xml:space="preserve"> can miss the intended setting. A plant model is evaluated on clean indoor photos but proposed for shaded outdoor photos.</w:t>
       </w:r>
     </w:p>
     <w:tbl>
@@ -2037,13 +3225,61 @@
       </w:tr>
     </w:tbl>
     <w:p>
-      <w:r>
-        <w:t>Remember → watch and explain → try with help → investigate → try independently → keep project evidence. Your teacher may spread this lesson across several classes.</w:t>
-      </w:r>
-    </w:p>
-    <w:p>
-      <w:r>
-        <w:t>Keep your first prediction. Compare it with what the evidence shows and explain any change.</w:t>
+      <w:pPr>
+        <w:spacing w:line="336" w:lineRule="auto" w:after="180"/>
+      </w:pPr>
+      <w:r>
+        <w:rPr>
+          <w:b w:val="0"/>
+        </w:rPr>
+        <w:t xml:space="preserve">Remember → watch and explain → try with help → investigate → try independently → keep project </w:t>
+      </w:r>
+      <w:r>
+        <w:rPr>
+          <w:b/>
+        </w:rPr>
+        <w:t>evidence</w:t>
+      </w:r>
+      <w:r>
+        <w:rPr>
+          <w:b w:val="0"/>
+        </w:rPr>
+        <w:t>. Your teacher may spread this lesson across several classes.</w:t>
+      </w:r>
+    </w:p>
+    <w:p>
+      <w:pPr>
+        <w:spacing w:line="336" w:lineRule="auto" w:after="180"/>
+      </w:pPr>
+      <w:r>
+        <w:rPr>
+          <w:b w:val="0"/>
+        </w:rPr>
+        <w:t xml:space="preserve">Keep your first </w:t>
+      </w:r>
+      <w:r>
+        <w:rPr>
+          <w:b/>
+        </w:rPr>
+        <w:t>prediction</w:t>
+      </w:r>
+      <w:r>
+        <w:rPr>
+          <w:b w:val="0"/>
+        </w:rPr>
+        <w:t xml:space="preserve">. Compare it with what the </w:t>
+      </w:r>
+      <w:r>
+        <w:rPr>
+          <w:b/>
+        </w:rPr>
+        <w:t>evidence</w:t>
+      </w:r>
+      <w:r>
+        <w:rPr>
+          <w:b w:val="0"/>
+        </w:rPr>
+        <w:t xml:space="preserve"> shows and explain any change.</w:t>
       </w:r>
     </w:p>
     <w:p>
@@ -2056,7 +3292,42 @@
     </w:p>
     <w:p>
       <w:r>
-        <w:t>Close your notes. Explain this goal in your own words: Explain the mechanism and terminology of dataset and benchmark limitations</w:t>
+        <w:t>Explain Dataset and benchmark limitations without notes, identify a remaining question and plan a later check with a changed case.</w:t>
+      </w:r>
+    </w:p>
+    <w:p>
+      <w:pPr>
+        <w:spacing w:line="336" w:lineRule="auto" w:after="180"/>
+      </w:pPr>
+      <w:r>
+        <w:rPr>
+          <w:b w:val="0"/>
+        </w:rPr>
+        <w:t xml:space="preserve">Close your notes. Explain this goal in your own words: Explain the </w:t>
+      </w:r>
+      <w:r>
+        <w:rPr>
+          <w:b/>
+        </w:rPr>
+        <w:t>mechanism</w:t>
+      </w:r>
+      <w:r>
+        <w:rPr>
+          <w:b w:val="0"/>
+        </w:rPr>
+        <w:t xml:space="preserve"> and terminology of dataset and </w:t>
+      </w:r>
+      <w:r>
+        <w:rPr>
+          <w:b/>
+        </w:rPr>
+        <w:t>benchmark</w:t>
+      </w:r>
+      <w:r>
+        <w:rPr>
+          <w:b w:val="0"/>
+        </w:rPr>
+        <w:t xml:space="preserve"> limitations</w:t>
       </w:r>
     </w:p>
     <w:p>
@@ -2093,13 +3364,61 @@
       </w:r>
     </w:p>
     <w:p>
-      <w:r>
-        <w:t>If you are unsure, return to the worked picture and explain one arrow. If you are ready, change an input or assumption and justify your prediction.</w:t>
-      </w:r>
-    </w:p>
-    <w:p>
-      <w:r>
-        <w:t>Save your workbook evidence. At the next review, try a different case before opening your old answer.</w:t>
+      <w:pPr>
+        <w:spacing w:line="336" w:lineRule="auto" w:after="180"/>
+      </w:pPr>
+      <w:r>
+        <w:rPr>
+          <w:b w:val="0"/>
+        </w:rPr>
+        <w:t xml:space="preserve">If you are unsure, return to the worked picture and explain one arrow. If you are ready, change an </w:t>
+      </w:r>
+      <w:r>
+        <w:rPr>
+          <w:b/>
+        </w:rPr>
+        <w:t>input</w:t>
+      </w:r>
+      <w:r>
+        <w:rPr>
+          <w:b w:val="0"/>
+        </w:rPr>
+        <w:t xml:space="preserve"> or assumption and justify your </w:t>
+      </w:r>
+      <w:r>
+        <w:rPr>
+          <w:b/>
+        </w:rPr>
+        <w:t>prediction</w:t>
+      </w:r>
+      <w:r>
+        <w:rPr>
+          <w:b w:val="0"/>
+        </w:rPr>
+        <w:t>.</w:t>
+      </w:r>
+    </w:p>
+    <w:p>
+      <w:pPr>
+        <w:spacing w:line="336" w:lineRule="auto" w:after="180"/>
+      </w:pPr>
+      <w:r>
+        <w:rPr>
+          <w:b w:val="0"/>
+        </w:rPr>
+        <w:t xml:space="preserve">Save your workbook </w:t>
+      </w:r>
+      <w:r>
+        <w:rPr>
+          <w:b/>
+        </w:rPr>
+        <w:t>evidence</w:t>
+      </w:r>
+      <w:r>
+        <w:rPr>
+          <w:b w:val="0"/>
+        </w:rPr>
+        <w:t>. At the next review, try a different case before opening your old answer.</w:t>
       </w:r>
     </w:p>
     <w:p>
@@ -2112,12 +3431,41 @@
     </w:p>
     <w:p>
       <w:r>
+        <w:t>Attempt supported questions before using hints or feedback. Review a missing building block, then keep the completed work.</w:t>
+      </w:r>
+    </w:p>
+    <w:p>
+      <w:pPr>
+        <w:spacing w:line="336" w:lineRule="auto" w:after="180"/>
+      </w:pPr>
+      <w:r>
+        <w:rPr>
+          <w:b w:val="0"/>
+        </w:rPr>
         <w:t>Use this supported practice once, in the browser or on paper. Keep the reserved independent assessment for a separate first attempt before teacher feedback.</w:t>
       </w:r>
     </w:p>
     <w:p>
-      <w:r>
-        <w:t>A benchmark can miss the intended setting. A plant model is evaluated on clean indoor photos but proposed for shaded outdoor photos.</w:t>
+      <w:pPr>
+        <w:spacing w:line="336" w:lineRule="auto" w:after="180"/>
+      </w:pPr>
+      <w:r>
+        <w:rPr>
+          <w:b w:val="0"/>
+        </w:rPr>
+        <w:t xml:space="preserve">A </w:t>
+      </w:r>
+      <w:r>
+        <w:rPr>
+          <w:b/>
+        </w:rPr>
+        <w:t>benchmark</w:t>
+      </w:r>
+      <w:r>
+        <w:rPr>
+          <w:b w:val="0"/>
+        </w:rPr>
+        <w:t xml:space="preserve"> can miss the intended setting. A plant model is evaluated on clean indoor photos but proposed for shaded outdoor photos.</w:t>
       </w:r>
     </w:p>
     <w:p>
@@ -2129,23 +3477,56 @@
       </w:r>
     </w:p>
     <w:p>
-      <w:r>
+      <w:pPr>
+        <w:spacing w:line="336" w:lineRule="auto" w:after="180"/>
+      </w:pPr>
+      <w:r>
+        <w:rPr>
+          <w:b w:val="0"/>
+        </w:rPr>
         <w:t>Which labelled step matches this detail? Outdoor shade performance remains unmeasured.</w:t>
       </w:r>
     </w:p>
     <w:p>
-      <w:r>
+      <w:pPr>
+        <w:spacing w:line="336" w:lineRule="auto" w:after="180"/>
+        <w:shd w:fill="F4F9FC"/>
+      </w:pPr>
+      <w:r>
+        <w:rPr>
+          <w:b w:val="0"/>
+        </w:rPr>
         <w:t>1. Report the result</w:t>
       </w:r>
     </w:p>
     <w:p>
-      <w:r>
+      <w:pPr>
+        <w:spacing w:line="336" w:lineRule="auto" w:after="180"/>
+        <w:shd w:fill="F4F9FC"/>
+      </w:pPr>
+      <w:r>
+        <w:rPr>
+          <w:b w:val="0"/>
+        </w:rPr>
         <w:t>2. Name measured setting</w:t>
       </w:r>
     </w:p>
     <w:p>
-      <w:r>
-        <w:t>3. Name missing evidence</w:t>
+      <w:pPr>
+        <w:spacing w:line="336" w:lineRule="auto" w:after="180"/>
+        <w:shd w:fill="F4F9FC"/>
+      </w:pPr>
+      <w:r>
+        <w:rPr>
+          <w:b w:val="0"/>
+        </w:rPr>
+        <w:t xml:space="preserve">3. Name missing </w:t>
+      </w:r>
+      <w:r>
+        <w:rPr>
+          <w:b/>
+        </w:rPr>
+        <w:t>evidence</w:t>
       </w:r>
     </w:p>
     <w:p>
@@ -2182,41 +3563,167 @@
       </w:r>
     </w:p>
     <w:p>
-      <w:r>
+      <w:pPr>
+        <w:pStyle w:val="Heading3"/>
+      </w:pPr>
+      <w:r>
+        <w:t>Hint · try first</w:t>
+      </w:r>
+    </w:p>
+    <w:p>
+      <w:pPr>
+        <w:spacing w:line="336" w:lineRule="auto" w:after="180"/>
+        <w:shd w:fill="F1F6F8"/>
+      </w:pPr>
+      <w:r>
+        <w:rPr>
+          <w:b w:val="0"/>
+        </w:rPr>
         <w:t>Hint if needed: Read the steps in the pictorial case. Match the supplied detail to the stage that performs or records it.</w:t>
       </w:r>
     </w:p>
     <w:p>
-      <w:r>
-        <w:t>After your attempt, compare with the supported explanation: Name missing evidence Outdoor shade performance remains unmeasured. A benchmark represents particular tasks and collection conditions. High performance on it cannot automatically establish fitness for a different deployment setting.</w:t>
-      </w:r>
-    </w:p>
-    <w:p>
       <w:pPr>
         <w:pStyle w:val="Heading3"/>
       </w:pPr>
       <w:r>
+        <w:t>Feedback · compare after trying</w:t>
+      </w:r>
+    </w:p>
+    <w:p>
+      <w:pPr>
+        <w:spacing w:line="336" w:lineRule="auto" w:after="180"/>
+        <w:shd w:fill="F1F6FC"/>
+      </w:pPr>
+      <w:r>
+        <w:rPr>
+          <w:b w:val="0"/>
+        </w:rPr>
+        <w:t xml:space="preserve">After your attempt, compare with the supported explanation: Name missing </w:t>
+      </w:r>
+      <w:r>
+        <w:rPr>
+          <w:b/>
+        </w:rPr>
+        <w:t>evidence</w:t>
+      </w:r>
+      <w:r>
+        <w:rPr>
+          <w:b w:val="0"/>
+        </w:rPr>
+        <w:t xml:space="preserve"> Outdoor shade performance remains unmeasured. A </w:t>
+      </w:r>
+      <w:r>
+        <w:rPr>
+          <w:b/>
+        </w:rPr>
+        <w:t>benchmark</w:t>
+      </w:r>
+      <w:r>
+        <w:rPr>
+          <w:b w:val="0"/>
+        </w:rPr>
+        <w:t xml:space="preserve"> represents particular tasks and collection conditions.</w:t>
+      </w:r>
+    </w:p>
+    <w:p>
+      <w:pPr>
+        <w:spacing w:line="336" w:lineRule="auto" w:after="180"/>
+        <w:shd w:fill="F1F6FC"/>
+      </w:pPr>
+      <w:r>
+        <w:rPr>
+          <w:b w:val="0"/>
+        </w:rPr>
+        <w:t>High performance on it cannot automatically establish fitness for a different deployment setting.</w:t>
+      </w:r>
+    </w:p>
+    <w:p>
+      <w:pPr>
+        <w:pStyle w:val="Heading3"/>
+      </w:pPr>
+      <w:r>
         <w:t>Practice 2: explain the deciding evidence</w:t>
       </w:r>
     </w:p>
     <w:p>
-      <w:r>
+      <w:pPr>
+        <w:pStyle w:val="Heading3"/>
+      </w:pPr>
+      <w:r>
+        <w:t>Changed case · predict first</w:t>
+      </w:r>
+    </w:p>
+    <w:p>
+      <w:pPr>
+        <w:spacing w:line="336" w:lineRule="auto" w:after="180"/>
+        <w:shd w:fill="F5F1FB"/>
+      </w:pPr>
+      <w:r>
+        <w:rPr>
+          <w:b w:val="0"/>
+        </w:rPr>
         <w:t>Changed-case practice: Add four reserved outdoor cases, of which two are correct. Which conclusion is supported by the supplied facts?</w:t>
       </w:r>
     </w:p>
     <w:p>
-      <w:r>
+      <w:pPr>
+        <w:spacing w:line="336" w:lineRule="auto" w:after="180"/>
+        <w:shd w:fill="F4F9FC"/>
+      </w:pPr>
+      <w:r>
+        <w:rPr>
+          <w:b w:val="0"/>
+        </w:rPr>
         <w:t>1. Report the outdoor slice as 2/4=50%, separately from indoor results.</w:t>
       </w:r>
     </w:p>
     <w:p>
-      <w:r>
-        <w:t>2. We can decide the result without examining the changed input or the procedure.</w:t>
-      </w:r>
-    </w:p>
-    <w:p>
-      <w:r>
-        <w:t>3. This one example guarantees correct results for every future input.</w:t>
+      <w:pPr>
+        <w:spacing w:line="336" w:lineRule="auto" w:after="180"/>
+        <w:shd w:fill="F4F9FC"/>
+      </w:pPr>
+      <w:r>
+        <w:rPr>
+          <w:b w:val="0"/>
+        </w:rPr>
+        <w:t xml:space="preserve">2. We can decide the result without examining the changed </w:t>
+      </w:r>
+      <w:r>
+        <w:rPr>
+          <w:b/>
+        </w:rPr>
+        <w:t>input</w:t>
+      </w:r>
+      <w:r>
+        <w:rPr>
+          <w:b w:val="0"/>
+        </w:rPr>
+        <w:t xml:space="preserve"> or the procedure.</w:t>
+      </w:r>
+    </w:p>
+    <w:p>
+      <w:pPr>
+        <w:spacing w:line="336" w:lineRule="auto" w:after="180"/>
+        <w:shd w:fill="F4F9FC"/>
+      </w:pPr>
+      <w:r>
+        <w:rPr>
+          <w:b w:val="0"/>
+        </w:rPr>
+        <w:t xml:space="preserve">3. This one example guarantees correct results for every future </w:t>
+      </w:r>
+      <w:r>
+        <w:rPr>
+          <w:b/>
+        </w:rPr>
+        <w:t>input</w:t>
+      </w:r>
+      <w:r>
+        <w:rPr>
+          <w:b w:val="0"/>
+        </w:rPr>
+        <w:t>.</w:t>
       </w:r>
     </w:p>
     <w:p>
@@ -2253,12 +3760,42 @@
       </w:r>
     </w:p>
     <w:p>
-      <w:r>
+      <w:pPr>
+        <w:pStyle w:val="Heading3"/>
+      </w:pPr>
+      <w:r>
+        <w:t>Hint · try first</w:t>
+      </w:r>
+    </w:p>
+    <w:p>
+      <w:pPr>
+        <w:spacing w:line="336" w:lineRule="auto" w:after="180"/>
+        <w:shd w:fill="F1F6F8"/>
+      </w:pPr>
+      <w:r>
+        <w:rPr>
+          <w:b w:val="0"/>
+        </w:rPr>
         <w:t>Hint if needed: Use the changed condition and the deciding step in the pictorial trace. The answer must say what follows from those facts.</w:t>
       </w:r>
     </w:p>
     <w:p>
-      <w:r>
+      <w:pPr>
+        <w:pStyle w:val="Heading3"/>
+      </w:pPr>
+      <w:r>
+        <w:t>Feedback · compare after trying</w:t>
+      </w:r>
+    </w:p>
+    <w:p>
+      <w:pPr>
+        <w:spacing w:line="336" w:lineRule="auto" w:after="180"/>
+        <w:shd w:fill="F1F6FC"/>
+      </w:pPr>
+      <w:r>
+        <w:rPr>
+          <w:b w:val="0"/>
+        </w:rPr>
         <w:t>After your attempt, compare with the supported explanation: Report the outdoor slice as 2/4=50%, separately from indoor results. The new records finally measure the missing condition, with a small denominator.</w:t>
       </w:r>
     </w:p>
@@ -2271,18 +3808,105 @@
       </w:r>
     </w:p>
     <w:p>
-      <w:r>
-        <w:t>Review Sensitivity analysis (ai-7/17). Goal: Explain the mechanism and terminology of sensitivity analysis. Short practice: Classify 0.4, 0.6 and 0.8 at cutoffs 0.5, 0.7 and exactly 0.6. Which equality rule decides the boundary, and can these unlabelled scores identify the best cutoff?. Return to this week and explain what you changed.</w:t>
-      </w:r>
-    </w:p>
-    <w:p>
-      <w:r>
-        <w:t>Review Multiple comparisons (ai-7/15). Goal: Explain the mechanism and terminology of multiple comparisons. Short practice: Calculate the six-test cutoff and identify which supplied p-values reject. Why must the team count every planned comparison rather than report only its smallest p-value?. Return to this week and explain what you changed.</w:t>
-      </w:r>
-    </w:p>
-    <w:p>
-      <w:r>
-        <w:t>Review Uncertainty intervals (ai-7/12). Goal: Explain the mechanism and terminology of uncertainty intervals. Short practice: Locate -0.8 and zero relative to the supplied interval [-1.4,-0.2]. Interpret the sign and confidence-method meaning, then describe what changes with interval [-1.4,0.3].. Return to this week and explain what you changed.</w:t>
+      <w:pPr>
+        <w:spacing w:line="336" w:lineRule="auto" w:after="180"/>
+      </w:pPr>
+      <w:r>
+        <w:rPr>
+          <w:b w:val="0"/>
+        </w:rPr>
+        <w:t xml:space="preserve">Review Sensitivity analysis (ai-7/17). Goal: Explain the </w:t>
+      </w:r>
+      <w:r>
+        <w:rPr>
+          <w:b/>
+        </w:rPr>
+        <w:t>mechanism</w:t>
+      </w:r>
+      <w:r>
+        <w:rPr>
+          <w:b w:val="0"/>
+        </w:rPr>
+        <w:t xml:space="preserve"> and terminology of sensitivity analysis. Short practice: Classify 0.4, 0.6 and 0.8 at cutoffs 0.5, 0.7 and exactly 0.6.</w:t>
+      </w:r>
+    </w:p>
+    <w:p>
+      <w:pPr>
+        <w:spacing w:line="336" w:lineRule="auto" w:after="180"/>
+      </w:pPr>
+      <w:r>
+        <w:rPr>
+          <w:b w:val="0"/>
+        </w:rPr>
+        <w:t>Which equality rule decides the boundary, and can these unlabelled scores identify the best cutoff?. Return to this week and explain what you changed.</w:t>
+      </w:r>
+    </w:p>
+    <w:p>
+      <w:pPr>
+        <w:spacing w:line="336" w:lineRule="auto" w:after="180"/>
+      </w:pPr>
+      <w:r>
+        <w:rPr>
+          <w:b w:val="0"/>
+        </w:rPr>
+        <w:t xml:space="preserve">Review Multiple comparisons (ai-7/15). Goal: Explain the </w:t>
+      </w:r>
+      <w:r>
+        <w:rPr>
+          <w:b/>
+        </w:rPr>
+        <w:t>mechanism</w:t>
+      </w:r>
+      <w:r>
+        <w:rPr>
+          <w:b w:val="0"/>
+        </w:rPr>
+        <w:t xml:space="preserve"> and terminology of multiple comparisons. Short practice: Calculate the six-test cutoff and identify which supplied p-values reject.</w:t>
+      </w:r>
+    </w:p>
+    <w:p>
+      <w:pPr>
+        <w:spacing w:line="336" w:lineRule="auto" w:after="180"/>
+      </w:pPr>
+      <w:r>
+        <w:rPr>
+          <w:b w:val="0"/>
+        </w:rPr>
+        <w:t>Why must the team count every planned comparison rather than report only its smallest p-value?. Return to this week and explain what you changed.</w:t>
+      </w:r>
+    </w:p>
+    <w:p>
+      <w:pPr>
+        <w:spacing w:line="336" w:lineRule="auto" w:after="180"/>
+      </w:pPr>
+      <w:r>
+        <w:rPr>
+          <w:b w:val="0"/>
+        </w:rPr>
+        <w:t xml:space="preserve">Review Uncertainty intervals (ai-7/12). Goal: Explain the </w:t>
+      </w:r>
+      <w:r>
+        <w:rPr>
+          <w:b/>
+        </w:rPr>
+        <w:t>mechanism</w:t>
+      </w:r>
+      <w:r>
+        <w:rPr>
+          <w:b w:val="0"/>
+        </w:rPr>
+        <w:t xml:space="preserve"> and terminology of uncertainty intervals. Short practice: Locate -0.8 and zero relative to the supplied interval [-1.4,-0.2].</w:t>
+      </w:r>
+    </w:p>
+    <w:p>
+      <w:pPr>
+        <w:spacing w:line="336" w:lineRule="auto" w:after="180"/>
+      </w:pPr>
+      <w:r>
+        <w:rPr>
+          <w:b w:val="0"/>
+        </w:rPr>
+        <w:t>Interpret the sign and confidence-method meaning, then describe what changes with interval [-1.4,0.3].. Return to this week and explain what you changed.</w:t>
       </w:r>
     </w:p>
     <w:p>
@@ -2294,8 +3918,633 @@
       </w:r>
     </w:p>
     <w:p>
-      <w:r>
-        <w:t>Use Download completed work in the hosted lesson to export your answers, reflections, practice feedback and code-run evidence. Open the HTML copy to read or print it. Drafts stay in this browser when storage is available; clear drafts on a shared device.</w:t>
+      <w:pPr>
+        <w:spacing w:line="336" w:lineRule="auto" w:after="180"/>
+      </w:pPr>
+      <w:r>
+        <w:rPr>
+          <w:b w:val="0"/>
+        </w:rPr>
+        <w:t xml:space="preserve">Use Download completed work in the hosted lesson to export your answers, reflections, practice feedback and code-run </w:t>
+      </w:r>
+      <w:r>
+        <w:rPr>
+          <w:b/>
+        </w:rPr>
+        <w:t>evidence</w:t>
+      </w:r>
+      <w:r>
+        <w:rPr>
+          <w:b w:val="0"/>
+        </w:rPr>
+        <w:t>. Open the HTML copy to read or print it.</w:t>
+      </w:r>
+    </w:p>
+    <w:p>
+      <w:pPr>
+        <w:spacing w:line="336" w:lineRule="auto" w:after="180"/>
+      </w:pPr>
+      <w:r>
+        <w:rPr>
+          <w:b w:val="0"/>
+        </w:rPr>
+        <w:t>Drafts stay in this browser when storage is available; clear drafts on a shared device.</w:t>
+      </w:r>
+    </w:p>
+    <w:p>
+      <w:pPr>
+        <w:pStyle w:val="Heading1"/>
+      </w:pPr>
+      <w:r>
+        <w:t>18. Visual concept journey</w:t>
+      </w:r>
+    </w:p>
+    <w:p>
+      <w:r>
+        <w:t>Explain each Dataset and benchmark limitations graphic using its labels, deciding evidence and relevant limitation.</w:t>
+      </w:r>
+    </w:p>
+    <w:p>
+      <w:pPr>
+        <w:pStyle w:val="Heading3"/>
+      </w:pPr>
+      <w:r>
+        <w:t>01. Dataset and benchmark limitations: the case</w:t>
+      </w:r>
+    </w:p>
+    <w:p>
+      <w:r>
+        <w:drawing>
+          <wp:inline xmlns:a="http://schemas.openxmlformats.org/drawingml/2006/main" xmlns:pic="http://schemas.openxmlformats.org/drawingml/2006/picture">
+            <wp:extent cx="5486400" cy="2834640"/>
+            <wp:docPr id="3" name="Picture 3" descr="A benchmark can miss the intended setting. A plant model is evaluated on clean indoor photos but proposed for shaded outdoor photos. Supplied facts: Indoor benchmark: 9/10 correct. No outdoor cases are present. The same model is intended for both."/>
+            <wp:cNvGraphicFramePr>
+              <a:graphicFrameLocks noChangeAspect="1"/>
+            </wp:cNvGraphicFramePr>
+            <a:graphic>
+              <a:graphicData uri="http://schemas.openxmlformats.org/drawingml/2006/picture">
+                <pic:pic>
+                  <pic:nvPicPr>
+                    <pic:cNvPr id="0" name="academy-story-ai-7-18-01.png"/>
+                    <pic:cNvPicPr/>
+                  </pic:nvPicPr>
+                  <pic:blipFill>
+                    <a:blip r:embed="rId11"/>
+                    <a:stretch>
+                      <a:fillRect/>
+                    </a:stretch>
+                  </pic:blipFill>
+                  <pic:spPr>
+                    <a:xfrm>
+                      <a:off x="0" y="0"/>
+                      <a:ext cx="5486400" cy="2834640"/>
+                    </a:xfrm>
+                    <a:prstGeom prst="rect"/>
+                  </pic:spPr>
+                </pic:pic>
+              </a:graphicData>
+            </a:graphic>
+          </wp:inline>
+        </w:drawing>
+      </w:r>
+    </w:p>
+    <w:p>
+      <w:pPr>
+        <w:spacing w:line="336" w:lineRule="auto" w:after="180"/>
+      </w:pPr>
+      <w:r>
+        <w:rPr>
+          <w:b w:val="0"/>
+        </w:rPr>
+        <w:t xml:space="preserve">A </w:t>
+      </w:r>
+      <w:r>
+        <w:rPr>
+          <w:b/>
+        </w:rPr>
+        <w:t>benchmark</w:t>
+      </w:r>
+      <w:r>
+        <w:rPr>
+          <w:b w:val="0"/>
+        </w:rPr>
+        <w:t xml:space="preserve"> can miss the intended setting. A plant model is evaluated on clean indoor photos but proposed for shaded outdoor photos. Supplied facts: Indoor </w:t>
+      </w:r>
+      <w:r>
+        <w:rPr>
+          <w:b/>
+        </w:rPr>
+        <w:t>benchmark</w:t>
+      </w:r>
+      <w:r>
+        <w:rPr>
+          <w:b w:val="0"/>
+        </w:rPr>
+        <w:t>: 9/10 correct. No outdoor cases are present.</w:t>
+      </w:r>
+    </w:p>
+    <w:p>
+      <w:pPr>
+        <w:spacing w:line="336" w:lineRule="auto" w:after="180"/>
+      </w:pPr>
+      <w:r>
+        <w:rPr>
+          <w:b w:val="0"/>
+        </w:rPr>
+        <w:t>The same model is intended for both.</w:t>
+      </w:r>
+    </w:p>
+    <w:p>
+      <w:pPr>
+        <w:spacing w:line="336" w:lineRule="auto" w:after="180"/>
+        <w:shd w:fill="F5F1FB"/>
+      </w:pPr>
+      <w:r>
+        <w:rPr>
+          <w:b w:val="0"/>
+        </w:rPr>
+        <w:t>Point to the given fact that matters most. Explain why it matters.</w:t>
+      </w:r>
+    </w:p>
+    <w:p>
+      <w:pPr>
+        <w:pStyle w:val="Heading3"/>
+      </w:pPr>
+      <w:r>
+        <w:t>02. Follow the deciding steps</w:t>
+      </w:r>
+    </w:p>
+    <w:p>
+      <w:r>
+        <w:drawing>
+          <wp:inline xmlns:a="http://schemas.openxmlformats.org/drawingml/2006/main" xmlns:pic="http://schemas.openxmlformats.org/drawingml/2006/picture">
+            <wp:extent cx="5486400" cy="3182112"/>
+            <wp:docPr id="4" name="Picture 4" descr="Name measured setting: All ten benchmark images are clean indoor photos. → Report the result: The observed indoor score is 90%. → Name missing evidence: Outdoor shade performance remains unmeasured."/>
+            <wp:cNvGraphicFramePr>
+              <a:graphicFrameLocks noChangeAspect="1"/>
+            </wp:cNvGraphicFramePr>
+            <a:graphic>
+              <a:graphicData uri="http://schemas.openxmlformats.org/drawingml/2006/picture">
+                <pic:pic>
+                  <pic:nvPicPr>
+                    <pic:cNvPr id="0" name="academy-story-ai-7-18-02.png"/>
+                    <pic:cNvPicPr/>
+                  </pic:nvPicPr>
+                  <pic:blipFill>
+                    <a:blip r:embed="rId12"/>
+                    <a:stretch>
+                      <a:fillRect/>
+                    </a:stretch>
+                  </pic:blipFill>
+                  <pic:spPr>
+                    <a:xfrm>
+                      <a:off x="0" y="0"/>
+                      <a:ext cx="5486400" cy="3182112"/>
+                    </a:xfrm>
+                    <a:prstGeom prst="rect"/>
+                  </pic:spPr>
+                </pic:pic>
+              </a:graphicData>
+            </a:graphic>
+          </wp:inline>
+        </w:drawing>
+      </w:r>
+    </w:p>
+    <w:p>
+      <w:pPr>
+        <w:spacing w:line="336" w:lineRule="auto" w:after="180"/>
+      </w:pPr>
+      <w:r>
+        <w:rPr>
+          <w:b w:val="0"/>
+        </w:rPr>
+        <w:t xml:space="preserve">Name measured setting: All ten </w:t>
+      </w:r>
+      <w:r>
+        <w:rPr>
+          <w:b/>
+        </w:rPr>
+        <w:t>benchmark</w:t>
+      </w:r>
+      <w:r>
+        <w:rPr>
+          <w:b w:val="0"/>
+        </w:rPr>
+        <w:t xml:space="preserve"> images are clean indoor photos. → Report the result: The observed indoor score is 90%. → Name missing </w:t>
+      </w:r>
+      <w:r>
+        <w:rPr>
+          <w:b/>
+        </w:rPr>
+        <w:t>evidence</w:t>
+      </w:r>
+      <w:r>
+        <w:rPr>
+          <w:b w:val="0"/>
+        </w:rPr>
+        <w:t>: Outdoor shade performance remains unmeasured.</w:t>
+      </w:r>
+    </w:p>
+    <w:p>
+      <w:pPr>
+        <w:spacing w:line="336" w:lineRule="auto" w:after="180"/>
+        <w:shd w:fill="F5F1FB"/>
+      </w:pPr>
+      <w:r>
+        <w:rPr>
+          <w:b w:val="0"/>
+        </w:rPr>
+        <w:t xml:space="preserve">Point to each numbered stage and explain which recorded </w:t>
+      </w:r>
+      <w:r>
+        <w:rPr>
+          <w:b/>
+        </w:rPr>
+        <w:t>input</w:t>
+      </w:r>
+      <w:r>
+        <w:rPr>
+          <w:b w:val="0"/>
+        </w:rPr>
+        <w:t xml:space="preserve"> it uses.</w:t>
+      </w:r>
+    </w:p>
+    <w:p>
+      <w:pPr>
+        <w:pStyle w:val="Heading3"/>
+      </w:pPr>
+      <w:r>
+        <w:t>03. Benchmark conditions</w:t>
+      </w:r>
+    </w:p>
+    <w:p>
+      <w:r>
+        <w:drawing>
+          <wp:inline xmlns:a="http://schemas.openxmlformats.org/drawingml/2006/main" xmlns:pic="http://schemas.openxmlformats.org/drawingml/2006/picture">
+            <wp:extent cx="5486400" cy="3096768"/>
+            <wp:docPr id="5" name="Picture 5" descr="Benchmark conditions. Indoor benchmark: Correct = 9, Total = 10. Added outdoor slice: Correct = 2, Total = 4."/>
+            <wp:cNvGraphicFramePr>
+              <a:graphicFrameLocks noChangeAspect="1"/>
+            </wp:cNvGraphicFramePr>
+            <a:graphic>
+              <a:graphicData uri="http://schemas.openxmlformats.org/drawingml/2006/picture">
+                <pic:pic>
+                  <pic:nvPicPr>
+                    <pic:cNvPr id="0" name="academy-story-ai-7-18-03.png"/>
+                    <pic:cNvPicPr/>
+                  </pic:nvPicPr>
+                  <pic:blipFill>
+                    <a:blip r:embed="rId13"/>
+                    <a:stretch>
+                      <a:fillRect/>
+                    </a:stretch>
+                  </pic:blipFill>
+                  <pic:spPr>
+                    <a:xfrm>
+                      <a:off x="0" y="0"/>
+                      <a:ext cx="5486400" cy="3096768"/>
+                    </a:xfrm>
+                    <a:prstGeom prst="rect"/>
+                  </pic:spPr>
+                </pic:pic>
+              </a:graphicData>
+            </a:graphic>
+          </wp:inline>
+        </w:drawing>
+      </w:r>
+    </w:p>
+    <w:p>
+      <w:pPr>
+        <w:spacing w:line="336" w:lineRule="auto" w:after="180"/>
+      </w:pPr>
+      <w:r>
+        <w:rPr>
+          <w:b/>
+        </w:rPr>
+        <w:t>Benchmark</w:t>
+      </w:r>
+      <w:r>
+        <w:rPr>
+          <w:b w:val="0"/>
+        </w:rPr>
+        <w:t xml:space="preserve"> conditions. Indoor </w:t>
+      </w:r>
+      <w:r>
+        <w:rPr>
+          <w:b/>
+        </w:rPr>
+        <w:t>benchmark</w:t>
+      </w:r>
+      <w:r>
+        <w:rPr>
+          <w:b w:val="0"/>
+        </w:rPr>
+        <w:t>: Correct = 9, Total = 10. Added outdoor slice: Correct = 2, Total = 4.</w:t>
+      </w:r>
+    </w:p>
+    <w:p>
+      <w:pPr>
+        <w:spacing w:line="336" w:lineRule="auto" w:after="180"/>
+        <w:shd w:fill="F5F1FB"/>
+      </w:pPr>
+      <w:r>
+        <w:rPr>
+          <w:b w:val="0"/>
+        </w:rPr>
+        <w:t>Read the labels and values. Explain the relationship the model shows.</w:t>
+      </w:r>
+    </w:p>
+    <w:p>
+      <w:pPr>
+        <w:pStyle w:val="Heading3"/>
+      </w:pPr>
+      <w:r>
+        <w:t>04. Change one thing. Trace what follows.</w:t>
+      </w:r>
+    </w:p>
+    <w:p>
+      <w:r>
+        <w:drawing>
+          <wp:inline xmlns:a="http://schemas.openxmlformats.org/drawingml/2006/main" xmlns:pic="http://schemas.openxmlformats.org/drawingml/2006/picture">
+            <wp:extent cx="5486400" cy="3026664"/>
+            <wp:docPr id="6" name="Picture 6" descr="Original case: Outdoor shade performance remains unmeasured. Changed condition: Add four reserved outdoor cases, of which two are correct. Expected result: Report the outdoor slice as 2/4=50%, separately from indoor results. Reason: The new records finally measure the missing condition, with a small denominator."/>
+            <wp:cNvGraphicFramePr>
+              <a:graphicFrameLocks noChangeAspect="1"/>
+            </wp:cNvGraphicFramePr>
+            <a:graphic>
+              <a:graphicData uri="http://schemas.openxmlformats.org/drawingml/2006/picture">
+                <pic:pic>
+                  <pic:nvPicPr>
+                    <pic:cNvPr id="0" name="academy-story-ai-7-18-04.png"/>
+                    <pic:cNvPicPr/>
+                  </pic:nvPicPr>
+                  <pic:blipFill>
+                    <a:blip r:embed="rId14"/>
+                    <a:stretch>
+                      <a:fillRect/>
+                    </a:stretch>
+                  </pic:blipFill>
+                  <pic:spPr>
+                    <a:xfrm>
+                      <a:off x="0" y="0"/>
+                      <a:ext cx="5486400" cy="3026664"/>
+                    </a:xfrm>
+                    <a:prstGeom prst="rect"/>
+                  </pic:spPr>
+                </pic:pic>
+              </a:graphicData>
+            </a:graphic>
+          </wp:inline>
+        </w:drawing>
+      </w:r>
+    </w:p>
+    <w:p>
+      <w:pPr>
+        <w:spacing w:line="336" w:lineRule="auto" w:after="180"/>
+      </w:pPr>
+      <w:r>
+        <w:rPr>
+          <w:b w:val="0"/>
+        </w:rPr>
+        <w:t>Original case: Outdoor shade performance remains unmeasured. Changed condition: Add four reserved outdoor cases, of which two are correct. Expected result: Report the outdoor slice as 2/4=50%, separately from indoor results.</w:t>
+      </w:r>
+    </w:p>
+    <w:p>
+      <w:pPr>
+        <w:spacing w:line="336" w:lineRule="auto" w:after="180"/>
+      </w:pPr>
+      <w:r>
+        <w:rPr>
+          <w:b w:val="0"/>
+        </w:rPr>
+        <w:t>Reason: The new records finally measure the missing condition, with a small denominator.</w:t>
+      </w:r>
+    </w:p>
+    <w:p>
+      <w:pPr>
+        <w:spacing w:line="336" w:lineRule="auto" w:after="180"/>
+        <w:shd w:fill="F5F1FB"/>
+      </w:pPr>
+      <w:r>
+        <w:rPr>
+          <w:b w:val="0"/>
+        </w:rPr>
+        <w:t>Predict before checking the worked changed-case result. Name what changed and what the supplied facts allow you to conclude.</w:t>
+      </w:r>
+    </w:p>
+    <w:p>
+      <w:pPr>
+        <w:pStyle w:val="Heading3"/>
+      </w:pPr>
+      <w:r>
+        <w:t>05. Connect the explanation to its limit</w:t>
+      </w:r>
+    </w:p>
+    <w:p>
+      <w:r>
+        <w:drawing>
+          <wp:inline xmlns:a="http://schemas.openxmlformats.org/drawingml/2006/main" xmlns:pic="http://schemas.openxmlformats.org/drawingml/2006/picture">
+            <wp:extent cx="5486400" cy="2834640"/>
+            <wp:docPr id="7" name="Picture 7" descr="A benchmark represents particular tasks and collection conditions. High performance on it cannot automatically establish fitness for a different deployment setting. Limit: Neither slice estimates all future photos; inspect sampling, labels and grouping."/>
+            <wp:cNvGraphicFramePr>
+              <a:graphicFrameLocks noChangeAspect="1"/>
+            </wp:cNvGraphicFramePr>
+            <a:graphic>
+              <a:graphicData uri="http://schemas.openxmlformats.org/drawingml/2006/picture">
+                <pic:pic>
+                  <pic:nvPicPr>
+                    <pic:cNvPr id="0" name="academy-story-ai-7-18-05.png"/>
+                    <pic:cNvPicPr/>
+                  </pic:nvPicPr>
+                  <pic:blipFill>
+                    <a:blip r:embed="rId15"/>
+                    <a:stretch>
+                      <a:fillRect/>
+                    </a:stretch>
+                  </pic:blipFill>
+                  <pic:spPr>
+                    <a:xfrm>
+                      <a:off x="0" y="0"/>
+                      <a:ext cx="5486400" cy="2834640"/>
+                    </a:xfrm>
+                    <a:prstGeom prst="rect"/>
+                  </pic:spPr>
+                </pic:pic>
+              </a:graphicData>
+            </a:graphic>
+          </wp:inline>
+        </w:drawing>
+      </w:r>
+    </w:p>
+    <w:p>
+      <w:pPr>
+        <w:spacing w:line="336" w:lineRule="auto" w:after="180"/>
+      </w:pPr>
+      <w:r>
+        <w:rPr>
+          <w:b w:val="0"/>
+        </w:rPr>
+        <w:t xml:space="preserve">A </w:t>
+      </w:r>
+      <w:r>
+        <w:rPr>
+          <w:b/>
+        </w:rPr>
+        <w:t>benchmark</w:t>
+      </w:r>
+      <w:r>
+        <w:rPr>
+          <w:b w:val="0"/>
+        </w:rPr>
+        <w:t xml:space="preserve"> represents particular tasks and collection conditions. High performance on it cannot automatically establish fitness for a different deployment setting.</w:t>
+      </w:r>
+    </w:p>
+    <w:p>
+      <w:pPr>
+        <w:spacing w:line="336" w:lineRule="auto" w:after="180"/>
+      </w:pPr>
+      <w:r>
+        <w:rPr>
+          <w:b w:val="0"/>
+        </w:rPr>
+        <w:t>Limit: Neither slice estimates all future photos; inspect sampling, labels and grouping.</w:t>
+      </w:r>
+    </w:p>
+    <w:p>
+      <w:pPr>
+        <w:spacing w:line="336" w:lineRule="auto" w:after="180"/>
+        <w:shd w:fill="F5F1FB"/>
+      </w:pPr>
+      <w:r>
+        <w:rPr>
+          <w:b w:val="0"/>
+        </w:rPr>
+        <w:t>Explain the case, then point to a limit on the claim.</w:t>
+      </w:r>
+    </w:p>
+    <w:p>
+      <w:pPr>
+        <w:pStyle w:val="Heading3"/>
+      </w:pPr>
+      <w:r>
+        <w:t>06. Make the idea visible in your project</w:t>
+      </w:r>
+    </w:p>
+    <w:p>
+      <w:r>
+        <w:drawing>
+          <wp:inline xmlns:a="http://schemas.openxmlformats.org/drawingml/2006/main" xmlns:pic="http://schemas.openxmlformats.org/drawingml/2006/picture">
+            <wp:extent cx="5486400" cy="3681984"/>
+            <wp:docPr id="8" name="Picture 8" descr="For the Reproducible AI Research Study, retain an annotated worked trace and the changed-case reasoning. Connect the claim to its records, units and assumptions so another investigator can challenge or reproduce it. Draw your input, deciding step, result and limit. Supported question: Report the indoor benchmark with its denominator and missing condition. After two correct outdoor cases out of four are added, what slice rate is supported and what remains uncertain?"/>
+            <wp:cNvGraphicFramePr>
+              <a:graphicFrameLocks noChangeAspect="1"/>
+            </wp:cNvGraphicFramePr>
+            <a:graphic>
+              <a:graphicData uri="http://schemas.openxmlformats.org/drawingml/2006/picture">
+                <pic:pic>
+                  <pic:nvPicPr>
+                    <pic:cNvPr id="0" name="academy-story-ai-7-18-06.png"/>
+                    <pic:cNvPicPr/>
+                  </pic:nvPicPr>
+                  <pic:blipFill>
+                    <a:blip r:embed="rId16"/>
+                    <a:stretch>
+                      <a:fillRect/>
+                    </a:stretch>
+                  </pic:blipFill>
+                  <pic:spPr>
+                    <a:xfrm>
+                      <a:off x="0" y="0"/>
+                      <a:ext cx="5486400" cy="3681984"/>
+                    </a:xfrm>
+                    <a:prstGeom prst="rect"/>
+                  </pic:spPr>
+                </pic:pic>
+              </a:graphicData>
+            </a:graphic>
+          </wp:inline>
+        </w:drawing>
+      </w:r>
+    </w:p>
+    <w:p>
+      <w:pPr>
+        <w:spacing w:line="336" w:lineRule="auto" w:after="180"/>
+      </w:pPr>
+      <w:r>
+        <w:rPr>
+          <w:b w:val="0"/>
+        </w:rPr>
+        <w:t>For the Reproducible AI Research Study, retain an annotated worked trace and the changed-case reasoning. Connect the claim to its records, units and assumptions so another investigator can challenge or reproduce it.</w:t>
+      </w:r>
+    </w:p>
+    <w:p>
+      <w:pPr>
+        <w:spacing w:line="336" w:lineRule="auto" w:after="180"/>
+      </w:pPr>
+      <w:r>
+        <w:rPr>
+          <w:b w:val="0"/>
+        </w:rPr>
+        <w:t xml:space="preserve">Draw your </w:t>
+      </w:r>
+      <w:r>
+        <w:rPr>
+          <w:b/>
+        </w:rPr>
+        <w:t>input</w:t>
+      </w:r>
+      <w:r>
+        <w:rPr>
+          <w:b w:val="0"/>
+        </w:rPr>
+        <w:t xml:space="preserve">, deciding step, result and limit. Supported question: Report the indoor </w:t>
+      </w:r>
+      <w:r>
+        <w:rPr>
+          <w:b/>
+        </w:rPr>
+        <w:t>benchmark</w:t>
+      </w:r>
+      <w:r>
+        <w:rPr>
+          <w:b w:val="0"/>
+        </w:rPr>
+        <w:t xml:space="preserve"> with its denominator and missing condition.</w:t>
+      </w:r>
+    </w:p>
+    <w:p>
+      <w:pPr>
+        <w:spacing w:line="336" w:lineRule="auto" w:after="180"/>
+      </w:pPr>
+      <w:r>
+        <w:rPr>
+          <w:b w:val="0"/>
+        </w:rPr>
+        <w:t>After two correct outdoor cases out of four are added, what slice rate is supported and what remains uncertain?</w:t>
+      </w:r>
+    </w:p>
+    <w:p>
+      <w:pPr>
+        <w:spacing w:line="336" w:lineRule="auto" w:after="180"/>
+        <w:shd w:fill="F5F1FB"/>
+      </w:pPr>
+      <w:r>
+        <w:rPr>
+          <w:b w:val="0"/>
+        </w:rPr>
+        <w:t xml:space="preserve">Draw your project trace and justify the deciding step using </w:t>
+      </w:r>
+      <w:r>
+        <w:rPr>
+          <w:b/>
+        </w:rPr>
+        <w:t>evidence</w:t>
+      </w:r>
+      <w:r>
+        <w:rPr>
+          <w:b w:val="0"/>
+        </w:rPr>
+        <w:t>.</w:t>
       </w:r>
     </w:p>
     <w:sectPr>

--- a/downloads/student/ai-7-week-18.docx
+++ b/downloads/student/ai-7-week-18.docx
@@ -25,12 +25,17 @@
         <w:pStyle w:val="Heading1"/>
       </w:pPr>
       <w:r>
-        <w:t>Before you start</w:t>
-      </w:r>
-    </w:p>
-    <w:p>
-      <w:r>
-        <w:t>Recall Sensitivity analysis. Explain why a recorded result needs its input conditions and evidence source before it can support a claim.</w:t>
+        <w:t>Count the sources. Name the setting. Keep unknowns visible.</w:t>
+      </w:r>
+    </w:p>
+    <w:p>
+      <w:r>
+        <w:t>Audit duplicate weighting and benchmark coverage without inventing independent units or unmeasured performance.</w:t>
+      </w:r>
+    </w:p>
+    <w:p>
+      <w:r>
+        <w:t>Source contract → ten-row identity ledger → native setting-coverage chart → slice/pooled probes → metadata audit → independent twelve-row case.</w:t>
       </w:r>
     </w:p>
     <w:p>
@@ -38,20 +43,20 @@
         <w:pStyle w:val="Heading1"/>
       </w:pPr>
       <w:r>
-        <w:t>01. Your mission</w:t>
-      </w:r>
-    </w:p>
-    <w:p>
-      <w:r>
-        <w:t>Start with the target: Explain the mechanism and terminology of dataset and benchmark limitations. Try the recall before opening notes.</w:t>
-      </w:r>
-    </w:p>
-    <w:p>
-      <w:pPr>
-        <w:pStyle w:val="Heading3"/>
-      </w:pPr>
-      <w:r>
-        <w:t>Your learning target</w:t>
+        <w:t>01. Audit what the benchmark represents before extending its score</w:t>
+      </w:r>
+    </w:p>
+    <w:p>
+      <w:r>
+        <w:t>Rows, source units and intended settings answer different questions.</w:t>
+      </w:r>
+    </w:p>
+    <w:p>
+      <w:pPr>
+        <w:pStyle w:val="Heading2"/>
+      </w:pPr>
+      <w:r>
+        <w:t>Learning goals</w:t>
       </w:r>
     </w:p>
     <w:p>
@@ -113,10 +118,10 @@
     </w:p>
     <w:p>
       <w:pPr>
-        <w:pStyle w:val="Heading3"/>
-      </w:pPr>
-      <w:r>
-        <w:t>Remember before reading</w:t>
+        <w:pStyle w:val="Heading2"/>
+      </w:pPr>
+      <w:r>
+        <w:t>Retrieve experimental units and evaluation scope</w:t>
       </w:r>
     </w:p>
     <w:p>
@@ -188,6 +193,100 @@
     </w:p>
     <w:p>
       <w:pPr>
+        <w:pStyle w:val="Heading2"/>
+      </w:pPr>
+      <w:r>
+        <w:t>Starting response</w:t>
+      </w:r>
+    </w:p>
+    <w:p>
+      <w:pPr>
+        <w:pStyle w:val="ListBullet"/>
+      </w:pPr>
+      <w:r>
+        <w:t>Recall Sensitivity analysis. Explain why a recorded result needs its input conditions and evidence source before it can support a claim.</w:t>
+      </w:r>
+    </w:p>
+    <w:p>
+      <w:pPr>
+        <w:pStyle w:val="Heading3"/>
+      </w:pPr>
+      <w:r>
+        <w:t>My starting explanation</w:t>
+      </w:r>
+    </w:p>
+    <w:p>
+      <w:r>
+        <w:t>________________________________________________________________</w:t>
+      </w:r>
+    </w:p>
+    <w:p>
+      <w:r>
+        <w:t>________________________________________________________________</w:t>
+      </w:r>
+    </w:p>
+    <w:p>
+      <w:r>
+        <w:t>________________________________________________________________</w:t>
+      </w:r>
+    </w:p>
+    <w:p>
+      <w:pPr>
+        <w:pStyle w:val="Heading2"/>
+      </w:pPr>
+      <w:r>
+        <w:t>End goal</w:t>
+      </w:r>
+    </w:p>
+    <w:p>
+      <w:pPr>
+        <w:spacing w:line="336" w:lineRule="auto" w:after="180"/>
+      </w:pPr>
+      <w:r>
+        <w:rPr>
+          <w:b w:val="0"/>
+        </w:rPr>
+        <w:t xml:space="preserve">Explain dataset and </w:t>
+      </w:r>
+      <w:r>
+        <w:rPr>
+          <w:b/>
+        </w:rPr>
+        <w:t>benchmark</w:t>
+      </w:r>
+      <w:r>
+        <w:rPr>
+          <w:b w:val="0"/>
+        </w:rPr>
+        <w:t xml:space="preserve"> limitations using the records and boundaries of this fictional investigation.</w:t>
+      </w:r>
+    </w:p>
+    <w:p>
+      <w:pPr>
+        <w:pStyle w:val="Heading2"/>
+      </w:pPr>
+      <w:r>
+        <w:t>Earlier wording, alternatives and picture transcripts · reference / check after trying</w:t>
+      </w:r>
+    </w:p>
+    <w:p>
+      <w:pPr>
+        <w:pStyle w:val="Heading3"/>
+      </w:pPr>
+      <w:r>
+        <w:t>Your learning target</w:t>
+      </w:r>
+    </w:p>
+    <w:p>
+      <w:pPr>
+        <w:pStyle w:val="Heading3"/>
+      </w:pPr>
+      <w:r>
+        <w:t>Remember before reading</w:t>
+      </w:r>
+    </w:p>
+    <w:p>
+      <w:pPr>
         <w:spacing w:line="336" w:lineRule="auto" w:after="180"/>
       </w:pPr>
       <w:r>
@@ -264,13 +363,791 @@
     </w:p>
     <w:p>
       <w:pPr>
+        <w:pStyle w:val="Heading3"/>
+      </w:pPr>
+      <w:r>
+        <w:t>This week’s end goal</w:t>
+      </w:r>
+    </w:p>
+    <w:p>
+      <w:pPr>
+        <w:pStyle w:val="Heading1"/>
+      </w:pPr>
+      <w:r>
+        <w:t>02. Separate identity, coverage and correctness</w:t>
+      </w:r>
+    </w:p>
+    <w:p>
+      <w:r>
+        <w:t>Each missing property needs evidence rather than a plausible assumption.</w:t>
+      </w:r>
+    </w:p>
+    <w:p>
+      <w:pPr>
+        <w:pStyle w:val="Heading2"/>
+      </w:pPr>
+      <w:r>
+        <w:t>Begin with the benchmark’s boundary</w:t>
+      </w:r>
+    </w:p>
+    <w:p>
+      <w:pPr>
         <w:spacing w:line="336" w:lineRule="auto" w:after="180"/>
       </w:pPr>
       <w:r>
         <w:rPr>
           <w:b w:val="0"/>
         </w:rPr>
-        <w:t xml:space="preserve">Recall Sensitivity analysis. Explain why a recorded result needs its </w:t>
+        <w:t>A benchmark score belongs to a particular set of tasks, sources, labels and collection conditions. Ten rows need not represent ten distinct sources, and a clean indoor photo score need not describe shaded outdoor photos. Before interpreting a result, count the declared source units and identify the intended setting that is absent.</w:t>
+      </w:r>
+    </w:p>
+    <w:p>
+      <w:pPr>
+        <w:spacing w:line="336" w:lineRule="auto" w:after="180"/>
+      </w:pPr>
+      <w:r>
+        <w:rPr>
+          <w:b w:val="0"/>
+        </w:rPr>
+        <w:t>Keep missing performance unknown rather than converting it to zero or assuming the measured score transfers.</w:t>
+      </w:r>
+    </w:p>
+    <w:p>
+      <w:pPr>
+        <w:pStyle w:val="Heading2"/>
+      </w:pPr>
+      <w:r>
+        <w:t>Original benchmark explanation</w:t>
+      </w:r>
+    </w:p>
+    <w:p>
+      <w:pPr>
+        <w:spacing w:line="336" w:lineRule="auto" w:after="180"/>
+      </w:pPr>
+      <w:r>
+        <w:rPr>
+          <w:b w:val="0"/>
+        </w:rPr>
+        <w:t xml:space="preserve">A </w:t>
+      </w:r>
+      <w:r>
+        <w:rPr>
+          <w:b/>
+        </w:rPr>
+        <w:t>benchmark</w:t>
+      </w:r>
+      <w:r>
+        <w:rPr>
+          <w:b w:val="0"/>
+        </w:rPr>
+        <w:t xml:space="preserve"> measures performance on its particular data and labels. Duplicates, obsolete cases or poor coverage can weaken claims.</w:t>
+      </w:r>
+    </w:p>
+    <w:p>
+      <w:pPr>
+        <w:pStyle w:val="Heading2"/>
+      </w:pPr>
+      <w:r>
+        <w:t>Complete source and coverage contract</w:t>
+      </w:r>
+    </w:p>
+    <w:tbl>
+      <w:tblPr>
+        <w:tblStyle w:val="LightShading-Accent1"/>
+        <w:tblW w:type="auto" w:w="0"/>
+        <w:tblLook w:firstColumn="1" w:firstRow="1" w:lastColumn="0" w:lastRow="0" w:noHBand="0" w:noVBand="1" w:val="04A0"/>
+      </w:tblPr>
+      <w:tblGrid>
+        <w:gridCol w:w="5112"/>
+        <w:gridCol w:w="5112"/>
+      </w:tblGrid>
+      <w:tr>
+        <w:trPr>
+          <w:tblHeader/>
+        </w:trPr>
+        <w:tc>
+          <w:tcPr>
+            <w:tcW w:type="dxa" w:w="5112"/>
+          </w:tcPr>
+          <w:p>
+            <w:r>
+              <w:t>Audit item</w:t>
+            </w:r>
+          </w:p>
+        </w:tc>
+        <w:tc>
+          <w:tcPr>
+            <w:tcW w:type="dxa" w:w="5112"/>
+          </w:tcPr>
+          <w:p>
+            <w:r>
+              <w:t>Complete supplied contract</w:t>
+            </w:r>
+          </w:p>
+        </w:tc>
+      </w:tr>
+      <w:tr>
+        <w:tc>
+          <w:tcPr>
+            <w:tcW w:type="dxa" w:w="5112"/>
+          </w:tcPr>
+          <w:p>
+            <w:r>
+              <w:t>Main source arrangement</w:t>
+            </w:r>
+          </w:p>
+        </w:tc>
+        <w:tc>
+          <w:tcPr>
+            <w:tcW w:type="dxa" w:w="5112"/>
+          </w:tcPr>
+          <w:p>
+            <w:r>
+              <w:t>Ten rows: three copies of S1 plus seven other distinct source IDs S2–S8</w:t>
+            </w:r>
+          </w:p>
+        </w:tc>
+      </w:tr>
+      <w:tr>
+        <w:tc>
+          <w:tcPr>
+            <w:tcW w:type="dxa" w:w="5112"/>
+          </w:tcPr>
+          <w:p>
+            <w:r>
+              <w:t>Distinct source count</w:t>
+            </w:r>
+          </w:p>
+        </w:tc>
+        <w:tc>
+          <w:tcPr>
+            <w:tcW w:type="dxa" w:w="5112"/>
+          </w:tcPr>
+          <w:p>
+            <w:r>
+              <w:t>One repeated source + seven others = eight</w:t>
+            </w:r>
+          </w:p>
+        </w:tc>
+      </w:tr>
+      <w:tr>
+        <w:tc>
+          <w:tcPr>
+            <w:tcW w:type="dxa" w:w="5112"/>
+          </w:tcPr>
+          <w:p>
+            <w:r>
+              <w:t>Duplicate weighting</w:t>
+            </w:r>
+          </w:p>
+        </w:tc>
+        <w:tc>
+          <w:tcPr>
+            <w:tcW w:type="dxa" w:w="5112"/>
+          </w:tcPr>
+          <w:p>
+            <w:r>
+              <w:t>S1 contributes three rows; each other source contributes one</w:t>
+            </w:r>
+          </w:p>
+        </w:tc>
+      </w:tr>
+      <w:tr>
+        <w:tc>
+          <w:tcPr>
+            <w:tcW w:type="dxa" w:w="5112"/>
+          </w:tcPr>
+          <w:p>
+            <w:r>
+              <w:t>Extra rows beyond one per source</w:t>
+            </w:r>
+          </w:p>
+        </w:tc>
+        <w:tc>
+          <w:tcPr>
+            <w:tcW w:type="dxa" w:w="5112"/>
+          </w:tcPr>
+          <w:p>
+            <w:r>
+              <w:t>Two; do not confuse three copies with three extra copies</w:t>
+            </w:r>
+          </w:p>
+        </w:tc>
+      </w:tr>
+      <w:tr>
+        <w:tc>
+          <w:tcPr>
+            <w:tcW w:type="dxa" w:w="5112"/>
+          </w:tcPr>
+          <w:p>
+            <w:r>
+              <w:t>Independence</w:t>
+            </w:r>
+          </w:p>
+        </w:tc>
+        <w:tc>
+          <w:tcPr>
+            <w:tcW w:type="dxa" w:w="5112"/>
+          </w:tcPr>
+          <w:p>
+            <w:r>
+              <w:t>Different source IDs do not prove independent sampling</w:t>
+            </w:r>
+          </w:p>
+        </w:tc>
+      </w:tr>
+      <w:tr>
+        <w:tc>
+          <w:tcPr>
+            <w:tcW w:type="dxa" w:w="5112"/>
+          </w:tcPr>
+          <w:p>
+            <w:r>
+              <w:t>Separate picture</w:t>
+            </w:r>
+          </w:p>
+        </w:tc>
+        <w:tc>
+          <w:tcPr>
+            <w:tcW w:type="dxa" w:w="5112"/>
+          </w:tcPr>
+          <w:p>
+            <w:r>
+              <w:t>Indoor 9/10; outdoor initially unmeasured</w:t>
+            </w:r>
+          </w:p>
+        </w:tc>
+      </w:tr>
+      <w:tr>
+        <w:tc>
+          <w:tcPr>
+            <w:tcW w:type="dxa" w:w="5112"/>
+          </w:tcPr>
+          <w:p>
+            <w:r>
+              <w:t>Changed picture</w:t>
+            </w:r>
+          </w:p>
+        </w:tc>
+        <w:tc>
+          <w:tcPr>
+            <w:tcW w:type="dxa" w:w="5112"/>
+          </w:tcPr>
+          <w:p>
+            <w:r>
+              <w:t>Four reserved outdoor cases supplied, two correct</w:t>
+            </w:r>
+          </w:p>
+        </w:tc>
+      </w:tr>
+      <w:tr>
+        <w:tc>
+          <w:tcPr>
+            <w:tcW w:type="dxa" w:w="5112"/>
+          </w:tcPr>
+          <w:p>
+            <w:r>
+              <w:t>Unassessed properties</w:t>
+            </w:r>
+          </w:p>
+        </w:tc>
+        <w:tc>
+          <w:tcPr>
+            <w:tcW w:type="dxa" w:w="5112"/>
+          </w:tcPr>
+          <w:p>
+            <w:r>
+              <w:t>Source independence, label validity, eligibility, future representativeness and raw per-source outcomes</w:t>
+            </w:r>
+          </w:p>
+        </w:tc>
+      </w:tr>
+    </w:tbl>
+    <w:p>
+      <w:pPr>
+        <w:pStyle w:val="Heading2"/>
+      </w:pPr>
+      <w:r>
+        <w:t>Given and missing facts</w:t>
+      </w:r>
+    </w:p>
+    <w:p>
+      <w:pPr>
+        <w:pStyle w:val="Heading3"/>
+      </w:pPr>
+      <w:r>
+        <w:t>List the given facts and one fact that is not supplied.</w:t>
+      </w:r>
+    </w:p>
+    <w:p>
+      <w:r>
+        <w:t>________________________________________________________________</w:t>
+      </w:r>
+    </w:p>
+    <w:p>
+      <w:r>
+        <w:t>________________________________________________________________</w:t>
+      </w:r>
+    </w:p>
+    <w:p>
+      <w:r>
+        <w:t>________________________________________________________________</w:t>
+      </w:r>
+    </w:p>
+    <w:p>
+      <w:pPr>
+        <w:pStyle w:val="Heading2"/>
+      </w:pPr>
+      <w:r>
+        <w:t>Earlier wording, alternatives and picture transcripts · reference / check after trying</w:t>
+      </w:r>
+    </w:p>
+    <w:p>
+      <w:pPr>
+        <w:spacing w:line="336" w:lineRule="auto" w:after="180"/>
+      </w:pPr>
+      <w:r>
+        <w:rPr>
+          <w:b w:val="0"/>
+        </w:rPr>
+        <w:t>Begin by writing the question the procedure is intended to answer. Identify the information already supplied, the information it will produce and the information still missing.</w:t>
+      </w:r>
+    </w:p>
+    <w:p>
+      <w:pPr>
+        <w:spacing w:line="336" w:lineRule="auto" w:after="180"/>
+      </w:pPr>
+      <w:r>
+        <w:rPr>
+          <w:b w:val="0"/>
+        </w:rPr>
+        <w:t>These are constructed classroom examples; they do not require live accounts, private records or an external service. Do not treat a plausible explanation as a measured outcome.</w:t>
+      </w:r>
+    </w:p>
+    <w:p>
+      <w:pPr>
+        <w:pStyle w:val="Heading1"/>
+      </w:pPr>
+      <w:r>
+        <w:t>03. Trace ten rows back to eight source identities</w:t>
+      </w:r>
+    </w:p>
+    <w:p>
+      <w:r>
+        <w:t>Three copies represent one source and two extra rows beyond a one-per-source count.</w:t>
+      </w:r>
+    </w:p>
+    <w:p>
+      <w:pPr>
+        <w:pStyle w:val="Heading2"/>
+      </w:pPr>
+      <w:r>
+        <w:t>Original eligibility and identity procedure</w:t>
+      </w:r>
+    </w:p>
+    <w:p>
+      <w:pPr>
+        <w:spacing w:line="336" w:lineRule="auto" w:after="180"/>
+      </w:pPr>
+      <w:r>
+        <w:rPr>
+          <w:b w:val="0"/>
+        </w:rPr>
+        <w:t>Inspect eligibility, source dates, related units and label definitions before scoring. Deduplicate by declared unit identity, not merely file name; report excluded and unassessed cases.</w:t>
+      </w:r>
+    </w:p>
+    <w:p>
+      <w:pPr>
+        <w:pStyle w:val="Heading2"/>
+      </w:pPr>
+      <w:r>
+        <w:t>Complete illustrative row-to-source ledger</w:t>
+      </w:r>
+    </w:p>
+    <w:tbl>
+      <w:tblPr>
+        <w:tblStyle w:val="LightShading-Accent1"/>
+        <w:tblW w:type="auto" w:w="0"/>
+        <w:tblLook w:firstColumn="1" w:firstRow="1" w:lastColumn="0" w:lastRow="0" w:noHBand="0" w:noVBand="1" w:val="04A0"/>
+      </w:tblPr>
+      <w:tblGrid>
+        <w:gridCol w:w="3408"/>
+        <w:gridCol w:w="3408"/>
+        <w:gridCol w:w="3408"/>
+      </w:tblGrid>
+      <w:tr>
+        <w:trPr>
+          <w:tblHeader/>
+        </w:trPr>
+        <w:tc>
+          <w:tcPr>
+            <w:tcW w:type="dxa" w:w="3408"/>
+          </w:tcPr>
+          <w:p>
+            <w:r>
+              <w:t>Declared source ID</w:t>
+            </w:r>
+          </w:p>
+        </w:tc>
+        <w:tc>
+          <w:tcPr>
+            <w:tcW w:type="dxa" w:w="3408"/>
+          </w:tcPr>
+          <w:p>
+            <w:r>
+              <w:t>Row IDs in illustrative arrangement</w:t>
+            </w:r>
+          </w:p>
+        </w:tc>
+        <w:tc>
+          <w:tcPr>
+            <w:tcW w:type="dxa" w:w="3408"/>
+          </w:tcPr>
+          <w:p>
+            <w:r>
+              <w:t>Row weight</w:t>
+            </w:r>
+          </w:p>
+        </w:tc>
+      </w:tr>
+      <w:tr>
+        <w:tc>
+          <w:tcPr>
+            <w:tcW w:type="dxa" w:w="3408"/>
+          </w:tcPr>
+          <w:p>
+            <w:r>
+              <w:t>S1</w:t>
+            </w:r>
+          </w:p>
+        </w:tc>
+        <w:tc>
+          <w:tcPr>
+            <w:tcW w:type="dxa" w:w="3408"/>
+          </w:tcPr>
+          <w:p>
+            <w:r>
+              <w:t>R1, R2, R3</w:t>
+            </w:r>
+          </w:p>
+        </w:tc>
+        <w:tc>
+          <w:tcPr>
+            <w:tcW w:type="dxa" w:w="3408"/>
+          </w:tcPr>
+          <w:p>
+            <w:r>
+              <w:t>3 of 10</w:t>
+            </w:r>
+          </w:p>
+        </w:tc>
+      </w:tr>
+      <w:tr>
+        <w:tc>
+          <w:tcPr>
+            <w:tcW w:type="dxa" w:w="3408"/>
+          </w:tcPr>
+          <w:p>
+            <w:r>
+              <w:t>S2</w:t>
+            </w:r>
+          </w:p>
+        </w:tc>
+        <w:tc>
+          <w:tcPr>
+            <w:tcW w:type="dxa" w:w="3408"/>
+          </w:tcPr>
+          <w:p>
+            <w:r>
+              <w:t>R4</w:t>
+            </w:r>
+          </w:p>
+        </w:tc>
+        <w:tc>
+          <w:tcPr>
+            <w:tcW w:type="dxa" w:w="3408"/>
+          </w:tcPr>
+          <w:p>
+            <w:r>
+              <w:t>1 of 10</w:t>
+            </w:r>
+          </w:p>
+        </w:tc>
+      </w:tr>
+      <w:tr>
+        <w:tc>
+          <w:tcPr>
+            <w:tcW w:type="dxa" w:w="3408"/>
+          </w:tcPr>
+          <w:p>
+            <w:r>
+              <w:t>S3</w:t>
+            </w:r>
+          </w:p>
+        </w:tc>
+        <w:tc>
+          <w:tcPr>
+            <w:tcW w:type="dxa" w:w="3408"/>
+          </w:tcPr>
+          <w:p>
+            <w:r>
+              <w:t>R5</w:t>
+            </w:r>
+          </w:p>
+        </w:tc>
+        <w:tc>
+          <w:tcPr>
+            <w:tcW w:type="dxa" w:w="3408"/>
+          </w:tcPr>
+          <w:p>
+            <w:r>
+              <w:t>1 of 10</w:t>
+            </w:r>
+          </w:p>
+        </w:tc>
+      </w:tr>
+      <w:tr>
+        <w:tc>
+          <w:tcPr>
+            <w:tcW w:type="dxa" w:w="3408"/>
+          </w:tcPr>
+          <w:p>
+            <w:r>
+              <w:t>S4</w:t>
+            </w:r>
+          </w:p>
+        </w:tc>
+        <w:tc>
+          <w:tcPr>
+            <w:tcW w:type="dxa" w:w="3408"/>
+          </w:tcPr>
+          <w:p>
+            <w:r>
+              <w:t>R6</w:t>
+            </w:r>
+          </w:p>
+        </w:tc>
+        <w:tc>
+          <w:tcPr>
+            <w:tcW w:type="dxa" w:w="3408"/>
+          </w:tcPr>
+          <w:p>
+            <w:r>
+              <w:t>1 of 10</w:t>
+            </w:r>
+          </w:p>
+        </w:tc>
+      </w:tr>
+      <w:tr>
+        <w:tc>
+          <w:tcPr>
+            <w:tcW w:type="dxa" w:w="3408"/>
+          </w:tcPr>
+          <w:p>
+            <w:r>
+              <w:t>S5</w:t>
+            </w:r>
+          </w:p>
+        </w:tc>
+        <w:tc>
+          <w:tcPr>
+            <w:tcW w:type="dxa" w:w="3408"/>
+          </w:tcPr>
+          <w:p>
+            <w:r>
+              <w:t>R7</w:t>
+            </w:r>
+          </w:p>
+        </w:tc>
+        <w:tc>
+          <w:tcPr>
+            <w:tcW w:type="dxa" w:w="3408"/>
+          </w:tcPr>
+          <w:p>
+            <w:r>
+              <w:t>1 of 10</w:t>
+            </w:r>
+          </w:p>
+        </w:tc>
+      </w:tr>
+      <w:tr>
+        <w:tc>
+          <w:tcPr>
+            <w:tcW w:type="dxa" w:w="3408"/>
+          </w:tcPr>
+          <w:p>
+            <w:r>
+              <w:t>S6</w:t>
+            </w:r>
+          </w:p>
+        </w:tc>
+        <w:tc>
+          <w:tcPr>
+            <w:tcW w:type="dxa" w:w="3408"/>
+          </w:tcPr>
+          <w:p>
+            <w:r>
+              <w:t>R8</w:t>
+            </w:r>
+          </w:p>
+        </w:tc>
+        <w:tc>
+          <w:tcPr>
+            <w:tcW w:type="dxa" w:w="3408"/>
+          </w:tcPr>
+          <w:p>
+            <w:r>
+              <w:t>1 of 10</w:t>
+            </w:r>
+          </w:p>
+        </w:tc>
+      </w:tr>
+      <w:tr>
+        <w:tc>
+          <w:tcPr>
+            <w:tcW w:type="dxa" w:w="3408"/>
+          </w:tcPr>
+          <w:p>
+            <w:r>
+              <w:t>S7</w:t>
+            </w:r>
+          </w:p>
+        </w:tc>
+        <w:tc>
+          <w:tcPr>
+            <w:tcW w:type="dxa" w:w="3408"/>
+          </w:tcPr>
+          <w:p>
+            <w:r>
+              <w:t>R9</w:t>
+            </w:r>
+          </w:p>
+        </w:tc>
+        <w:tc>
+          <w:tcPr>
+            <w:tcW w:type="dxa" w:w="3408"/>
+          </w:tcPr>
+          <w:p>
+            <w:r>
+              <w:t>1 of 10</w:t>
+            </w:r>
+          </w:p>
+        </w:tc>
+      </w:tr>
+      <w:tr>
+        <w:tc>
+          <w:tcPr>
+            <w:tcW w:type="dxa" w:w="3408"/>
+          </w:tcPr>
+          <w:p>
+            <w:r>
+              <w:t>S8</w:t>
+            </w:r>
+          </w:p>
+        </w:tc>
+        <w:tc>
+          <w:tcPr>
+            <w:tcW w:type="dxa" w:w="3408"/>
+          </w:tcPr>
+          <w:p>
+            <w:r>
+              <w:t>R10</w:t>
+            </w:r>
+          </w:p>
+        </w:tc>
+        <w:tc>
+          <w:tcPr>
+            <w:tcW w:type="dxa" w:w="3408"/>
+          </w:tcPr>
+          <w:p>
+            <w:r>
+              <w:t>1 of 10</w:t>
+            </w:r>
+          </w:p>
+        </w:tc>
+      </w:tr>
+      <w:tr>
+        <w:tc>
+          <w:tcPr>
+            <w:tcW w:type="dxa" w:w="3408"/>
+          </w:tcPr>
+          <w:p>
+            <w:r>
+              <w:t>Total</w:t>
+            </w:r>
+          </w:p>
+        </w:tc>
+        <w:tc>
+          <w:tcPr>
+            <w:tcW w:type="dxa" w:w="3408"/>
+          </w:tcPr>
+          <w:p>
+            <w:r>
+              <w:t>Ten rows; eight distinct IDs</w:t>
+            </w:r>
+          </w:p>
+        </w:tc>
+        <w:tc>
+          <w:tcPr>
+            <w:tcW w:type="dxa" w:w="3408"/>
+          </w:tcPr>
+          <w:p>
+            <w:r>
+              <w:t>S1 receives triple row weight</w:t>
+            </w:r>
+          </w:p>
+        </w:tc>
+      </w:tr>
+      <w:tr>
+        <w:tc>
+          <w:tcPr>
+            <w:tcW w:type="dxa" w:w="3408"/>
+          </w:tcPr>
+          <w:p>
+            <w:r>
+              <w:t>Evidence limit</w:t>
+            </w:r>
+          </w:p>
+        </w:tc>
+        <w:tc>
+          <w:tcPr>
+            <w:tcW w:type="dxa" w:w="3408"/>
+          </w:tcPr>
+          <w:p>
+            <w:r>
+              <w:t>IDs illustrate supplied arrangement</w:t>
+            </w:r>
+          </w:p>
+        </w:tc>
+        <w:tc>
+          <w:tcPr>
+            <w:tcW w:type="dxa" w:w="3408"/>
+          </w:tcPr>
+          <w:p>
+            <w:r>
+              <w:t>No labels or independent sampling inferred</w:t>
+            </w:r>
+          </w:p>
+        </w:tc>
+      </w:tr>
+    </w:tbl>
+    <w:p>
+      <w:pPr>
+        <w:pStyle w:val="Heading2"/>
+      </w:pPr>
+      <w:r>
+        <w:t>Preserve exclusions, assumptions and visual explanation</w:t>
+      </w:r>
+    </w:p>
+    <w:p>
+      <w:pPr>
+        <w:spacing w:line="336" w:lineRule="auto" w:after="180"/>
+      </w:pPr>
+      <w:r>
+        <w:rPr>
+          <w:b w:val="0"/>
+        </w:rPr>
+        <w:t xml:space="preserve">Before applying the procedure, write its units, denominator or decision boundary where relevant. A partner should be able to repeat each step using the same </w:t>
       </w:r>
       <w:r>
         <w:rPr>
@@ -282,50 +1159,30 @@
         <w:rPr>
           <w:b w:val="0"/>
         </w:rPr>
-        <w:t xml:space="preserve"> conditions and </w:t>
+        <w:t>s.</w:t>
+      </w:r>
+    </w:p>
+    <w:p>
+      <w:pPr>
+        <w:spacing w:line="336" w:lineRule="auto" w:after="180"/>
+      </w:pPr>
+      <w:r>
+        <w:rPr>
+          <w:b w:val="0"/>
+        </w:rPr>
+        <w:t xml:space="preserve">If a required </w:t>
       </w:r>
       <w:r>
         <w:rPr>
           <w:b/>
         </w:rPr>
-        <w:t>evidence</w:t>
+        <w:t>input</w:t>
       </w:r>
       <w:r>
         <w:rPr>
           <w:b w:val="0"/>
         </w:rPr>
-        <w:t xml:space="preserve"> source before it can support a claim.</w:t>
-      </w:r>
-    </w:p>
-    <w:p>
-      <w:pPr>
-        <w:pStyle w:val="Heading3"/>
-      </w:pPr>
-      <w:r>
-        <w:t>My starting explanation</w:t>
-      </w:r>
-    </w:p>
-    <w:p>
-      <w:r>
-        <w:t>________________________________________________________________</w:t>
-      </w:r>
-    </w:p>
-    <w:p>
-      <w:r>
-        <w:t>________________________________________________________________</w:t>
-      </w:r>
-    </w:p>
-    <w:p>
-      <w:r>
-        <w:t>________________________________________________________________</w:t>
-      </w:r>
-    </w:p>
-    <w:p>
-      <w:pPr>
-        <w:pStyle w:val="Heading3"/>
-      </w:pPr>
-      <w:r>
-        <w:t>This week’s end goal</w:t>
+        <w:t xml:space="preserve"> is absent or violates the stated contract, record that condition explicitly instead of quietly replacing it with a convenient value.</w:t>
       </w:r>
     </w:p>
     <w:p>
@@ -336,124 +1193,27 @@
         <w:rPr>
           <w:b w:val="0"/>
         </w:rPr>
-        <w:t xml:space="preserve">Explain dataset and </w:t>
+        <w:t xml:space="preserve">Point to the </w:t>
       </w:r>
       <w:r>
         <w:rPr>
           <w:b/>
         </w:rPr>
-        <w:t>benchmark</w:t>
+        <w:t>input</w:t>
       </w:r>
       <w:r>
         <w:rPr>
           <w:b w:val="0"/>
         </w:rPr>
-        <w:t xml:space="preserve"> limitations using the records and boundaries of this fictional investigation.</w:t>
-      </w:r>
-    </w:p>
-    <w:p>
-      <w:pPr>
-        <w:pStyle w:val="Heading1"/>
-      </w:pPr>
-      <w:r>
-        <w:t>02. Notice the evidence</w:t>
-      </w:r>
-    </w:p>
-    <w:p>
-      <w:r>
-        <w:t>Investigate the supplied Dataset and benchmark limitations case. Separate observations, given facts and assumptions before choosing an explanation.</w:t>
-      </w:r>
-    </w:p>
-    <w:p>
-      <w:pPr>
-        <w:spacing w:line="336" w:lineRule="auto" w:after="180"/>
-      </w:pPr>
-      <w:r>
-        <w:rPr>
-          <w:b w:val="0"/>
-        </w:rPr>
-        <w:t xml:space="preserve">A </w:t>
-      </w:r>
-      <w:r>
-        <w:rPr>
-          <w:b/>
-        </w:rPr>
-        <w:t>benchmark</w:t>
-      </w:r>
-      <w:r>
-        <w:rPr>
-          <w:b w:val="0"/>
-        </w:rPr>
-        <w:t xml:space="preserve"> measures performance on its particular data and labels. Duplicates, obsolete cases or poor coverage can weaken claims.</w:t>
-      </w:r>
-    </w:p>
-    <w:p>
-      <w:pPr>
-        <w:spacing w:line="336" w:lineRule="auto" w:after="180"/>
-      </w:pPr>
-      <w:r>
-        <w:rPr>
-          <w:b w:val="0"/>
-        </w:rPr>
-        <w:t>Begin by writing the question the procedure is intended to answer. Identify the information already supplied, the information it will produce and the information still missing.</w:t>
-      </w:r>
-    </w:p>
-    <w:p>
-      <w:pPr>
-        <w:spacing w:line="336" w:lineRule="auto" w:after="180"/>
-      </w:pPr>
-      <w:r>
-        <w:rPr>
-          <w:b w:val="0"/>
-        </w:rPr>
-        <w:t>These are constructed classroom examples; they do not require live accounts, private records or an external service. Do not treat a plausible explanation as a measured outcome.</w:t>
-      </w:r>
-    </w:p>
-    <w:p>
-      <w:pPr>
-        <w:pStyle w:val="Heading3"/>
-      </w:pPr>
-      <w:r>
-        <w:t>List the given facts and one fact that is not supplied.</w:t>
-      </w:r>
-    </w:p>
-    <w:p>
-      <w:r>
-        <w:t>________________________________________________________________</w:t>
-      </w:r>
-    </w:p>
-    <w:p>
-      <w:r>
-        <w:t>________________________________________________________________</w:t>
-      </w:r>
-    </w:p>
-    <w:p>
-      <w:r>
-        <w:t>________________________________________________________________</w:t>
-      </w:r>
-    </w:p>
-    <w:p>
-      <w:pPr>
-        <w:pStyle w:val="Heading1"/>
-      </w:pPr>
-      <w:r>
-        <w:t>03. See how it works</w:t>
-      </w:r>
-    </w:p>
-    <w:p>
-      <w:r>
-        <w:t>Follow the mechanism for Dataset and benchmark limitations. Connect each labelled input, deciding step and result.</w:t>
-      </w:r>
-    </w:p>
-    <w:p>
-      <w:pPr>
-        <w:spacing w:line="336" w:lineRule="auto" w:after="180"/>
-      </w:pPr>
-      <w:r>
-        <w:rPr>
-          <w:b w:val="0"/>
-        </w:rPr>
-        <w:t>Inspect eligibility, source dates, related units and label definitions before scoring. Deduplicate by declared unit identity, not merely file name; report excluded and unassessed cases.</w:t>
+        <w:t>, the deciding step and the result in this week’s visual. Explain the same step in ordinary words. A picture helps when you can say what each part represents.</w:t>
+      </w:r>
+    </w:p>
+    <w:p>
+      <w:pPr>
+        <w:pStyle w:val="Heading2"/>
+      </w:pPr>
+      <w:r>
+        <w:t>Earlier wording, alternatives and picture transcripts · reference / check after trying</w:t>
       </w:r>
     </w:p>
     <w:p>
@@ -550,13 +1310,226 @@
     </w:p>
     <w:p>
       <w:pPr>
+        <w:pStyle w:val="Heading3"/>
+      </w:pPr>
+      <w:r>
+        <w:t>Connect the picture and the explanation</w:t>
+      </w:r>
+    </w:p>
+    <w:p>
+      <w:pPr>
+        <w:pStyle w:val="Heading1"/>
+      </w:pPr>
+      <w:r>
+        <w:t>04. Predict what four supplied outdoor cases add</w:t>
+      </w:r>
+    </w:p>
+    <w:p>
+      <w:r>
+        <w:t>New outdoor evidence narrows one gap without proving future performance.</w:t>
+      </w:r>
+    </w:p>
+    <w:p>
+      <w:pPr>
+        <w:pStyle w:val="Heading2"/>
+      </w:pPr>
+      <w:r>
+        <w:t>Main task and response</w:t>
+      </w:r>
+    </w:p>
+    <w:p>
+      <w:pPr>
+        <w:pStyle w:val="ListBullet"/>
+      </w:pPr>
+      <w:r>
+        <w:t>Ten benchmark rows include three copies of one source and seven other unique sources. Show the intermediate steps and give the conclusion with its scope.</w:t>
+      </w:r>
+    </w:p>
+    <w:p>
+      <w:pPr>
+        <w:pStyle w:val="Heading3"/>
+      </w:pPr>
+      <w:r>
+        <w:t>Keep the procedure fixed. Explain what changed in the inputs and result.</w:t>
+      </w:r>
+    </w:p>
+    <w:p>
+      <w:r>
+        <w:t>________________________________________________________________</w:t>
+      </w:r>
+    </w:p>
+    <w:p>
+      <w:r>
+        <w:t>________________________________________________________________</w:t>
+      </w:r>
+    </w:p>
+    <w:p>
+      <w:r>
+        <w:t>________________________________________________________________</w:t>
+      </w:r>
+    </w:p>
+    <w:p>
+      <w:r>
+        <w:t>________________________________________________________________</w:t>
+      </w:r>
+    </w:p>
+    <w:p>
+      <w:r>
+        <w:t>________________________________________________________________</w:t>
+      </w:r>
+    </w:p>
+    <w:p>
+      <w:pPr>
+        <w:pStyle w:val="Heading2"/>
+      </w:pPr>
+      <w:r>
+        <w:t>Predict changed outdoor slice</w:t>
+      </w:r>
+    </w:p>
+    <w:p>
+      <w:pPr>
+        <w:pStyle w:val="ListBullet"/>
+      </w:pPr>
+      <w:r>
+        <w:t>Change: Add four reserved outdoor cases, of which two are correct.</w:t>
+      </w:r>
+    </w:p>
+    <w:p>
+      <w:pPr>
+        <w:pStyle w:val="Heading2"/>
+      </w:pPr>
+      <w:r>
+        <w:t>Check after predicting · reference / check after trying</w:t>
+      </w:r>
+    </w:p>
+    <w:p>
+      <w:pPr>
         <w:spacing w:line="336" w:lineRule="auto" w:after="180"/>
       </w:pPr>
+      <w:r>
+        <w:rPr>
+          <w:b/>
+        </w:rPr>
+        <w:t>Prediction</w:t>
+      </w:r>
       <w:r>
         <w:rPr>
           <w:b w:val="0"/>
         </w:rPr>
-        <w:t xml:space="preserve">Before applying the procedure, write its units, denominator or decision boundary where relevant. A partner should be able to repeat each step using the same </w:t>
+        <w:t>: Report the outdoor slice as 2/4=50%, separately from indoor results.</w:t>
+      </w:r>
+    </w:p>
+    <w:p>
+      <w:pPr>
+        <w:spacing w:line="336" w:lineRule="auto" w:after="180"/>
+      </w:pPr>
+      <w:r>
+        <w:rPr>
+          <w:b w:val="0"/>
+        </w:rPr>
+        <w:t>Reason: The new records finally measure the missing condition, with a small denominator.</w:t>
+      </w:r>
+    </w:p>
+    <w:p>
+      <w:pPr>
+        <w:pStyle w:val="Heading2"/>
+      </w:pPr>
+      <w:r>
+        <w:t>Earlier wording, alternatives and picture transcripts · reference / check after trying</w:t>
+      </w:r>
+    </w:p>
+    <w:p>
+      <w:pPr>
+        <w:pStyle w:val="Heading3"/>
+      </w:pPr>
+      <w:r>
+        <w:t>Compare a familiar case with a changed case</w:t>
+      </w:r>
+    </w:p>
+    <w:p>
+      <w:pPr>
+        <w:pStyle w:val="Heading3"/>
+      </w:pPr>
+      <w:r>
+        <w:t>Change one thing in the pictured case</w:t>
+      </w:r>
+    </w:p>
+    <w:p>
+      <w:pPr>
+        <w:pStyle w:val="Heading1"/>
+      </w:pPr>
+      <w:r>
+        <w:t>06. Read measured and missing settings beside their denominators</w:t>
+      </w:r>
+    </w:p>
+    <w:p>
+      <w:r>
+        <w:t>Keep the main source-count example separate from the photo coverage example.</w:t>
+      </w:r>
+    </w:p>
+    <w:p>
+      <w:pPr>
+        <w:pStyle w:val="Heading2"/>
+      </w:pPr>
+      <w:r>
+        <w:t>Main distinct-source count and scope</w:t>
+      </w:r>
+    </w:p>
+    <w:p>
+      <w:pPr>
+        <w:spacing w:line="336" w:lineRule="auto" w:after="180"/>
+      </w:pPr>
+      <w:r>
+        <w:rPr>
+          <w:b w:val="0"/>
+        </w:rPr>
+        <w:t xml:space="preserve">Ten </w:t>
+      </w:r>
+      <w:r>
+        <w:rPr>
+          <w:b/>
+        </w:rPr>
+        <w:t>benchmark</w:t>
+      </w:r>
+      <w:r>
+        <w:rPr>
+          <w:b w:val="0"/>
+        </w:rPr>
+        <w:t xml:space="preserve"> rows include three copies of one source and seven other unique sources.</w:t>
+      </w:r>
+    </w:p>
+    <w:p>
+      <w:pPr>
+        <w:spacing w:line="336" w:lineRule="auto" w:after="180"/>
+      </w:pPr>
+      <w:r>
+        <w:rPr>
+          <w:b w:val="0"/>
+        </w:rPr>
+        <w:t>Eight unique source units, not ten independent sources. Identify duplicate weighting before analysis; do not silently discard results.</w:t>
+      </w:r>
+    </w:p>
+    <w:p>
+      <w:pPr>
+        <w:spacing w:line="336" w:lineRule="auto" w:after="180"/>
+      </w:pPr>
+      <w:r>
+        <w:rPr>
+          <w:b w:val="0"/>
+        </w:rPr>
+        <w:t xml:space="preserve">Compare the intermediate </w:t>
+      </w:r>
+      <w:r>
+        <w:rPr>
+          <w:b/>
+        </w:rPr>
+        <w:t>evidence</w:t>
+      </w:r>
+      <w:r>
+        <w:rPr>
+          <w:b w:val="0"/>
+        </w:rPr>
+        <w:t xml:space="preserve"> with the final statement. Explain why each number or decision follows from the stated </w:t>
       </w:r>
       <w:r>
         <w:rPr>
@@ -579,7 +1552,7 @@
         <w:rPr>
           <w:b w:val="0"/>
         </w:rPr>
-        <w:t xml:space="preserve">If a required </w:t>
+        <w:t xml:space="preserve">The conclusion belongs to this scenario and procedure; changing the </w:t>
       </w:r>
       <w:r>
         <w:rPr>
@@ -591,15 +1564,15 @@
         <w:rPr>
           <w:b w:val="0"/>
         </w:rPr>
-        <w:t xml:space="preserve"> is absent or violates the stated contract, record that condition explicitly instead of quietly replacing it with a convenient value.</w:t>
-      </w:r>
-    </w:p>
-    <w:p>
-      <w:pPr>
-        <w:pStyle w:val="Heading3"/>
-      </w:pPr>
-      <w:r>
-        <w:t>Connect the picture and the explanation</w:t>
+        <w:t>s, evaluation population or authority can change what it establishes. Retain the raw record so a later revision can be compared honestly.</w:t>
+      </w:r>
+    </w:p>
+    <w:p>
+      <w:pPr>
+        <w:pStyle w:val="Heading2"/>
+      </w:pPr>
+      <w:r>
+        <w:t>Separate indoor/outdoor facts</w:t>
       </w:r>
     </w:p>
     <w:p>
@@ -610,51 +1583,7 @@
         <w:rPr>
           <w:b w:val="0"/>
         </w:rPr>
-        <w:t xml:space="preserve">Point to the </w:t>
-      </w:r>
-      <w:r>
-        <w:rPr>
-          <w:b/>
-        </w:rPr>
-        <w:t>input</w:t>
-      </w:r>
-      <w:r>
-        <w:rPr>
-          <w:b w:val="0"/>
-        </w:rPr>
-        <w:t>, the deciding step and the result in this week’s visual. Explain the same step in ordinary words. A picture helps when you can say what each part represents.</w:t>
-      </w:r>
-    </w:p>
-    <w:p>
-      <w:pPr>
-        <w:pStyle w:val="Heading1"/>
-      </w:pPr>
-      <w:r>
-        <w:t>04. Compare the cases</w:t>
-      </w:r>
-    </w:p>
-    <w:p>
-      <w:r>
-        <w:t>Compare the supplied cases for Dataset and benchmark limitations. Identify the detail that changes the conclusion.</w:t>
-      </w:r>
-    </w:p>
-    <w:p>
-      <w:pPr>
-        <w:pStyle w:val="Heading3"/>
-      </w:pPr>
-      <w:r>
-        <w:t>Compare a familiar case with a changed case</w:t>
-      </w:r>
-    </w:p>
-    <w:p>
-      <w:pPr>
-        <w:spacing w:line="336" w:lineRule="auto" w:after="180"/>
-      </w:pPr>
-      <w:r>
-        <w:rPr>
-          <w:b w:val="0"/>
-        </w:rPr>
-        <w:t xml:space="preserve">Ten </w:t>
+        <w:t xml:space="preserve">A </w:t>
       </w:r>
       <w:r>
         <w:rPr>
@@ -666,276 +1595,18 @@
         <w:rPr>
           <w:b w:val="0"/>
         </w:rPr>
-        <w:t xml:space="preserve"> rows include three copies of one source and seven other unique sources. Show the intermediate steps and give the conclusion with its scope.</w:t>
-      </w:r>
-    </w:p>
-    <w:p>
-      <w:pPr>
-        <w:pStyle w:val="Heading3"/>
-      </w:pPr>
-      <w:r>
-        <w:t>Keep the procedure fixed. Explain what changed in the inputs and result.</w:t>
-      </w:r>
-    </w:p>
-    <w:p>
-      <w:r>
-        <w:t>________________________________________________________________</w:t>
-      </w:r>
-    </w:p>
-    <w:p>
-      <w:r>
-        <w:t>________________________________________________________________</w:t>
-      </w:r>
-    </w:p>
-    <w:p>
-      <w:r>
-        <w:t>________________________________________________________________</w:t>
-      </w:r>
-    </w:p>
-    <w:p>
-      <w:r>
-        <w:t>________________________________________________________________</w:t>
-      </w:r>
-    </w:p>
-    <w:p>
-      <w:r>
-        <w:t>________________________________________________________________</w:t>
-      </w:r>
-    </w:p>
-    <w:p>
-      <w:pPr>
-        <w:pStyle w:val="Heading3"/>
-      </w:pPr>
-      <w:r>
-        <w:t>Change one thing in the pictured case</w:t>
-      </w:r>
-    </w:p>
-    <w:p>
-      <w:pPr>
-        <w:pStyle w:val="Heading3"/>
-      </w:pPr>
-      <w:r>
-        <w:t>Change one thing</w:t>
+        <w:t xml:space="preserve"> can miss the intended setting. A plant model is evaluated on clean indoor photos but proposed for shaded outdoor photos.</w:t>
       </w:r>
     </w:p>
     <w:p>
       <w:pPr>
         <w:spacing w:line="336" w:lineRule="auto" w:after="180"/>
-        <w:shd w:fill="F5F1FB"/>
       </w:pPr>
       <w:r>
         <w:rPr>
           <w:b w:val="0"/>
         </w:rPr>
-        <w:t>Change: Add four reserved outdoor cases, of which two are correct.</w:t>
-      </w:r>
-    </w:p>
-    <w:p>
-      <w:pPr>
-        <w:pStyle w:val="Heading3"/>
-      </w:pPr>
-      <w:r>
-        <w:t>Predicted result</w:t>
-      </w:r>
-    </w:p>
-    <w:p>
-      <w:pPr>
-        <w:spacing w:line="336" w:lineRule="auto" w:after="180"/>
-        <w:shd w:fill="F1F6FC"/>
-      </w:pPr>
-      <w:r>
-        <w:rPr>
-          <w:b/>
-        </w:rPr>
-        <w:t>Prediction</w:t>
-      </w:r>
-      <w:r>
-        <w:rPr>
-          <w:b w:val="0"/>
-        </w:rPr>
-        <w:t>: Report the outdoor slice as 2/4=50%, separately from indoor results.</w:t>
-      </w:r>
-    </w:p>
-    <w:p>
-      <w:pPr>
-        <w:pStyle w:val="Heading3"/>
-      </w:pPr>
-      <w:r>
-        <w:t>Why the result follows</w:t>
-      </w:r>
-    </w:p>
-    <w:p>
-      <w:pPr>
-        <w:spacing w:line="336" w:lineRule="auto" w:after="180"/>
-        <w:shd w:fill="F1F6FC"/>
-      </w:pPr>
-      <w:r>
-        <w:rPr>
-          <w:b w:val="0"/>
-        </w:rPr>
-        <w:t>Reason: The new records finally measure the missing condition, with a small denominator.</w:t>
-      </w:r>
-    </w:p>
-    <w:p>
-      <w:pPr>
-        <w:pStyle w:val="Heading1"/>
-      </w:pPr>
-      <w:r>
-        <w:t>05. Words that unlock the idea</w:t>
-      </w:r>
-    </w:p>
-    <w:p>
-      <w:r>
-        <w:t>Use the vocabulary of Dataset and benchmark limitations to explain a concrete decision, rather than only memorising definitions.</w:t>
-      </w:r>
-    </w:p>
-    <w:tbl>
-      <w:tblPr>
-        <w:tblStyle w:val="LightShading-Accent1"/>
-        <w:tblW w:type="auto" w:w="0"/>
-        <w:tblLook w:firstColumn="1" w:firstRow="1" w:lastColumn="0" w:lastRow="0" w:noHBand="0" w:noVBand="1" w:val="04A0"/>
-      </w:tblPr>
-      <w:tblGrid>
-        <w:gridCol w:w="5112"/>
-        <w:gridCol w:w="5112"/>
-      </w:tblGrid>
-      <w:tr>
-        <w:trPr>
-          <w:tblHeader/>
-        </w:trPr>
-        <w:tc>
-          <w:tcPr>
-            <w:tcW w:type="dxa" w:w="5112"/>
-          </w:tcPr>
-          <w:p>
-            <w:r>
-              <w:t>Word</w:t>
-            </w:r>
-          </w:p>
-        </w:tc>
-        <w:tc>
-          <w:tcPr>
-            <w:tcW w:type="dxa" w:w="5112"/>
-          </w:tcPr>
-          <w:p>
-            <w:r>
-              <w:t>Meaning</w:t>
-            </w:r>
-          </w:p>
-        </w:tc>
-      </w:tr>
-      <w:tr>
-        <w:tc>
-          <w:tcPr>
-            <w:tcW w:type="dxa" w:w="5112"/>
-          </w:tcPr>
-          <w:p>
-            <w:r>
-              <w:t>Benchmark</w:t>
-            </w:r>
-          </w:p>
-        </w:tc>
-        <w:tc>
-          <w:tcPr>
-            <w:tcW w:type="dxa" w:w="5112"/>
-          </w:tcPr>
-          <w:p>
-            <w:r>
-              <w:t>A declared task dataset and scoring procedure</w:t>
-            </w:r>
-          </w:p>
-        </w:tc>
-      </w:tr>
-      <w:tr>
-        <w:tc>
-          <w:tcPr>
-            <w:tcW w:type="dxa" w:w="5112"/>
-          </w:tcPr>
-          <w:p>
-            <w:r>
-              <w:t>Duplicate unit</w:t>
-            </w:r>
-          </w:p>
-        </w:tc>
-        <w:tc>
-          <w:tcPr>
-            <w:tcW w:type="dxa" w:w="5112"/>
-          </w:tcPr>
-          <w:p>
-            <w:r>
-              <w:t>Repeated representation of the same underlying entity</w:t>
-            </w:r>
-          </w:p>
-        </w:tc>
-      </w:tr>
-      <w:tr>
-        <w:tc>
-          <w:tcPr>
-            <w:tcW w:type="dxa" w:w="5112"/>
-          </w:tcPr>
-          <w:p>
-            <w:r>
-              <w:t>Coverage gap</w:t>
-            </w:r>
-          </w:p>
-        </w:tc>
-        <w:tc>
-          <w:tcPr>
-            <w:tcW w:type="dxa" w:w="5112"/>
-          </w:tcPr>
-          <w:p>
-            <w:r>
-              <w:t>A relevant condition absent from evaluated data</w:t>
-            </w:r>
-          </w:p>
-        </w:tc>
-      </w:tr>
-    </w:tbl>
-    <w:p>
-      <w:pPr>
-        <w:pStyle w:val="Heading3"/>
-      </w:pPr>
-      <w:r>
-        <w:t>Use two terms to explain a step in this week’s example.</w:t>
-      </w:r>
-    </w:p>
-    <w:p>
-      <w:r>
-        <w:t>________________________________________________________________</w:t>
-      </w:r>
-    </w:p>
-    <w:p>
-      <w:r>
-        <w:t>________________________________________________________________</w:t>
-      </w:r>
-    </w:p>
-    <w:p>
-      <w:r>
-        <w:t>________________________________________________________________</w:t>
-      </w:r>
-    </w:p>
-    <w:p>
-      <w:pPr>
-        <w:pStyle w:val="Heading1"/>
-      </w:pPr>
-      <w:r>
-        <w:t>06. Follow a worked example</w:t>
-      </w:r>
-    </w:p>
-    <w:p>
-      <w:r>
-        <w:t>Follow the worked trace for Dataset and benchmark limitations, predict a step, then compare with its explanation.</w:t>
-      </w:r>
-    </w:p>
-    <w:p>
-      <w:pPr>
-        <w:spacing w:line="336" w:lineRule="auto" w:after="180"/>
-      </w:pPr>
-      <w:r>
-        <w:rPr>
-          <w:b w:val="0"/>
-        </w:rPr>
-        <w:t xml:space="preserve">Ten </w:t>
+        <w:t xml:space="preserve">Indoor </w:t>
       </w:r>
       <w:r>
         <w:rPr>
@@ -947,7 +1618,7 @@
         <w:rPr>
           <w:b w:val="0"/>
         </w:rPr>
-        <w:t xml:space="preserve"> rows include three copies of one source and seven other unique sources.</w:t>
+        <w:t>: 9/10 correct. No outdoor cases are present. The same model is intended for both.</w:t>
       </w:r>
     </w:p>
     <w:p>
@@ -958,173 +1629,34 @@
         <w:rPr>
           <w:b w:val="0"/>
         </w:rPr>
-        <w:t>Eight unique source units, not ten independent sources. Identify duplicate weighting before analysis; do not silently discard results.</w:t>
-      </w:r>
-    </w:p>
-    <w:p>
-      <w:pPr>
-        <w:pStyle w:val="Heading3"/>
-      </w:pPr>
-      <w:r>
-        <w:t>Worked explanation · Dataset and benchmark limitations</w:t>
+        <w:t>The picture’s original ten photos are all clean indoor images: nine correct gives 90% on that supplied slice. There are no outdoor cases, so outdoor accuracy is unmeasured. In the changed teaching scenario, four reserved outdoor cases are supplied and two are correct, giving 50% for that slice. Pooling both settings gives 11/14, approximately 78.6%, but that pooled rate is not outdoor performance.</w:t>
       </w:r>
     </w:p>
     <w:p>
       <w:pPr>
         <w:spacing w:line="336" w:lineRule="auto" w:after="180"/>
-        <w:shd w:fill="F1F6FC"/>
       </w:pPr>
       <w:r>
         <w:rPr>
           <w:b w:val="0"/>
         </w:rPr>
-        <w:t xml:space="preserve">Compare the intermediate </w:t>
-      </w:r>
-      <w:r>
-        <w:rPr>
-          <w:b/>
-        </w:rPr>
-        <w:t>evidence</w:t>
-      </w:r>
-      <w:r>
-        <w:rPr>
-          <w:b w:val="0"/>
-        </w:rPr>
-        <w:t xml:space="preserve"> with the final statement. Explain why each number or decision follows from the stated </w:t>
-      </w:r>
-      <w:r>
-        <w:rPr>
-          <w:b/>
-        </w:rPr>
-        <w:t>input</w:t>
-      </w:r>
-      <w:r>
-        <w:rPr>
-          <w:b w:val="0"/>
-        </w:rPr>
-        <w:t>s.</w:t>
-      </w:r>
-    </w:p>
-    <w:p>
-      <w:pPr>
-        <w:spacing w:line="336" w:lineRule="auto" w:after="180"/>
-        <w:shd w:fill="F1F6FC"/>
-      </w:pPr>
-      <w:r>
-        <w:rPr>
-          <w:b w:val="0"/>
-        </w:rPr>
-        <w:t xml:space="preserve">The conclusion belongs to this scenario and procedure; changing the </w:t>
-      </w:r>
-      <w:r>
-        <w:rPr>
-          <w:b/>
-        </w:rPr>
-        <w:t>input</w:t>
-      </w:r>
-      <w:r>
-        <w:rPr>
-          <w:b w:val="0"/>
-        </w:rPr>
-        <w:t>s, evaluation population or authority can change what it establishes. Retain the raw record so a later revision can be compared honestly.</w:t>
-      </w:r>
-    </w:p>
-    <w:p>
-      <w:pPr>
-        <w:pStyle w:val="Heading3"/>
-      </w:pPr>
-      <w:r>
-        <w:t>Learn from the worked case</w:t>
-      </w:r>
-    </w:p>
-    <w:p>
-      <w:pPr>
-        <w:spacing w:line="336" w:lineRule="auto" w:after="180"/>
-      </w:pPr>
-      <w:r>
-        <w:rPr>
-          <w:b w:val="0"/>
-        </w:rPr>
-        <w:t>Cover the result before checking it. Say what is given, choose the procedure, and follow one step at a time. Then uncover the result and explain your first mismatch. Ask why a step is allowed, not only what number it produces.</w:t>
-      </w:r>
-    </w:p>
-    <w:p>
-      <w:pPr>
-        <w:pStyle w:val="Heading3"/>
-      </w:pPr>
-      <w:r>
-        <w:t>A pictorial worked case: Dataset and benchmark limitations</w:t>
-      </w:r>
-    </w:p>
-    <w:p>
-      <w:pPr>
-        <w:spacing w:line="336" w:lineRule="auto" w:after="180"/>
-      </w:pPr>
-      <w:r>
-        <w:rPr>
-          <w:b w:val="0"/>
-        </w:rPr>
-        <w:t xml:space="preserve">A </w:t>
-      </w:r>
-      <w:r>
-        <w:rPr>
-          <w:b/>
-        </w:rPr>
-        <w:t>benchmark</w:t>
-      </w:r>
-      <w:r>
-        <w:rPr>
-          <w:b w:val="0"/>
-        </w:rPr>
-        <w:t xml:space="preserve"> can miss the intended setting. A plant model is evaluated on clean indoor photos but proposed for shaded outdoor photos.</w:t>
-      </w:r>
-    </w:p>
-    <w:p>
-      <w:pPr>
-        <w:pStyle w:val="Heading3"/>
-      </w:pPr>
-      <w:r>
-        <w:t>The facts we will use</w:t>
-      </w:r>
-    </w:p>
-    <w:p>
-      <w:pPr>
-        <w:pStyle w:val="Heading3"/>
-      </w:pPr>
-      <w:r>
-        <w:t>Supplied facts</w:t>
-      </w:r>
-    </w:p>
-    <w:p>
-      <w:pPr>
-        <w:spacing w:line="336" w:lineRule="auto" w:after="180"/>
-        <w:shd w:fill="F1F6FC"/>
-      </w:pPr>
-      <w:r>
-        <w:rPr>
-          <w:b w:val="0"/>
-        </w:rPr>
-        <w:t xml:space="preserve">Indoor </w:t>
-      </w:r>
-      <w:r>
-        <w:rPr>
-          <w:b/>
-        </w:rPr>
-        <w:t>benchmark</w:t>
-      </w:r>
-      <w:r>
-        <w:rPr>
-          <w:b w:val="0"/>
-        </w:rPr>
-        <w:t>: 9/10 correct. No outdoor cases are present. The same model is intended for both.</w:t>
+        <w:t>The lower observed outdoor slice does not identify the cause, establish significance or prove all future outdoor images will behave similarly. No new photos or model outputs were actually collected for this lesson.</w:t>
+      </w:r>
+    </w:p>
+    <w:p>
+      <w:pPr>
+        <w:pStyle w:val="Heading2"/>
+      </w:pPr>
+      <w:r>
+        <w:t>See measured, missing and added slices</w:t>
       </w:r>
     </w:p>
     <w:p>
       <w:r>
         <w:drawing>
           <wp:inline xmlns:a="http://schemas.openxmlformats.org/drawingml/2006/main" xmlns:pic="http://schemas.openxmlformats.org/drawingml/2006/picture">
-            <wp:extent cx="5486400" cy="3077029"/>
-            <wp:docPr id="1" name="Picture 1" descr="Benchmark conditions"/>
+            <wp:extent cx="5486400" cy="3029913"/>
+            <wp:docPr id="1" name="Picture 1" descr="Indoor benchmark has nine correct of ten, or ninety percent. Outdoor shade initially has no measured cases, so performance is unknown. Changed scenario supplies two correct of four outdoor cases, or fifty percent; pooling gives eleven of fourteen, approximately seventy-eight point six percent, which is not the outdoor rate."/>
             <wp:cNvGraphicFramePr>
               <a:graphicFrameLocks noChangeAspect="1"/>
             </wp:cNvGraphicFramePr>
@@ -1132,7 +1664,7 @@
               <a:graphicData uri="http://schemas.openxmlformats.org/drawingml/2006/picture">
                 <pic:pic>
                   <pic:nvPicPr>
-                    <pic:cNvPr id="0" name="academy-detail-ai-7-18.png"/>
+                    <pic:cNvPr id="0" name="ai-7-18-benchmark-coverage.png"/>
                     <pic:cNvPicPr/>
                   </pic:nvPicPr>
                   <pic:blipFill>
@@ -1144,7 +1676,7 @@
                   <pic:spPr>
                     <a:xfrm>
                       <a:off x="0" y="0"/>
-                      <a:ext cx="5486400" cy="3077029"/>
+                      <a:ext cx="5486400" cy="3029913"/>
                     </a:xfrm>
                     <a:prstGeom prst="rect"/>
                   </pic:spPr>
@@ -1159,8 +1691,8 @@
       <w:r>
         <w:drawing>
           <wp:inline xmlns:a="http://schemas.openxmlformats.org/drawingml/2006/main" xmlns:pic="http://schemas.openxmlformats.org/drawingml/2006/picture">
-            <wp:extent cx="5486400" cy="5145314"/>
-            <wp:docPr id="2" name="Picture 2" descr="Dataset and benchmark limitations. Name measured setting: All ten benchmark images are clean indoor photos.. Report the result: The observed indoor score is 90%.. Name missing evidence: Outdoor shade performance remains unmeasured."/>
+            <wp:extent cx="5486400" cy="3182112"/>
+            <wp:docPr id="2" name="Picture 2" descr="Name measured setting: All ten benchmark images are clean indoor photos. → Report the result: The observed indoor score is 90%. → Name missing evidence: Outdoor shade performance remains unmeasured."/>
             <wp:cNvGraphicFramePr>
               <a:graphicFrameLocks noChangeAspect="1"/>
             </wp:cNvGraphicFramePr>
@@ -1168,7 +1700,7 @@
               <a:graphicData uri="http://schemas.openxmlformats.org/drawingml/2006/picture">
                 <pic:pic>
                   <pic:nvPicPr>
-                    <pic:cNvPr id="0" name="academy-visual-ai-7-18.png"/>
+                    <pic:cNvPr id="0" name="academy-story-ai-7-18-02.png"/>
                     <pic:cNvPicPr/>
                   </pic:nvPicPr>
                   <pic:blipFill>
@@ -1180,7 +1712,7 @@
                   <pic:spPr>
                     <a:xfrm>
                       <a:off x="0" y="0"/>
-                      <a:ext cx="5486400" cy="5145314"/>
+                      <a:ext cx="5486400" cy="3182112"/>
                     </a:xfrm>
                     <a:prstGeom prst="rect"/>
                   </pic:spPr>
@@ -1308,24 +1840,7 @@
     </w:p>
     <w:p>
       <w:pPr>
-        <w:pStyle w:val="Heading3"/>
-      </w:pPr>
-      <w:r>
-        <w:t>Why this result follows</w:t>
-      </w:r>
-    </w:p>
-    <w:p>
-      <w:pPr>
-        <w:pStyle w:val="Heading3"/>
-      </w:pPr>
-      <w:r>
-        <w:t>Why the result follows</w:t>
-      </w:r>
-    </w:p>
-    <w:p>
-      <w:pPr>
         <w:spacing w:line="336" w:lineRule="auto" w:after="180"/>
-        <w:shd w:fill="F1F6FC"/>
       </w:pPr>
       <w:r>
         <w:rPr>
@@ -1348,30 +1863,360 @@
     </w:p>
     <w:p>
       <w:pPr>
+        <w:pStyle w:val="Heading2"/>
+      </w:pPr>
+      <w:r>
+        <w:t>Complete slice and pooled-rate comparison</w:t>
+      </w:r>
+    </w:p>
+    <w:tbl>
+      <w:tblPr>
+        <w:tblStyle w:val="LightShading-Accent1"/>
+        <w:tblW w:type="auto" w:w="0"/>
+        <w:tblLook w:firstColumn="1" w:firstRow="1" w:lastColumn="0" w:lastRow="0" w:noHBand="0" w:noVBand="1" w:val="04A0"/>
+      </w:tblPr>
+      <w:tblGrid>
+        <w:gridCol w:w="3408"/>
+        <w:gridCol w:w="3408"/>
+        <w:gridCol w:w="3408"/>
+      </w:tblGrid>
+      <w:tr>
+        <w:trPr>
+          <w:tblHeader/>
+        </w:trPr>
+        <w:tc>
+          <w:tcPr>
+            <w:tcW w:type="dxa" w:w="3408"/>
+          </w:tcPr>
+          <w:p>
+            <w:r>
+              <w:t>Setting</w:t>
+            </w:r>
+          </w:p>
+        </w:tc>
+        <w:tc>
+          <w:tcPr>
+            <w:tcW w:type="dxa" w:w="3408"/>
+          </w:tcPr>
+          <w:p>
+            <w:r>
+              <w:t>Original supplied evidence</w:t>
+            </w:r>
+          </w:p>
+        </w:tc>
+        <w:tc>
+          <w:tcPr>
+            <w:tcW w:type="dxa" w:w="3408"/>
+          </w:tcPr>
+          <w:p>
+            <w:r>
+              <w:t>Changed supplied evidence</w:t>
+            </w:r>
+          </w:p>
+        </w:tc>
+      </w:tr>
+      <w:tr>
+        <w:tc>
+          <w:tcPr>
+            <w:tcW w:type="dxa" w:w="3408"/>
+          </w:tcPr>
+          <w:p>
+            <w:r>
+              <w:t>Indoor</w:t>
+            </w:r>
+          </w:p>
+        </w:tc>
+        <w:tc>
+          <w:tcPr>
+            <w:tcW w:type="dxa" w:w="3408"/>
+          </w:tcPr>
+          <w:p>
+            <w:r>
+              <w:t>9/10 = 90%</w:t>
+            </w:r>
+          </w:p>
+        </w:tc>
+        <w:tc>
+          <w:tcPr>
+            <w:tcW w:type="dxa" w:w="3408"/>
+          </w:tcPr>
+          <w:p>
+            <w:r>
+              <w:t>Unchanged 9/10 = 90%</w:t>
+            </w:r>
+          </w:p>
+        </w:tc>
+      </w:tr>
+      <w:tr>
+        <w:tc>
+          <w:tcPr>
+            <w:tcW w:type="dxa" w:w="3408"/>
+          </w:tcPr>
+          <w:p>
+            <w:r>
+              <w:t>Outdoor shade</w:t>
+            </w:r>
+          </w:p>
+        </w:tc>
+        <w:tc>
+          <w:tcPr>
+            <w:tcW w:type="dxa" w:w="3408"/>
+          </w:tcPr>
+          <w:p>
+            <w:r>
+              <w:t>No cases; rate unknown</w:t>
+            </w:r>
+          </w:p>
+        </w:tc>
+        <w:tc>
+          <w:tcPr>
+            <w:tcW w:type="dxa" w:w="3408"/>
+          </w:tcPr>
+          <w:p>
+            <w:r>
+              <w:t>2/4 = 50%</w:t>
+            </w:r>
+          </w:p>
+        </w:tc>
+      </w:tr>
+      <w:tr>
+        <w:tc>
+          <w:tcPr>
+            <w:tcW w:type="dxa" w:w="3408"/>
+          </w:tcPr>
+          <w:p>
+            <w:r>
+              <w:t>Pooled descriptive rate</w:t>
+            </w:r>
+          </w:p>
+        </w:tc>
+        <w:tc>
+          <w:tcPr>
+            <w:tcW w:type="dxa" w:w="3408"/>
+          </w:tcPr>
+          <w:p>
+            <w:r>
+              <w:t>9/10, entirely indoor</w:t>
+            </w:r>
+          </w:p>
+        </w:tc>
+        <w:tc>
+          <w:tcPr>
+            <w:tcW w:type="dxa" w:w="3408"/>
+          </w:tcPr>
+          <w:p>
+            <w:r>
+              <w:t>11/14 ≈ 78.6%</w:t>
+            </w:r>
+          </w:p>
+        </w:tc>
+      </w:tr>
+      <w:tr>
+        <w:tc>
+          <w:tcPr>
+            <w:tcW w:type="dxa" w:w="3408"/>
+          </w:tcPr>
+          <w:p>
+            <w:r>
+              <w:t>Appropriate outdoor report</w:t>
+            </w:r>
+          </w:p>
+        </w:tc>
+        <w:tc>
+          <w:tcPr>
+            <w:tcW w:type="dxa" w:w="3408"/>
+          </w:tcPr>
+          <w:p>
+            <w:r>
+              <w:t>Unmeasured</w:t>
+            </w:r>
+          </w:p>
+        </w:tc>
+        <w:tc>
+          <w:tcPr>
+            <w:tcW w:type="dxa" w:w="3408"/>
+          </w:tcPr>
+          <w:p>
+            <w:r>
+              <w:t>2/4 in the supplied outdoor slice</w:t>
+            </w:r>
+          </w:p>
+        </w:tc>
+      </w:tr>
+      <w:tr>
+        <w:tc>
+          <w:tcPr>
+            <w:tcW w:type="dxa" w:w="3408"/>
+          </w:tcPr>
+          <w:p>
+            <w:r>
+              <w:t>Unsupported extension</w:t>
+            </w:r>
+          </w:p>
+        </w:tc>
+        <w:tc>
+          <w:tcPr>
+            <w:tcW w:type="dxa" w:w="3408"/>
+          </w:tcPr>
+          <w:p>
+            <w:r>
+              <w:t>Assume outdoor also 90%</w:t>
+            </w:r>
+          </w:p>
+        </w:tc>
+        <w:tc>
+          <w:tcPr>
+            <w:tcW w:type="dxa" w:w="3408"/>
+          </w:tcPr>
+          <w:p>
+            <w:r>
+              <w:t>Use pooled 78.6% as outdoor accuracy</w:t>
+            </w:r>
+          </w:p>
+        </w:tc>
+      </w:tr>
+      <w:tr>
+        <w:tc>
+          <w:tcPr>
+            <w:tcW w:type="dxa" w:w="3408"/>
+          </w:tcPr>
+          <w:p>
+            <w:r>
+              <w:t>Remaining limits</w:t>
+            </w:r>
+          </w:p>
+        </w:tc>
+        <w:tc>
+          <w:tcPr>
+            <w:tcW w:type="dxa" w:w="3408"/>
+          </w:tcPr>
+          <w:p>
+            <w:r>
+              <w:t>Coverage absent</w:t>
+            </w:r>
+          </w:p>
+        </w:tc>
+        <w:tc>
+          <w:tcPr>
+            <w:tcW w:type="dxa" w:w="3408"/>
+          </w:tcPr>
+          <w:p>
+            <w:r>
+              <w:t>Small slice, sampling and labels still need inspection</w:t>
+            </w:r>
+          </w:p>
+        </w:tc>
+      </w:tr>
+    </w:tbl>
+    <w:p>
+      <w:pPr>
+        <w:pStyle w:val="Heading2"/>
+      </w:pPr>
+      <w:r>
+        <w:t>Predict adding four outdoor cases</w:t>
+      </w:r>
+    </w:p>
+    <w:p>
+      <w:pPr>
+        <w:pStyle w:val="ListBullet"/>
+      </w:pPr>
+      <w:r>
+        <w:t>Change one thing: Add four reserved outdoor cases, of which two are correct. Predict the result before checking the explanation. What remains the same?</w:t>
+      </w:r>
+    </w:p>
+    <w:p>
+      <w:pPr>
+        <w:pStyle w:val="Heading2"/>
+      </w:pPr>
+      <w:r>
+        <w:t>Check after predicting · reference / check after trying</w:t>
+      </w:r>
+    </w:p>
+    <w:p>
+      <w:r>
+        <w:drawing>
+          <wp:inline xmlns:a="http://schemas.openxmlformats.org/drawingml/2006/main" xmlns:pic="http://schemas.openxmlformats.org/drawingml/2006/picture">
+            <wp:extent cx="5486400" cy="3026664"/>
+            <wp:docPr id="3" name="Picture 3" descr="Original case: Outdoor shade performance remains unmeasured. Changed condition: Add four reserved outdoor cases, of which two are correct. Expected result: Report the outdoor slice as 2/4=50%, separately from indoor results. Reason: The new records finally measure the missing condition, with a small denominator."/>
+            <wp:cNvGraphicFramePr>
+              <a:graphicFrameLocks noChangeAspect="1"/>
+            </wp:cNvGraphicFramePr>
+            <a:graphic>
+              <a:graphicData uri="http://schemas.openxmlformats.org/drawingml/2006/picture">
+                <pic:pic>
+                  <pic:nvPicPr>
+                    <pic:cNvPr id="0" name="academy-story-ai-7-18-04.png"/>
+                    <pic:cNvPicPr/>
+                  </pic:nvPicPr>
+                  <pic:blipFill>
+                    <a:blip r:embed="rId11"/>
+                    <a:stretch>
+                      <a:fillRect/>
+                    </a:stretch>
+                  </pic:blipFill>
+                  <pic:spPr>
+                    <a:xfrm>
+                      <a:off x="0" y="0"/>
+                      <a:ext cx="5486400" cy="3026664"/>
+                    </a:xfrm>
+                    <a:prstGeom prst="rect"/>
+                  </pic:spPr>
+                </pic:pic>
+              </a:graphicData>
+            </a:graphic>
+          </wp:inline>
+        </w:drawing>
+      </w:r>
+    </w:p>
+    <w:p>
+      <w:pPr>
+        <w:pStyle w:val="Heading2"/>
+      </w:pPr>
+      <w:r>
+        <w:t>Explain remaining coverage limits</w:t>
+      </w:r>
+    </w:p>
+    <w:p>
+      <w:pPr>
+        <w:pStyle w:val="ListBullet"/>
+      </w:pPr>
+      <w:r>
+        <w:t>Neither slice estimates all future photos; inspect sampling, labels and grouping.</w:t>
+      </w:r>
+    </w:p>
+    <w:p>
+      <w:pPr>
+        <w:pStyle w:val="ListBullet"/>
+      </w:pPr>
+      <w:r>
+        <w:t>Read the labelled picture: Report the indoor benchmark with its denominator and missing condition. After two correct outdoor cases out of four are added, what slice rate is supported and what remains uncertain?</w:t>
+      </w:r>
+    </w:p>
+    <w:p>
+      <w:pPr>
+        <w:pStyle w:val="Heading2"/>
+      </w:pPr>
+      <w:r>
+        <w:t>Earlier wording, alternatives and picture transcripts · reference / check after trying</w:t>
+      </w:r>
+    </w:p>
+    <w:p>
+      <w:pPr>
         <w:pStyle w:val="Heading3"/>
       </w:pPr>
       <w:r>
-        <w:t>What this example does not establish</w:t>
-      </w:r>
-    </w:p>
-    <w:p>
-      <w:pPr>
-        <w:pStyle w:val="Heading3"/>
-      </w:pPr>
-      <w:r>
-        <w:t>Keep the stated limit</w:t>
+        <w:t>Learn from the worked case</w:t>
       </w:r>
     </w:p>
     <w:p>
       <w:pPr>
         <w:spacing w:line="336" w:lineRule="auto" w:after="180"/>
-        <w:shd w:fill="FFF5E6"/>
       </w:pPr>
       <w:r>
         <w:rPr>
           <w:b w:val="0"/>
         </w:rPr>
-        <w:t>Neither slice estimates all future photos; inspect sampling, labels and grouping.</w:t>
+        <w:t>Cover the result before checking it. Say what is given, choose the procedure, and follow one step at a time. Then uncover the result and explain your first mismatch. Ask why a step is allowed, not only what number it produces.</w:t>
       </w:r>
     </w:p>
     <w:p>
@@ -1379,31 +2224,7 @@
         <w:pStyle w:val="Heading3"/>
       </w:pPr>
       <w:r>
-        <w:t>Keep the stated limit</w:t>
-      </w:r>
-    </w:p>
-    <w:p>
-      <w:pPr>
-        <w:spacing w:line="336" w:lineRule="auto" w:after="180"/>
-        <w:shd w:fill="FFF5E6"/>
-      </w:pPr>
-      <w:r>
-        <w:rPr>
-          <w:b w:val="0"/>
-        </w:rPr>
-        <w:t xml:space="preserve">Read the labelled picture: Report the indoor </w:t>
-      </w:r>
-      <w:r>
-        <w:rPr>
-          <w:b/>
-        </w:rPr>
-        <w:t>benchmark</w:t>
-      </w:r>
-      <w:r>
-        <w:rPr>
-          <w:b w:val="0"/>
-        </w:rPr>
-        <w:t xml:space="preserve"> with its denominator and missing condition. After two correct outdoor cases out of four are added, what slice rate is supported and what remains uncertain?</w:t>
+        <w:t>A pictorial worked case: Dataset and benchmark limitations</w:t>
       </w:r>
     </w:p>
     <w:p>
@@ -1411,19 +2232,95 @@
         <w:pStyle w:val="Heading3"/>
       </w:pPr>
       <w:r>
-        <w:t>Keep the stated limit</w:t>
-      </w:r>
-    </w:p>
-    <w:p>
-      <w:pPr>
-        <w:spacing w:line="336" w:lineRule="auto" w:after="180"/>
-        <w:shd w:fill="FFF5E6"/>
-      </w:pPr>
-      <w:r>
-        <w:rPr>
-          <w:b w:val="0"/>
-        </w:rPr>
-        <w:t>Change one thing: Add four reserved outdoor cases, of which two are correct. Predict the result before checking the explanation. What remains the same?</w:t>
+        <w:t>The facts we will use</w:t>
+      </w:r>
+    </w:p>
+    <w:p>
+      <w:r>
+        <w:drawing>
+          <wp:inline xmlns:a="http://schemas.openxmlformats.org/drawingml/2006/main" xmlns:pic="http://schemas.openxmlformats.org/drawingml/2006/picture">
+            <wp:extent cx="5486400" cy="3077029"/>
+            <wp:docPr id="4" name="Picture 4" descr="Benchmark conditions"/>
+            <wp:cNvGraphicFramePr>
+              <a:graphicFrameLocks noChangeAspect="1"/>
+            </wp:cNvGraphicFramePr>
+            <a:graphic>
+              <a:graphicData uri="http://schemas.openxmlformats.org/drawingml/2006/picture">
+                <pic:pic>
+                  <pic:nvPicPr>
+                    <pic:cNvPr id="0" name="academy-detail-ai-7-18.png"/>
+                    <pic:cNvPicPr/>
+                  </pic:nvPicPr>
+                  <pic:blipFill>
+                    <a:blip r:embed="rId12"/>
+                    <a:stretch>
+                      <a:fillRect/>
+                    </a:stretch>
+                  </pic:blipFill>
+                  <pic:spPr>
+                    <a:xfrm>
+                      <a:off x="0" y="0"/>
+                      <a:ext cx="5486400" cy="3077029"/>
+                    </a:xfrm>
+                    <a:prstGeom prst="rect"/>
+                  </pic:spPr>
+                </pic:pic>
+              </a:graphicData>
+            </a:graphic>
+          </wp:inline>
+        </w:drawing>
+      </w:r>
+    </w:p>
+    <w:p>
+      <w:r>
+        <w:drawing>
+          <wp:inline xmlns:a="http://schemas.openxmlformats.org/drawingml/2006/main" xmlns:pic="http://schemas.openxmlformats.org/drawingml/2006/picture">
+            <wp:extent cx="5486400" cy="5145314"/>
+            <wp:docPr id="5" name="Picture 5" descr="Dataset and benchmark limitations. Name measured setting: All ten benchmark images are clean indoor photos.. Report the result: The observed indoor score is 90%.. Name missing evidence: Outdoor shade performance remains unmeasured."/>
+            <wp:cNvGraphicFramePr>
+              <a:graphicFrameLocks noChangeAspect="1"/>
+            </wp:cNvGraphicFramePr>
+            <a:graphic>
+              <a:graphicData uri="http://schemas.openxmlformats.org/drawingml/2006/picture">
+                <pic:pic>
+                  <pic:nvPicPr>
+                    <pic:cNvPr id="0" name="academy-visual-ai-7-18.png"/>
+                    <pic:cNvPicPr/>
+                  </pic:nvPicPr>
+                  <pic:blipFill>
+                    <a:blip r:embed="rId13"/>
+                    <a:stretch>
+                      <a:fillRect/>
+                    </a:stretch>
+                  </pic:blipFill>
+                  <pic:spPr>
+                    <a:xfrm>
+                      <a:off x="0" y="0"/>
+                      <a:ext cx="5486400" cy="5145314"/>
+                    </a:xfrm>
+                    <a:prstGeom prst="rect"/>
+                  </pic:spPr>
+                </pic:pic>
+              </a:graphicData>
+            </a:graphic>
+          </wp:inline>
+        </w:drawing>
+      </w:r>
+    </w:p>
+    <w:p>
+      <w:pPr>
+        <w:pStyle w:val="Heading3"/>
+      </w:pPr>
+      <w:r>
+        <w:t>Why this result follows</w:t>
+      </w:r>
+    </w:p>
+    <w:p>
+      <w:pPr>
+        <w:pStyle w:val="Heading3"/>
+      </w:pPr>
+      <w:r>
+        <w:t>What this example does not establish</w:t>
       </w:r>
     </w:p>
     <w:p>
@@ -1431,12 +2328,20 @@
         <w:pStyle w:val="Heading1"/>
       </w:pPr>
       <w:r>
-        <w:t>07. Find and repair a mistake</w:t>
-      </w:r>
-    </w:p>
-    <w:p>
-      <w:r>
-        <w:t>Find the unsupported step in the Dataset and benchmark limitations claim and explain a repair using the supplied evidence.</w:t>
+        <w:t>07. Repair duplicate weighting and unsupported coverage claims</w:t>
+      </w:r>
+    </w:p>
+    <w:p>
+      <w:r>
+        <w:t>Preserve original records and explain every exclusion or unassessed condition.</w:t>
+      </w:r>
+    </w:p>
+    <w:p>
+      <w:pPr>
+        <w:pStyle w:val="Heading2"/>
+      </w:pPr>
+      <w:r>
+        <w:t>Original limitations and repair setup</w:t>
       </w:r>
     </w:p>
     <w:p>
@@ -1458,16 +2363,7 @@
     </w:p>
     <w:p>
       <w:pPr>
-        <w:pStyle w:val="Heading3"/>
-      </w:pPr>
-      <w:r>
-        <w:t>Check the claim against the facts</w:t>
-      </w:r>
-    </w:p>
-    <w:p>
-      <w:pPr>
         <w:spacing w:line="336" w:lineRule="auto" w:after="180"/>
-        <w:shd w:fill="FFF5E6"/>
       </w:pPr>
       <w:r>
         <w:rPr>
@@ -1479,7 +2375,6 @@
     <w:p>
       <w:pPr>
         <w:spacing w:line="336" w:lineRule="auto" w:after="180"/>
-        <w:shd w:fill="FFF5E6"/>
       </w:pPr>
       <w:r>
         <w:rPr>
@@ -1502,6 +2397,256 @@
     </w:p>
     <w:p>
       <w:pPr>
+        <w:pStyle w:val="Heading2"/>
+      </w:pPr>
+      <w:r>
+        <w:t>Complete identity and coverage probes</w:t>
+      </w:r>
+    </w:p>
+    <w:tbl>
+      <w:tblPr>
+        <w:tblStyle w:val="LightShading-Accent1"/>
+        <w:tblW w:type="auto" w:w="0"/>
+        <w:tblLook w:firstColumn="1" w:firstRow="1" w:lastColumn="0" w:lastRow="0" w:noHBand="0" w:noVBand="1" w:val="04A0"/>
+      </w:tblPr>
+      <w:tblGrid>
+        <w:gridCol w:w="5112"/>
+        <w:gridCol w:w="5112"/>
+      </w:tblGrid>
+      <w:tr>
+        <w:trPr>
+          <w:tblHeader/>
+        </w:trPr>
+        <w:tc>
+          <w:tcPr>
+            <w:tcW w:type="dxa" w:w="5112"/>
+          </w:tcPr>
+          <w:p>
+            <w:r>
+              <w:t>Benchmark audit</w:t>
+            </w:r>
+          </w:p>
+        </w:tc>
+        <w:tc>
+          <w:tcPr>
+            <w:tcW w:type="dxa" w:w="5112"/>
+          </w:tcPr>
+          <w:p>
+            <w:r>
+              <w:t>Checked interpretation</w:t>
+            </w:r>
+          </w:p>
+        </w:tc>
+      </w:tr>
+      <w:tr>
+        <w:tc>
+          <w:tcPr>
+            <w:tcW w:type="dxa" w:w="5112"/>
+          </w:tcPr>
+          <w:p>
+            <w:r>
+              <w:t>Three copies of one source plus seven others</w:t>
+            </w:r>
+          </w:p>
+        </w:tc>
+        <w:tc>
+          <w:tcPr>
+            <w:tcW w:type="dxa" w:w="5112"/>
+          </w:tcPr>
+          <w:p>
+            <w:r>
+              <w:t>Eight source IDs, not ten independent sources</w:t>
+            </w:r>
+          </w:p>
+        </w:tc>
+      </w:tr>
+      <w:tr>
+        <w:tc>
+          <w:tcPr>
+            <w:tcW w:type="dxa" w:w="5112"/>
+          </w:tcPr>
+          <w:p>
+            <w:r>
+              <w:t>Three copies</w:t>
+            </w:r>
+          </w:p>
+        </w:tc>
+        <w:tc>
+          <w:tcPr>
+            <w:tcW w:type="dxa" w:w="5112"/>
+          </w:tcPr>
+          <w:p>
+            <w:r>
+              <w:t>Two extra rows beyond one copy, not three extra rows</w:t>
+            </w:r>
+          </w:p>
+        </w:tc>
+      </w:tr>
+      <w:tr>
+        <w:tc>
+          <w:tcPr>
+            <w:tcW w:type="dxa" w:w="5112"/>
+          </w:tcPr>
+          <w:p>
+            <w:r>
+              <w:t>Source IDs differ</w:t>
+            </w:r>
+          </w:p>
+        </w:tc>
+        <w:tc>
+          <w:tcPr>
+            <w:tcW w:type="dxa" w:w="5112"/>
+          </w:tcPr>
+          <w:p>
+            <w:r>
+              <w:t>Identity distinction does not prove sampling independence</w:t>
+            </w:r>
+          </w:p>
+        </w:tc>
+      </w:tr>
+      <w:tr>
+        <w:tc>
+          <w:tcPr>
+            <w:tcW w:type="dxa" w:w="5112"/>
+          </w:tcPr>
+          <w:p>
+            <w:r>
+              <w:t>No outcome labels supplied per source</w:t>
+            </w:r>
+          </w:p>
+        </w:tc>
+        <w:tc>
+          <w:tcPr>
+            <w:tcW w:type="dxa" w:w="5112"/>
+          </w:tcPr>
+          <w:p>
+            <w:r>
+              <w:t>Do not calculate an invented deduplicated accuracy</w:t>
+            </w:r>
+          </w:p>
+        </w:tc>
+      </w:tr>
+      <w:tr>
+        <w:tc>
+          <w:tcPr>
+            <w:tcW w:type="dxa" w:w="5112"/>
+          </w:tcPr>
+          <w:p>
+            <w:r>
+              <w:t>Exclude duplicates after inspecting outcomes</w:t>
+            </w:r>
+          </w:p>
+        </w:tc>
+        <w:tc>
+          <w:tcPr>
+            <w:tcW w:type="dxa" w:w="5112"/>
+          </w:tcPr>
+          <w:p>
+            <w:r>
+              <w:t>Disclose analysis change; preserve original results and declared unit rule</w:t>
+            </w:r>
+          </w:p>
+        </w:tc>
+      </w:tr>
+      <w:tr>
+        <w:tc>
+          <w:tcPr>
+            <w:tcW w:type="dxa" w:w="5112"/>
+          </w:tcPr>
+          <w:p>
+            <w:r>
+              <w:t>No outdoor cases</w:t>
+            </w:r>
+          </w:p>
+        </w:tc>
+        <w:tc>
+          <w:tcPr>
+            <w:tcW w:type="dxa" w:w="5112"/>
+          </w:tcPr>
+          <w:p>
+            <w:r>
+              <w:t>Unknown performance, not zero accuracy</w:t>
+            </w:r>
+          </w:p>
+        </w:tc>
+      </w:tr>
+      <w:tr>
+        <w:tc>
+          <w:tcPr>
+            <w:tcW w:type="dxa" w:w="5112"/>
+          </w:tcPr>
+          <w:p>
+            <w:r>
+              <w:t>Outdoor 2/4 and pooled 11/14</w:t>
+            </w:r>
+          </w:p>
+        </w:tc>
+        <w:tc>
+          <w:tcPr>
+            <w:tcW w:type="dxa" w:w="5112"/>
+          </w:tcPr>
+          <w:p>
+            <w:r>
+              <w:t>Different denominators and target descriptions</w:t>
+            </w:r>
+          </w:p>
+        </w:tc>
+      </w:tr>
+      <w:tr>
+        <w:tc>
+          <w:tcPr>
+            <w:tcW w:type="dxa" w:w="5112"/>
+          </w:tcPr>
+          <w:p>
+            <w:r>
+              <w:t>High indoor result</w:t>
+            </w:r>
+          </w:p>
+        </w:tc>
+        <w:tc>
+          <w:tcPr>
+            <w:tcW w:type="dxa" w:w="5112"/>
+          </w:tcPr>
+          <w:p>
+            <w:r>
+              <w:t>No automatic outdoor-fitness conclusion</w:t>
+            </w:r>
+          </w:p>
+        </w:tc>
+      </w:tr>
+      <w:tr>
+        <w:tc>
+          <w:tcPr>
+            <w:tcW w:type="dxa" w:w="5112"/>
+          </w:tcPr>
+          <w:p>
+            <w:r>
+              <w:t>Observed slice difference</w:t>
+            </w:r>
+          </w:p>
+        </w:tc>
+        <w:tc>
+          <w:tcPr>
+            <w:tcW w:type="dxa" w:w="5112"/>
+          </w:tcPr>
+          <w:p>
+            <w:r>
+              <w:t>Does not by itself establish cause or significance</w:t>
+            </w:r>
+          </w:p>
+        </w:tc>
+      </w:tr>
+    </w:tbl>
+    <w:p>
+      <w:pPr>
+        <w:pStyle w:val="Heading2"/>
+      </w:pPr>
+      <w:r>
+        <w:t>Write a supported repair</w:t>
+      </w:r>
+    </w:p>
+    <w:p>
+      <w:pPr>
         <w:pStyle w:val="Heading3"/>
       </w:pPr>
       <w:r>
@@ -1535,44 +2680,93 @@
     </w:p>
     <w:p>
       <w:pPr>
+        <w:pStyle w:val="ListBullet"/>
+      </w:pPr>
+      <w:r>
+        <w:t>A report omits this qualification: Benchmark success does not establish performance on a deployment population missing from its design. Explain how omitting it could change a reader's interpretation, and write an accurate replacement.</w:t>
+      </w:r>
+    </w:p>
+    <w:p>
+      <w:pPr>
         <w:pStyle w:val="Heading3"/>
       </w:pPr>
       <w:r>
+        <w:t>State one repair and the checks you would rerun.</w:t>
+      </w:r>
+    </w:p>
+    <w:p>
+      <w:r>
+        <w:t>________________________________________________________________</w:t>
+      </w:r>
+    </w:p>
+    <w:p>
+      <w:r>
+        <w:t>________________________________________________________________</w:t>
+      </w:r>
+    </w:p>
+    <w:p>
+      <w:r>
+        <w:t>________________________________________________________________</w:t>
+      </w:r>
+    </w:p>
+    <w:p>
+      <w:r>
+        <w:t>________________________________________________________________</w:t>
+      </w:r>
+    </w:p>
+    <w:p>
+      <w:r>
+        <w:t>________________________________________________________________</w:t>
+      </w:r>
+    </w:p>
+    <w:p>
+      <w:r>
+        <w:t>________________________________________________________________</w:t>
+      </w:r>
+    </w:p>
+    <w:p>
+      <w:pPr>
+        <w:pStyle w:val="Heading2"/>
+      </w:pPr>
+      <w:r>
+        <w:t>Earlier wording, alternatives and picture transcripts · reference / check after trying</w:t>
+      </w:r>
+    </w:p>
+    <w:p>
+      <w:pPr>
+        <w:pStyle w:val="Heading3"/>
+      </w:pPr>
+      <w:r>
         <w:t>Locate the earliest unsupported step</w:t>
       </w:r>
     </w:p>
     <w:p>
       <w:pPr>
-        <w:spacing w:line="336" w:lineRule="auto" w:after="180"/>
-      </w:pPr>
-      <w:r>
-        <w:rPr>
-          <w:b w:val="0"/>
-        </w:rPr>
-        <w:t xml:space="preserve">A report omits this qualification: </w:t>
-      </w:r>
-      <w:r>
-        <w:rPr>
-          <w:b/>
-        </w:rPr>
-        <w:t>Benchmark</w:t>
-      </w:r>
-      <w:r>
-        <w:rPr>
-          <w:b w:val="0"/>
-        </w:rPr>
-        <w:t xml:space="preserve"> success does not establish performance on a deployment population missing from its design.</w:t>
-      </w:r>
-    </w:p>
-    <w:p>
-      <w:pPr>
-        <w:spacing w:line="336" w:lineRule="auto" w:after="180"/>
-      </w:pPr>
-      <w:r>
-        <w:rPr>
-          <w:b w:val="0"/>
-        </w:rPr>
-        <w:t>Explain how omitting it could change a reader's interpretation, and write an accurate replacement.</w:t>
+        <w:pStyle w:val="Heading1"/>
+      </w:pPr>
+      <w:r>
+        <w:t>08. Practise identifying units and missing settings</w:t>
+      </w:r>
+    </w:p>
+    <w:p>
+      <w:r>
+        <w:t>Reserve the twelve-row source arrangement for a first independent attempt.</w:t>
+      </w:r>
+    </w:p>
+    <w:p>
+      <w:pPr>
+        <w:pStyle w:val="Heading2"/>
+      </w:pPr>
+      <w:r>
+        <w:t>Shared explanation</w:t>
+      </w:r>
+    </w:p>
+    <w:p>
+      <w:pPr>
+        <w:pStyle w:val="ListBullet"/>
+      </w:pPr>
+      <w:r>
+        <w:t>Explain the weekly mechanism in your own words. Use the worked scenario to name its input, decision rule and output.</w:t>
       </w:r>
     </w:p>
     <w:p>
@@ -1580,7 +2774,7 @@
         <w:pStyle w:val="Heading3"/>
       </w:pPr>
       <w:r>
-        <w:t>State one repair and the checks you would rerun.</w:t>
+        <w:t>Guided: restate the worked result, then name the assumption or limitation that prevents a broader conclusion.</w:t>
       </w:r>
     </w:p>
     <w:p>
@@ -1609,79 +2803,19 @@
       </w:r>
     </w:p>
     <w:p>
+      <w:pPr>
+        <w:pStyle w:val="Heading3"/>
+      </w:pPr>
+      <w:r>
+        <w:t>Explain your prediction to a partner before comparing results.</w:t>
+      </w:r>
+    </w:p>
+    <w:p>
       <w:r>
         <w:t>________________________________________________________________</w:t>
       </w:r>
     </w:p>
     <w:p>
-      <w:pPr>
-        <w:pStyle w:val="Heading1"/>
-      </w:pPr>
-      <w:r>
-        <w:t>08. Practise together</w:t>
-      </w:r>
-    </w:p>
-    <w:p>
-      <w:r>
-        <w:t>Practise Dataset and benchmark limitations with support, then explain the deciding step in your own words.</w:t>
-      </w:r>
-    </w:p>
-    <w:p>
-      <w:pPr>
-        <w:spacing w:line="336" w:lineRule="auto" w:after="180"/>
-      </w:pPr>
-      <w:r>
-        <w:rPr>
-          <w:b w:val="0"/>
-        </w:rPr>
-        <w:t xml:space="preserve">Explain the weekly </w:t>
-      </w:r>
-      <w:r>
-        <w:rPr>
-          <w:b/>
-        </w:rPr>
-        <w:t>mechanism</w:t>
-      </w:r>
-      <w:r>
-        <w:rPr>
-          <w:b w:val="0"/>
-        </w:rPr>
-        <w:t xml:space="preserve"> in your own words. Use the worked scenario to name its </w:t>
-      </w:r>
-      <w:r>
-        <w:rPr>
-          <w:b/>
-        </w:rPr>
-        <w:t>input</w:t>
-      </w:r>
-      <w:r>
-        <w:rPr>
-          <w:b w:val="0"/>
-        </w:rPr>
-        <w:t xml:space="preserve">, decision rule and </w:t>
-      </w:r>
-      <w:r>
-        <w:rPr>
-          <w:b/>
-        </w:rPr>
-        <w:t>output</w:t>
-      </w:r>
-      <w:r>
-        <w:rPr>
-          <w:b w:val="0"/>
-        </w:rPr>
-        <w:t>.</w:t>
-      </w:r>
-    </w:p>
-    <w:p>
-      <w:pPr>
-        <w:pStyle w:val="Heading3"/>
-      </w:pPr>
-      <w:r>
-        <w:t>Guided: restate the worked result, then name the assumption or limitation that prevents a broader conclusion.</w:t>
-      </w:r>
-    </w:p>
-    <w:p>
       <w:r>
         <w:t>________________________________________________________________</w:t>
       </w:r>
@@ -1697,49 +2831,11 @@
       </w:r>
     </w:p>
     <w:p>
-      <w:r>
-        <w:t>________________________________________________________________</w:t>
-      </w:r>
-    </w:p>
-    <w:p>
-      <w:r>
-        <w:t>________________________________________________________________</w:t>
-      </w:r>
-    </w:p>
-    <w:p>
-      <w:pPr>
-        <w:pStyle w:val="Heading3"/>
-      </w:pPr>
-      <w:r>
-        <w:t>Explain your prediction to a partner before comparing results.</w:t>
-      </w:r>
-    </w:p>
-    <w:p>
-      <w:r>
-        <w:t>________________________________________________________________</w:t>
-      </w:r>
-    </w:p>
-    <w:p>
-      <w:r>
-        <w:t>________________________________________________________________</w:t>
-      </w:r>
-    </w:p>
-    <w:p>
-      <w:r>
-        <w:t>________________________________________________________________</w:t>
-      </w:r>
-    </w:p>
-    <w:p>
-      <w:r>
-        <w:t>________________________________________________________________</w:t>
-      </w:r>
-    </w:p>
-    <w:p>
-      <w:pPr>
-        <w:pStyle w:val="Heading3"/>
-      </w:pPr>
-      <w:r>
-        <w:t>Practise with less help: Trace the worked case</w:t>
+      <w:pPr>
+        <w:pStyle w:val="Heading2"/>
+      </w:pPr>
+      <w:r>
+        <w:t>Supported workbook trace</w:t>
       </w:r>
     </w:p>
     <w:p>
@@ -1869,10 +2965,78 @@
     </w:p>
     <w:p>
       <w:pPr>
+        <w:pStyle w:val="Heading2"/>
+      </w:pPr>
+      <w:r>
+        <w:t>Individual check</w:t>
+      </w:r>
+    </w:p>
+    <w:p>
+      <w:pPr>
+        <w:pStyle w:val="ListBullet"/>
+      </w:pPr>
+      <w:r>
+        <w:t>Use the worked case for Dataset and benchmark limitations. Proposed explanation: “The worked result establishes every future case”. Decide whether this explanation is supported. Point to the step or supplied fact that decides; explain your repair if needed.</w:t>
+      </w:r>
+    </w:p>
+    <w:p>
+      <w:pPr>
+        <w:pStyle w:val="ListBullet"/>
+      </w:pPr>
+      <w:r>
+        <w:t>Answer on your own before discussion. If you are unsure, say which step you need help with.</w:t>
+      </w:r>
+    </w:p>
+    <w:p>
+      <w:pPr>
+        <w:pStyle w:val="Heading2"/>
+      </w:pPr>
+      <w:r>
+        <w:t>Picture response</w:t>
+      </w:r>
+    </w:p>
+    <w:p>
+      <w:pPr>
+        <w:pStyle w:val="ListBullet"/>
+      </w:pPr>
+      <w:r>
+        <w:t>Report the indoor benchmark with its denominator and missing condition. After two correct outdoor cases out of four are added, what slice rate is supported and what remains uncertain?</w:t>
+      </w:r>
+    </w:p>
+    <w:p>
+      <w:pPr>
         <w:pStyle w:val="Heading3"/>
       </w:pPr>
       <w:r>
-        <w:t>Check your reasoning</w:t>
+        <w:t>My explanation using a pictured step and the given facts</w:t>
+      </w:r>
+    </w:p>
+    <w:p>
+      <w:r>
+        <w:t>________________________________________________________________</w:t>
+      </w:r>
+    </w:p>
+    <w:p>
+      <w:r>
+        <w:t>________________________________________________________________</w:t>
+      </w:r>
+    </w:p>
+    <w:p>
+      <w:r>
+        <w:t>________________________________________________________________</w:t>
+      </w:r>
+    </w:p>
+    <w:p>
+      <w:r>
+        <w:t>________________________________________________________________</w:t>
+      </w:r>
+    </w:p>
+    <w:p>
+      <w:pPr>
+        <w:pStyle w:val="Heading2"/>
+      </w:pPr>
+      <w:r>
+        <w:t>Reserve selected source-count case</w:t>
       </w:r>
     </w:p>
     <w:p>
@@ -1883,7 +3047,71 @@
         <w:rPr>
           <w:b w:val="0"/>
         </w:rPr>
-        <w:t xml:space="preserve">Use the worked case for Dataset and </w:t>
+        <w:t>This is supported practice. Keep the separately named independent case for an attempt before feedback.</w:t>
+      </w:r>
+    </w:p>
+    <w:p>
+      <w:pPr>
+        <w:pStyle w:val="Heading2"/>
+      </w:pPr>
+      <w:r>
+        <w:t>Earlier wording, alternatives and picture transcripts · reference / check after trying</w:t>
+      </w:r>
+    </w:p>
+    <w:p>
+      <w:pPr>
+        <w:pStyle w:val="Heading3"/>
+      </w:pPr>
+      <w:r>
+        <w:t>Practise with less help: Trace the worked case</w:t>
+      </w:r>
+    </w:p>
+    <w:p>
+      <w:pPr>
+        <w:pStyle w:val="Heading3"/>
+      </w:pPr>
+      <w:r>
+        <w:t>Check your reasoning</w:t>
+      </w:r>
+    </w:p>
+    <w:p>
+      <w:pPr>
+        <w:pStyle w:val="Heading3"/>
+      </w:pPr>
+      <w:r>
+        <w:t>Explain the picture</w:t>
+      </w:r>
+    </w:p>
+    <w:p>
+      <w:pPr>
+        <w:pStyle w:val="Heading1"/>
+      </w:pPr>
+      <w:r>
+        <w:t>09. Run a complete metadata and coverage audit</w:t>
+      </w:r>
+    </w:p>
+    <w:p>
+      <w:r>
+        <w:t>Distinguish counted identities from verified sampling properties.</w:t>
+      </w:r>
+    </w:p>
+    <w:p>
+      <w:pPr>
+        <w:pStyle w:val="Heading2"/>
+      </w:pPr>
+      <w:r>
+        <w:t>Current investigation</w:t>
+      </w:r>
+    </w:p>
+    <w:p>
+      <w:pPr>
+        <w:spacing w:line="336" w:lineRule="auto" w:after="180"/>
+      </w:pPr>
+      <w:r>
+        <w:rPr>
+          <w:b w:val="0"/>
+        </w:rPr>
+        <w:t xml:space="preserve">Ten </w:t>
       </w:r>
       <w:r>
         <w:rPr>
@@ -1895,144 +3123,94 @@
         <w:rPr>
           <w:b w:val="0"/>
         </w:rPr>
-        <w:t xml:space="preserve"> limitations. Proposed explanation: “The worked result establishes every future case”. Decide whether this explanation is supported.</w:t>
-      </w:r>
-    </w:p>
-    <w:p>
-      <w:pPr>
-        <w:spacing w:line="336" w:lineRule="auto" w:after="180"/>
-      </w:pPr>
+        <w:t xml:space="preserve"> rows include three copies of one source and seven other unique sources. Show the intermediate steps and give the conclusion with its scope.</w:t>
+      </w:r>
+    </w:p>
+    <w:p>
+      <w:pPr>
+        <w:pStyle w:val="Heading2"/>
+      </w:pPr>
+      <w:r>
+        <w:t>Complete executable audit</w:t>
+      </w:r>
+    </w:p>
+    <w:p>
       <w:r>
         <w:rPr>
-          <w:b w:val="0"/>
+          <w:rFonts w:ascii="Courier New" w:hAnsi="Courier New"/>
+          <w:sz w:val="18"/>
         </w:rPr>
-        <w:t>Point to the step or supplied fact that decides; explain your repair if needed.</w:t>
-      </w:r>
-    </w:p>
-    <w:p>
-      <w:pPr>
-        <w:spacing w:line="336" w:lineRule="auto" w:after="180"/>
-      </w:pPr>
-      <w:r>
-        <w:rPr>
-          <w:b w:val="0"/>
-        </w:rPr>
-        <w:t>Answer on your own before discussion. If you are unsure, say which step you need help with.</w:t>
-      </w:r>
-    </w:p>
-    <w:p>
-      <w:pPr>
-        <w:pStyle w:val="Heading3"/>
-      </w:pPr>
-      <w:r>
-        <w:t>Explain the picture</w:t>
-      </w:r>
-    </w:p>
-    <w:p>
-      <w:pPr>
-        <w:spacing w:line="336" w:lineRule="auto" w:after="180"/>
-        <w:shd w:fill="F5F1FB"/>
-      </w:pPr>
-      <w:r>
-        <w:rPr>
-          <w:b w:val="0"/>
-        </w:rPr>
-        <w:t xml:space="preserve">Report the indoor </w:t>
-      </w:r>
-      <w:r>
-        <w:rPr>
-          <w:b/>
-        </w:rPr>
-        <w:t>benchmark</w:t>
-      </w:r>
-      <w:r>
-        <w:rPr>
-          <w:b w:val="0"/>
-        </w:rPr>
-        <w:t xml:space="preserve"> with its denominator and missing condition. After two correct outdoor cases out of four are added, what slice rate is supported and what remains uncertain?</w:t>
-      </w:r>
-    </w:p>
-    <w:p>
-      <w:pPr>
-        <w:pStyle w:val="Heading3"/>
-      </w:pPr>
-      <w:r>
-        <w:t>My explanation using a pictured step and the given facts</w:t>
-      </w:r>
-    </w:p>
-    <w:p>
-      <w:r>
-        <w:t>________________________________________________________________</w:t>
-      </w:r>
-    </w:p>
-    <w:p>
-      <w:r>
-        <w:t>________________________________________________________________</w:t>
-      </w:r>
-    </w:p>
-    <w:p>
-      <w:r>
-        <w:t>________________________________________________________________</w:t>
-      </w:r>
-    </w:p>
-    <w:p>
-      <w:r>
-        <w:t>________________________________________________________________</w:t>
-      </w:r>
-    </w:p>
-    <w:p>
-      <w:pPr>
-        <w:spacing w:line="336" w:lineRule="auto" w:after="180"/>
-      </w:pPr>
-      <w:r>
-        <w:rPr>
-          <w:b w:val="0"/>
-        </w:rPr>
-        <w:t>This is supported practice. Keep the separately named independent case for an attempt before feedback.</w:t>
-      </w:r>
-    </w:p>
-    <w:p>
-      <w:pPr>
-        <w:pStyle w:val="Heading1"/>
-      </w:pPr>
-      <w:r>
-        <w:t>09. Run the investigation</w:t>
-      </w:r>
-    </w:p>
-    <w:p>
-      <w:r>
-        <w:t>Investigate Dataset and benchmark limitations. Record the prediction, actual observation or labelled paper trace, explanation and next test separately.</w:t>
-      </w:r>
-    </w:p>
-    <w:p>
-      <w:pPr>
-        <w:pStyle w:val="Heading3"/>
-      </w:pPr>
-      <w:r>
-        <w:t>Predict, investigate and preserve the evidence</w:t>
-      </w:r>
-    </w:p>
-    <w:p>
-      <w:pPr>
-        <w:spacing w:line="336" w:lineRule="auto" w:after="180"/>
-      </w:pPr>
-      <w:r>
-        <w:rPr>
-          <w:b w:val="0"/>
-        </w:rPr>
-        <w:t xml:space="preserve">Ten </w:t>
-      </w:r>
-      <w:r>
-        <w:rPr>
-          <w:b/>
-        </w:rPr>
-        <w:t>benchmark</w:t>
-      </w:r>
-      <w:r>
-        <w:rPr>
-          <w:b w:val="0"/>
-        </w:rPr>
-        <w:t xml:space="preserve"> rows include three copies of one source and seven other unique sources. Show the intermediate steps and give the conclusion with its scope.</w:t>
+        <w:t>"""Source-identity and coverage audit on explicitly fictional metadata/summaries."""</w:t>
+        <w:br/>
+        <w:t>from collections import Counter</w:t>
+        <w:br/>
+        <w:t>from fractions import Fraction</w:t>
+        <w:br/>
+        <w:br/>
+        <w:t>def audit_sources(rows):</w:t>
+        <w:br/>
+        <w:t xml:space="preserve"> if not isinstance(rows,(list,tuple)) or not rows:raise ValueError('nonempty records required')</w:t>
+        <w:br/>
+        <w:t xml:space="preserve"> if any(not isinstance(r,dict) or not isinstance(r.get('row_id'),str) or not r['row_id'] or not isinstance(r.get('source_id'),str) or not r['source_id'] for r in rows):raise ValueError('row and source IDs required')</w:t>
+        <w:br/>
+        <w:t xml:space="preserve"> if len({r['row_id'] for r in rows})!=len(rows):raise ValueError('row IDs must be unique')</w:t>
+        <w:br/>
+        <w:t xml:space="preserve"> counts=Counter(r['source_id'] for r in rows)</w:t>
+        <w:br/>
+        <w:t xml:space="preserve"> return {'rows':len(rows),'unique_source_ids':len(counts),'source_weights':dict(counts),</w:t>
+        <w:br/>
+        <w:t xml:space="preserve">         'extra_rows_beyond_one_per_source':len(rows)-len(counts)}</w:t>
+        <w:br/>
+        <w:t># Metadata construction illustrates the stated three-copy/eight-source arrangement.</w:t>
+        <w:br/>
+        <w:t>rows=[{'row_id':f'R{i+1}','source_id':s} for i,s in enumerate(['S1','S1','S1','S2','S3','S4','S5','S6','S7','S8'])]</w:t>
+        <w:br/>
+        <w:t>before=[r.copy() for r in rows];main=audit_sources(rows)</w:t>
+        <w:br/>
+        <w:t>assert main['rows']==10 and main['unique_source_ids']==8 and main['source_weights']['S1']==3</w:t>
+        <w:br/>
+        <w:t>assert main['extra_rows_beyond_one_per_source']==2 and rows==before</w:t>
+        <w:br/>
+        <w:t>indoor=Fraction(9,10);outdoor_initial=None;outdoor_added=Fraction(2,4)</w:t>
+        <w:br/>
+        <w:t>pooled_changed=Fraction(9+2,10+4)</w:t>
+        <w:br/>
+        <w:t>assert indoor==Fraction(9,10) and outdoor_added==Fraction(1,2) and pooled_changed==Fraction(11,14)</w:t>
+        <w:br/>
+        <w:t>print('Supplied-source metadata arrangement:',main)</w:t>
+        <w:br/>
+        <w:t>print('Indoor supplied rate:',indoor,'initial outdoor rate:',outdoor_initial)</w:t>
+        <w:br/>
+        <w:t>print('Changed supplied outdoor slice:',outdoor_added,'pooled descriptive count:',pooled_changed)</w:t>
+        <w:br/>
+        <w:t>print('Do not substitute the pooled 11/14 for outdoor 2/4, or call unmeasured outdoor performance zero.')</w:t>
+        <w:br/>
+        <w:t>print('IDs distinguish declared source identities; they cannot prove independent sampling, eligibility or correct labels. No rows are silently deleted, no outcomes per source invented, and no real photo collection/model evaluation occurs.')</w:t>
+        <w:br/>
+      </w:r>
+    </w:p>
+    <w:p>
+      <w:pPr>
+        <w:pStyle w:val="Heading2"/>
+      </w:pPr>
+      <w:r>
+        <w:t>Expected counts and limits</w:t>
+      </w:r>
+    </w:p>
+    <w:p>
+      <w:pPr>
+        <w:pStyle w:val="ListNumber"/>
+      </w:pPr>
+      <w:r>
+        <w:t>Predict the eight distinct source IDs, the repeated source’s three-row weight and the two extra rows. The code audits illustrative metadata matching the supplied arrangement without deleting records. It computes separate indoor, added-outdoor and pooled rates, keeping initial outdoor performance unknown. IDs cannot verify independent sampling or correct labels, and no per-source outcome is supplied for a deduplicated accuracy. This local arithmetic does not collect photos or evaluate a model. Keep the independent twelve-row arrangement for a first attempt.</w:t>
+      </w:r>
+    </w:p>
+    <w:p>
+      <w:pPr>
+        <w:pStyle w:val="Heading2"/>
+      </w:pPr>
+      <w:r>
+        <w:t>Evidence record and reflection</w:t>
       </w:r>
     </w:p>
     <w:tbl>
@@ -2184,14 +3362,6 @@
     </w:p>
     <w:p>
       <w:pPr>
-        <w:pStyle w:val="Heading3"/>
-      </w:pPr>
-      <w:r>
-        <w:t>Plan → try → check</w:t>
-      </w:r>
-    </w:p>
-    <w:p>
-      <w:pPr>
         <w:spacing w:line="336" w:lineRule="auto" w:after="180"/>
       </w:pPr>
       <w:r>
@@ -2203,23 +3373,47 @@
     </w:p>
     <w:p>
       <w:pPr>
+        <w:pStyle w:val="Heading2"/>
+      </w:pPr>
+      <w:r>
+        <w:t>Earlier wording, alternatives and picture transcripts · reference / check after trying</w:t>
+      </w:r>
+    </w:p>
+    <w:p>
+      <w:pPr>
+        <w:pStyle w:val="Heading3"/>
+      </w:pPr>
+      <w:r>
+        <w:t>Predict, investigate and preserve the evidence</w:t>
+      </w:r>
+    </w:p>
+    <w:p>
+      <w:pPr>
+        <w:pStyle w:val="Heading3"/>
+      </w:pPr>
+      <w:r>
+        <w:t>Plan → try → check</w:t>
+      </w:r>
+    </w:p>
+    <w:p>
+      <w:pPr>
         <w:pStyle w:val="Heading1"/>
       </w:pPr>
       <w:r>
-        <w:t>10. Build your understanding</w:t>
-      </w:r>
-    </w:p>
-    <w:p>
-      <w:r>
-        <w:t>Move from recall to tracing, diagnosis and transfer in Dataset and benchmark limitations. Explain why each step is justified.</w:t>
-      </w:r>
-    </w:p>
-    <w:p>
-      <w:pPr>
-        <w:pStyle w:val="Heading3"/>
-      </w:pPr>
-      <w:r>
-        <w:t>Explain → apply → challenge</w:t>
+        <w:t>14. Try alone: count source units in twelve rows</w:t>
+      </w:r>
+    </w:p>
+    <w:p>
+      <w:r>
+        <w:t>State one coverage concern without inventing the missing evidence.</w:t>
+      </w:r>
+    </w:p>
+    <w:p>
+      <w:pPr>
+        <w:pStyle w:val="Heading2"/>
+      </w:pPr>
+      <w:r>
+        <w:t>Independent source arrangement</w:t>
       </w:r>
     </w:p>
     <w:p>
@@ -2230,43 +3424,123 @@
         <w:rPr>
           <w:b w:val="0"/>
         </w:rPr>
-        <w:t xml:space="preserve">Explain the weekly </w:t>
-      </w:r>
-      <w:r>
-        <w:rPr>
-          <w:b/>
-        </w:rPr>
-        <w:t>mechanism</w:t>
-      </w:r>
+        <w:t>Twelve rows include four copies of one source and eight others. Count unique units and name one coverage concern.</w:t>
+      </w:r>
+    </w:p>
+    <w:p>
+      <w:pPr>
+        <w:pStyle w:val="Heading2"/>
+      </w:pPr>
+      <w:r>
+        <w:t>First attempt and support record</w:t>
+      </w:r>
+    </w:p>
+    <w:p>
+      <w:pPr>
+        <w:pStyle w:val="Heading3"/>
+      </w:pPr>
+      <w:r>
+        <w:t>My independent explanation, trace and limits</w:t>
+      </w:r>
+    </w:p>
+    <w:p>
+      <w:r>
+        <w:t>________________________________________________________________</w:t>
+      </w:r>
+    </w:p>
+    <w:p>
+      <w:r>
+        <w:t>________________________________________________________________</w:t>
+      </w:r>
+    </w:p>
+    <w:p>
+      <w:r>
+        <w:t>________________________________________________________________</w:t>
+      </w:r>
+    </w:p>
+    <w:p>
+      <w:r>
+        <w:t>________________________________________________________________</w:t>
+      </w:r>
+    </w:p>
+    <w:p>
+      <w:r>
+        <w:t>________________________________________________________________</w:t>
+      </w:r>
+    </w:p>
+    <w:p>
+      <w:r>
+        <w:t>________________________________________________________________</w:t>
+      </w:r>
+    </w:p>
+    <w:p>
+      <w:r>
+        <w:t>________________________________________________________________</w:t>
+      </w:r>
+    </w:p>
+    <w:p>
+      <w:pPr>
+        <w:spacing w:line="336" w:lineRule="auto" w:after="180"/>
+      </w:pPr>
       <w:r>
         <w:rPr>
           <w:b w:val="0"/>
         </w:rPr>
-        <w:t xml:space="preserve"> in your own words. Use the worked scenario to name its </w:t>
-      </w:r>
-      <w:r>
-        <w:rPr>
-          <w:b/>
-        </w:rPr>
-        <w:t>input</w:t>
-      </w:r>
+        <w:t>Attempt this case before feedback. Record any help. Earlier examples below are further practice; a case already practised with feedback cannot establish fresh transfer.</w:t>
+      </w:r>
+    </w:p>
+    <w:p>
+      <w:pPr>
+        <w:pStyle w:val="Heading2"/>
+      </w:pPr>
+      <w:r>
+        <w:t>Feedback after trying</w:t>
+      </w:r>
+    </w:p>
+    <w:p>
+      <w:pPr>
+        <w:spacing w:line="336" w:lineRule="auto" w:after="180"/>
+      </w:pPr>
       <w:r>
         <w:rPr>
           <w:b w:val="0"/>
         </w:rPr>
-        <w:t xml:space="preserve">, decision rule and </w:t>
-      </w:r>
-      <w:r>
-        <w:rPr>
-          <w:b/>
-        </w:rPr>
-        <w:t>output</w:t>
-      </w:r>
+        <w:t>Attempt the independent case before hints. Record whether you worked alone, used a hint or followed a model. After feedback, fix the first unsupported step and explain why it changed.</w:t>
+      </w:r>
+    </w:p>
+    <w:p>
+      <w:pPr>
+        <w:spacing w:line="336" w:lineRule="auto" w:after="180"/>
+      </w:pPr>
       <w:r>
         <w:rPr>
           <w:b w:val="0"/>
         </w:rPr>
-        <w:t>.</w:t>
+        <w:t>A later check uses a changed case, not a copied answer.</w:t>
+      </w:r>
+    </w:p>
+    <w:p>
+      <w:pPr>
+        <w:pStyle w:val="Heading2"/>
+      </w:pPr>
+      <w:r>
+        <w:t>Earlier wording, alternatives and picture transcripts · reference / check after trying</w:t>
+      </w:r>
+    </w:p>
+    <w:p>
+      <w:pPr>
+        <w:pStyle w:val="Heading3"/>
+      </w:pPr>
+      <w:r>
+        <w:t>Independent case: Apply a new case independently</w:t>
+      </w:r>
+    </w:p>
+    <w:p>
+      <w:pPr>
+        <w:pStyle w:val="Heading3"/>
+      </w:pPr>
+      <w:r>
+        <w:t>Attempt this without hints</w:t>
       </w:r>
     </w:p>
     <w:p>
@@ -2277,52 +3551,66 @@
         <w:rPr>
           <w:b w:val="0"/>
         </w:rPr>
-        <w:t xml:space="preserve">A report omits this qualification: </w:t>
-      </w:r>
-      <w:r>
-        <w:rPr>
-          <w:b/>
-        </w:rPr>
-        <w:t>Benchmark</w:t>
-      </w:r>
+        <w:t>Twelve rows include four copies of one source and eight others. Count unique units and name one coverage concern.</w:t>
+      </w:r>
+    </w:p>
+    <w:p>
+      <w:pPr>
+        <w:pStyle w:val="Heading3"/>
+      </w:pPr>
+      <w:r>
+        <w:t>My independent procedure, result and limitation</w:t>
+      </w:r>
+    </w:p>
+    <w:p>
+      <w:r>
+        <w:t>________________________________________________________________</w:t>
+      </w:r>
+    </w:p>
+    <w:p>
+      <w:r>
+        <w:t>________________________________________________________________</w:t>
+      </w:r>
+    </w:p>
+    <w:p>
+      <w:r>
+        <w:t>________________________________________________________________</w:t>
+      </w:r>
+    </w:p>
+    <w:p>
+      <w:r>
+        <w:t>________________________________________________________________</w:t>
+      </w:r>
+    </w:p>
+    <w:p>
+      <w:r>
+        <w:t>________________________________________________________________</w:t>
+      </w:r>
+    </w:p>
+    <w:p>
+      <w:r>
+        <w:t>________________________________________________________________</w:t>
+      </w:r>
+    </w:p>
+    <w:p>
+      <w:r>
+        <w:t>________________________________________________________________</w:t>
+      </w:r>
+    </w:p>
+    <w:p>
+      <w:r>
+        <w:t>________________________________________________________________</w:t>
+      </w:r>
+    </w:p>
+    <w:p>
+      <w:pPr>
+        <w:spacing w:line="336" w:lineRule="auto" w:after="180"/>
+      </w:pPr>
       <w:r>
         <w:rPr>
           <w:b w:val="0"/>
         </w:rPr>
-        <w:t xml:space="preserve"> success does not establish performance on a deployment population missing from its design.</w:t>
-      </w:r>
-    </w:p>
-    <w:p>
-      <w:pPr>
-        <w:spacing w:line="336" w:lineRule="auto" w:after="180"/>
-      </w:pPr>
-      <w:r>
-        <w:rPr>
-          <w:b w:val="0"/>
-        </w:rPr>
-        <w:t>Explain how omitting it could change a reader's interpretation, and write an accurate replacement.</w:t>
-      </w:r>
-    </w:p>
-    <w:p>
-      <w:pPr>
-        <w:spacing w:line="336" w:lineRule="auto" w:after="180"/>
-      </w:pPr>
-      <w:r>
-        <w:rPr>
-          <w:b w:val="0"/>
-        </w:rPr>
-        <w:t>For the worked scenario, propose one additional case that could reveal a failure, describe its expected outcome before running it, and explain what would need to remain fixed for a fair comparison.</w:t>
-      </w:r>
-    </w:p>
-    <w:p>
-      <w:pPr>
-        <w:spacing w:line="336" w:lineRule="auto" w:after="180"/>
-      </w:pPr>
-      <w:r>
-        <w:rPr>
-          <w:b w:val="0"/>
-        </w:rPr>
-        <w:t>Do not reuse W4 as a new final test after receiving feedback.</w:t>
+        <w:t>Record support used: none, hint or teacher explanation. After feedback, a different case is needed to demonstrate independence.</w:t>
       </w:r>
     </w:p>
     <w:p>
@@ -2330,32 +3618,7 @@
         <w:pStyle w:val="Heading3"/>
       </w:pPr>
       <w:r>
-        <w:t>Explain which evidence supports your conclusion and which claim remains unproved.</w:t>
-      </w:r>
-    </w:p>
-    <w:p>
-      <w:r>
-        <w:t>________________________________________________________________</w:t>
-      </w:r>
-    </w:p>
-    <w:p>
-      <w:r>
-        <w:t>________________________________________________________________</w:t>
-      </w:r>
-    </w:p>
-    <w:p>
-      <w:r>
-        <w:t>________________________________________________________________</w:t>
-      </w:r>
-    </w:p>
-    <w:p>
-      <w:r>
-        <w:t>________________________________________________________________</w:t>
-      </w:r>
-    </w:p>
-    <w:p>
-      <w:r>
-        <w:t>________________________________________________________________</w:t>
+        <w:t>Use feedback to improve</w:t>
       </w:r>
     </w:p>
     <w:p>
@@ -2363,12 +3626,20 @@
         <w:pStyle w:val="Heading1"/>
       </w:pPr>
       <w:r>
-        <w:t>11. Connect your project</w:t>
-      </w:r>
-    </w:p>
-    <w:p>
-      <w:r>
-        <w:t>Apply this week’s idea to Reproducible AI Research Study. Keep an annotated decision and the evidence supporting it.</w:t>
+        <w:t>11. Save row identities, source grouping and unassessed settings</w:t>
+      </w:r>
+    </w:p>
+    <w:p>
+      <w:r>
+        <w:t>Retain original records and explain exclusions before interpreting a score.</w:t>
+      </w:r>
+    </w:p>
+    <w:p>
+      <w:pPr>
+        <w:pStyle w:val="Heading2"/>
+      </w:pPr>
+      <w:r>
+        <w:t>Project and artifact</w:t>
       </w:r>
     </w:p>
     <w:p>
@@ -2583,10 +3854,10 @@
     </w:tbl>
     <w:p>
       <w:pPr>
-        <w:pStyle w:val="Heading3"/>
-      </w:pPr>
-      <w:r>
-        <w:t>Evidence for your project</w:t>
+        <w:pStyle w:val="Heading2"/>
+      </w:pPr>
+      <w:r>
+        <w:t>Actual local calculation or paper trace</w:t>
       </w:r>
     </w:p>
     <w:p>
@@ -2602,15 +3873,88 @@
     </w:p>
     <w:p>
       <w:pPr>
+        <w:pStyle w:val="Heading2"/>
+      </w:pPr>
+      <w:r>
+        <w:t>Earlier wording, alternatives and picture transcripts · reference / check after trying</w:t>
+      </w:r>
+    </w:p>
+    <w:p>
+      <w:pPr>
+        <w:pStyle w:val="Heading3"/>
+      </w:pPr>
+      <w:r>
+        <w:t>Evidence for your project</w:t>
+      </w:r>
+    </w:p>
+    <w:p>
+      <w:pPr>
         <w:pStyle w:val="Heading1"/>
       </w:pPr>
       <w:r>
-        <w:t>12. Show what you know</w:t>
-      </w:r>
-    </w:p>
-    <w:p>
-      <w:r>
-        <w:t>Use a genuinely new case for independent evidence. Previously discussed examples remain practice; use the separately named independent case before feedback.</w:t>
+        <w:t>16. Explain what a benchmark measured and what it missed</w:t>
+      </w:r>
+    </w:p>
+    <w:p>
+      <w:r>
+        <w:t>Identity, labels, sampling and coverage remain separate checks.</w:t>
+      </w:r>
+    </w:p>
+    <w:p>
+      <w:pPr>
+        <w:pStyle w:val="Heading2"/>
+      </w:pPr>
+      <w:r>
+        <w:t>Retrieve and explain</w:t>
+      </w:r>
+    </w:p>
+    <w:p>
+      <w:pPr>
+        <w:pStyle w:val="ListBullet"/>
+      </w:pPr>
+      <w:r>
+        <w:t>Close your notes. Explain this goal in your own words: Explain the mechanism and terminology of dataset and benchmark limitations</w:t>
+      </w:r>
+    </w:p>
+    <w:p>
+      <w:pPr>
+        <w:pStyle w:val="Heading3"/>
+      </w:pPr>
+      <w:r>
+        <w:t>My deciding step, evidence and one remaining question</w:t>
+      </w:r>
+    </w:p>
+    <w:p>
+      <w:r>
+        <w:t>________________________________________________________________</w:t>
+      </w:r>
+    </w:p>
+    <w:p>
+      <w:r>
+        <w:t>________________________________________________________________</w:t>
+      </w:r>
+    </w:p>
+    <w:p>
+      <w:r>
+        <w:t>________________________________________________________________</w:t>
+      </w:r>
+    </w:p>
+    <w:p>
+      <w:r>
+        <w:t>________________________________________________________________</w:t>
+      </w:r>
+    </w:p>
+    <w:p>
+      <w:r>
+        <w:t>________________________________________________________________</w:t>
+      </w:r>
+    </w:p>
+    <w:p>
+      <w:pPr>
+        <w:pStyle w:val="Heading2"/>
+      </w:pPr>
+      <w:r>
+        <w:t>Plan a changed-case return</w:t>
       </w:r>
     </w:p>
     <w:p>
@@ -2621,62 +3965,31 @@
         <w:rPr>
           <w:b w:val="0"/>
         </w:rPr>
-        <w:t>Complete the supported workbook tasks before attempting W4 independently. Record any hints or help used. After feedback, use the teacher's fresh retry rather than copying the earlier answer.</w:t>
-      </w:r>
-    </w:p>
-    <w:p>
-      <w:pPr>
-        <w:spacing w:line="336" w:lineRule="auto" w:after="180"/>
-      </w:pPr>
+        <w:t xml:space="preserve">If you are unsure, return to the worked picture and explain one arrow. If you are ready, change an </w:t>
+      </w:r>
+      <w:r>
+        <w:rPr>
+          <w:b/>
+        </w:rPr>
+        <w:t>input</w:t>
+      </w:r>
       <w:r>
         <w:rPr>
           <w:b w:val="0"/>
         </w:rPr>
-        <w:t>For a project, select a relevant new case, predict the outcome from the declared rule and preserve the result alongside any revision.</w:t>
-      </w:r>
-    </w:p>
-    <w:p>
-      <w:pPr>
-        <w:pStyle w:val="Heading3"/>
-      </w:pPr>
-      <w:r>
-        <w:t>Exit: propose one revealing change to the worked scenario. State the expected outcome and the evidence that would make you revise your explanation.</w:t>
-      </w:r>
-    </w:p>
-    <w:p>
-      <w:r>
-        <w:t>________________________________________________________________</w:t>
-      </w:r>
-    </w:p>
-    <w:p>
-      <w:r>
-        <w:t>________________________________________________________________</w:t>
-      </w:r>
-    </w:p>
-    <w:p>
-      <w:r>
-        <w:t>________________________________________________________________</w:t>
-      </w:r>
-    </w:p>
-    <w:p>
-      <w:r>
-        <w:t>________________________________________________________________</w:t>
-      </w:r>
-    </w:p>
-    <w:p>
-      <w:r>
-        <w:t>________________________________________________________________</w:t>
-      </w:r>
-    </w:p>
-    <w:p>
-      <w:pPr>
-        <w:spacing w:line="336" w:lineRule="auto" w:after="180"/>
-      </w:pPr>
+        <w:t xml:space="preserve"> or assumption and justify your </w:t>
+      </w:r>
+      <w:r>
+        <w:rPr>
+          <w:b/>
+        </w:rPr>
+        <w:t>prediction</w:t>
+      </w:r>
       <w:r>
         <w:rPr>
           <w:b w:val="0"/>
         </w:rPr>
-        <w:t>For the worked scenario, propose one additional case that could reveal a failure, describe its expected outcome before running it, and explain what would need to remain fixed for a fair comparison.</w:t>
+        <w:t>.</w:t>
       </w:r>
     </w:p>
     <w:p>
@@ -2687,14 +4000,336 @@
         <w:rPr>
           <w:b w:val="0"/>
         </w:rPr>
-        <w:t>Do not reuse W4 as a new final test after receiving feedback.</w:t>
-      </w:r>
-    </w:p>
+        <w:t xml:space="preserve">Save your workbook </w:t>
+      </w:r>
+      <w:r>
+        <w:rPr>
+          <w:b/>
+        </w:rPr>
+        <w:t>evidence</w:t>
+      </w:r>
+      <w:r>
+        <w:rPr>
+          <w:b w:val="0"/>
+        </w:rPr>
+        <w:t>. At the next review, try a different case before opening your old answer.</w:t>
+      </w:r>
+    </w:p>
+    <w:p>
+      <w:pPr>
+        <w:pStyle w:val="Heading1"/>
+      </w:pPr>
+      <w:r>
+        <w:t>Reference bank and extra practice</w:t>
+      </w:r>
+    </w:p>
+    <w:p>
+      <w:pPr>
+        <w:pStyle w:val="Heading1"/>
+      </w:pPr>
+      <w:r>
+        <w:t>05. Reference · Use research vocabulary precisely</w:t>
+      </w:r>
+    </w:p>
+    <w:p>
+      <w:r>
+        <w:t>Connect each term to the question, comparison, measurement or evidence.</w:t>
+      </w:r>
+    </w:p>
+    <w:p>
+      <w:pPr>
+        <w:pStyle w:val="Heading2"/>
+      </w:pPr>
+      <w:r>
+        <w:t>Vocabulary and your explanation</w:t>
+      </w:r>
+    </w:p>
+    <w:tbl>
+      <w:tblPr>
+        <w:tblStyle w:val="LightShading-Accent1"/>
+        <w:tblW w:type="auto" w:w="0"/>
+        <w:tblLook w:firstColumn="1" w:firstRow="1" w:lastColumn="0" w:lastRow="0" w:noHBand="0" w:noVBand="1" w:val="04A0"/>
+      </w:tblPr>
+      <w:tblGrid>
+        <w:gridCol w:w="5112"/>
+        <w:gridCol w:w="5112"/>
+      </w:tblGrid>
+      <w:tr>
+        <w:trPr>
+          <w:tblHeader/>
+        </w:trPr>
+        <w:tc>
+          <w:tcPr>
+            <w:tcW w:type="dxa" w:w="5112"/>
+          </w:tcPr>
+          <w:p>
+            <w:r>
+              <w:t>Word</w:t>
+            </w:r>
+          </w:p>
+        </w:tc>
+        <w:tc>
+          <w:tcPr>
+            <w:tcW w:type="dxa" w:w="5112"/>
+          </w:tcPr>
+          <w:p>
+            <w:r>
+              <w:t>Meaning</w:t>
+            </w:r>
+          </w:p>
+        </w:tc>
+      </w:tr>
+      <w:tr>
+        <w:tc>
+          <w:tcPr>
+            <w:tcW w:type="dxa" w:w="5112"/>
+          </w:tcPr>
+          <w:p>
+            <w:r>
+              <w:t>Benchmark</w:t>
+            </w:r>
+          </w:p>
+        </w:tc>
+        <w:tc>
+          <w:tcPr>
+            <w:tcW w:type="dxa" w:w="5112"/>
+          </w:tcPr>
+          <w:p>
+            <w:r>
+              <w:t>A declared task dataset and scoring procedure</w:t>
+            </w:r>
+          </w:p>
+        </w:tc>
+      </w:tr>
+      <w:tr>
+        <w:tc>
+          <w:tcPr>
+            <w:tcW w:type="dxa" w:w="5112"/>
+          </w:tcPr>
+          <w:p>
+            <w:r>
+              <w:t>Duplicate unit</w:t>
+            </w:r>
+          </w:p>
+        </w:tc>
+        <w:tc>
+          <w:tcPr>
+            <w:tcW w:type="dxa" w:w="5112"/>
+          </w:tcPr>
+          <w:p>
+            <w:r>
+              <w:t>Repeated representation of the same underlying entity</w:t>
+            </w:r>
+          </w:p>
+        </w:tc>
+      </w:tr>
+      <w:tr>
+        <w:tc>
+          <w:tcPr>
+            <w:tcW w:type="dxa" w:w="5112"/>
+          </w:tcPr>
+          <w:p>
+            <w:r>
+              <w:t>Coverage gap</w:t>
+            </w:r>
+          </w:p>
+        </w:tc>
+        <w:tc>
+          <w:tcPr>
+            <w:tcW w:type="dxa" w:w="5112"/>
+          </w:tcPr>
+          <w:p>
+            <w:r>
+              <w:t>A relevant condition absent from evaluated data</w:t>
+            </w:r>
+          </w:p>
+        </w:tc>
+      </w:tr>
+    </w:tbl>
     <w:p>
       <w:pPr>
         <w:pStyle w:val="Heading3"/>
       </w:pPr>
       <w:r>
+        <w:t>Use two terms to explain a step in this week’s example.</w:t>
+      </w:r>
+    </w:p>
+    <w:p>
+      <w:r>
+        <w:t>________________________________________________________________</w:t>
+      </w:r>
+    </w:p>
+    <w:p>
+      <w:r>
+        <w:t>________________________________________________________________</w:t>
+      </w:r>
+    </w:p>
+    <w:p>
+      <w:r>
+        <w:t>________________________________________________________________</w:t>
+      </w:r>
+    </w:p>
+    <w:p>
+      <w:pPr>
+        <w:pStyle w:val="Heading1"/>
+      </w:pPr>
+      <w:r>
+        <w:t>10. Extra challenge · Explain a stronger case</w:t>
+      </w:r>
+    </w:p>
+    <w:p>
+      <w:r>
+        <w:t>Choose the next challenge after the main route.</w:t>
+      </w:r>
+    </w:p>
+    <w:p>
+      <w:pPr>
+        <w:pStyle w:val="Heading2"/>
+      </w:pPr>
+      <w:r>
+        <w:t>Explain,repair and extend</w:t>
+      </w:r>
+    </w:p>
+    <w:p>
+      <w:pPr>
+        <w:pStyle w:val="Heading3"/>
+      </w:pPr>
+      <w:r>
+        <w:t>Explain → apply → challenge</w:t>
+      </w:r>
+    </w:p>
+    <w:p>
+      <w:pPr>
+        <w:pStyle w:val="ListBullet"/>
+      </w:pPr>
+      <w:r>
+        <w:t>Explain the weekly mechanism in your own words. Use the worked scenario to name its input, decision rule and output.</w:t>
+      </w:r>
+    </w:p>
+    <w:p>
+      <w:pPr>
+        <w:pStyle w:val="ListBullet"/>
+      </w:pPr>
+      <w:r>
+        <w:t>A report omits this qualification: Benchmark success does not establish performance on a deployment population missing from its design. Explain how omitting it could change a reader's interpretation, and write an accurate replacement.</w:t>
+      </w:r>
+    </w:p>
+    <w:p>
+      <w:pPr>
+        <w:pStyle w:val="ListBullet"/>
+      </w:pPr>
+      <w:r>
+        <w:t>For the worked scenario, propose one additional case that could reveal a failure, describe its expected outcome before running it, and explain what would need to remain fixed for a fair comparison. Do not reuse W4 as a new final test after receiving feedback.</w:t>
+      </w:r>
+    </w:p>
+    <w:p>
+      <w:pPr>
+        <w:pStyle w:val="Heading3"/>
+      </w:pPr>
+      <w:r>
+        <w:t>Explain which evidence supports your conclusion and which claim remains unproved.</w:t>
+      </w:r>
+    </w:p>
+    <w:p>
+      <w:r>
+        <w:t>________________________________________________________________</w:t>
+      </w:r>
+    </w:p>
+    <w:p>
+      <w:r>
+        <w:t>________________________________________________________________</w:t>
+      </w:r>
+    </w:p>
+    <w:p>
+      <w:r>
+        <w:t>________________________________________________________________</w:t>
+      </w:r>
+    </w:p>
+    <w:p>
+      <w:r>
+        <w:t>________________________________________________________________</w:t>
+      </w:r>
+    </w:p>
+    <w:p>
+      <w:r>
+        <w:t>________________________________________________________________</w:t>
+      </w:r>
+    </w:p>
+    <w:p>
+      <w:pPr>
+        <w:pStyle w:val="Heading1"/>
+      </w:pPr>
+      <w:r>
+        <w:t>12. Reference · Check the research reasoning and its limits</w:t>
+      </w:r>
+    </w:p>
+    <w:p>
+      <w:r>
+        <w:t>Use after practice; reserve the selected independent case for its first attempt.</w:t>
+      </w:r>
+    </w:p>
+    <w:p>
+      <w:pPr>
+        <w:pStyle w:val="Heading2"/>
+      </w:pPr>
+      <w:r>
+        <w:t>Current explanation and response</w:t>
+      </w:r>
+    </w:p>
+    <w:p>
+      <w:pPr>
+        <w:pStyle w:val="ListBullet"/>
+      </w:pPr>
+      <w:r>
+        <w:t>Complete the supported workbook tasks before attempting W4 independently. Record any hints or help used. After feedback, use the teacher's fresh retry rather than copying the earlier answer. For a project, select a relevant new case, predict the outcome from the declared rule and preserve the result alongside any revision.</w:t>
+      </w:r>
+    </w:p>
+    <w:p>
+      <w:pPr>
+        <w:pStyle w:val="Heading3"/>
+      </w:pPr>
+      <w:r>
+        <w:t>Exit: propose one revealing change to the worked scenario. State the expected outcome and the evidence that would make you revise your explanation.</w:t>
+      </w:r>
+    </w:p>
+    <w:p>
+      <w:r>
+        <w:t>________________________________________________________________</w:t>
+      </w:r>
+    </w:p>
+    <w:p>
+      <w:r>
+        <w:t>________________________________________________________________</w:t>
+      </w:r>
+    </w:p>
+    <w:p>
+      <w:r>
+        <w:t>________________________________________________________________</w:t>
+      </w:r>
+    </w:p>
+    <w:p>
+      <w:r>
+        <w:t>________________________________________________________________</w:t>
+      </w:r>
+    </w:p>
+    <w:p>
+      <w:r>
+        <w:t>________________________________________________________________</w:t>
+      </w:r>
+    </w:p>
+    <w:p>
+      <w:pPr>
+        <w:pStyle w:val="ListBullet"/>
+      </w:pPr>
+      <w:r>
+        <w:t>For the worked scenario, propose one additional case that could reveal a failure, describe its expected outcome before running it, and explain what would need to remain fixed for a fair comparison. Do not reuse W4 as a new final test after receiving feedback.</w:t>
+      </w:r>
+    </w:p>
+    <w:p>
+      <w:pPr>
+        <w:pStyle w:val="Heading3"/>
+      </w:pPr>
+      <w:r>
         <w:t>My limited claim and a useful next check</w:t>
       </w:r>
     </w:p>
@@ -2723,12 +4358,20 @@
         <w:pStyle w:val="Heading1"/>
       </w:pPr>
       <w:r>
-        <w:t>13. Study a complete case</w:t>
-      </w:r>
-    </w:p>
-    <w:p>
-      <w:r>
-        <w:t>Revisit the complete Dataset and benchmark limitations case for supported practice. Repeated examples do not become fresh assessments.</w:t>
+        <w:t>13. Extra practice · Revisit the complete trace</w:t>
+      </w:r>
+    </w:p>
+    <w:p>
+      <w:r>
+        <w:t>Predict before reading the supplied steps.</w:t>
+      </w:r>
+    </w:p>
+    <w:p>
+      <w:pPr>
+        <w:pStyle w:val="Heading2"/>
+      </w:pPr>
+      <w:r>
+        <w:t>Complete trace and evidence</w:t>
       </w:r>
     </w:p>
     <w:p>
@@ -2897,206 +4540,20 @@
         <w:pStyle w:val="Heading1"/>
       </w:pPr>
       <w:r>
-        <w:t>14. Try a new case independently</w:t>
-      </w:r>
-    </w:p>
-    <w:p>
-      <w:r>
-        <w:t>Attempt the reserved new case before feedback. Record support; the earlier examples below remain additional practice.</w:t>
-      </w:r>
-    </w:p>
-    <w:p>
-      <w:pPr>
-        <w:pStyle w:val="Heading3"/>
-      </w:pPr>
-      <w:r>
-        <w:t>Independent case: Apply a new case independently</w:t>
-      </w:r>
-    </w:p>
-    <w:p>
-      <w:pPr>
-        <w:spacing w:line="336" w:lineRule="auto" w:after="180"/>
-      </w:pPr>
-      <w:r>
-        <w:rPr>
-          <w:b w:val="0"/>
-        </w:rPr>
-        <w:t>Twelve rows include four copies of one source and eight others. Count unique units and name one coverage concern.</w:t>
-      </w:r>
-    </w:p>
-    <w:p>
-      <w:pPr>
-        <w:pStyle w:val="Heading3"/>
-      </w:pPr>
-      <w:r>
-        <w:t>My independent explanation, trace and limits</w:t>
-      </w:r>
-    </w:p>
-    <w:p>
-      <w:r>
-        <w:t>________________________________________________________________</w:t>
-      </w:r>
-    </w:p>
-    <w:p>
-      <w:r>
-        <w:t>________________________________________________________________</w:t>
-      </w:r>
-    </w:p>
-    <w:p>
-      <w:r>
-        <w:t>________________________________________________________________</w:t>
-      </w:r>
-    </w:p>
-    <w:p>
-      <w:r>
-        <w:t>________________________________________________________________</w:t>
-      </w:r>
-    </w:p>
-    <w:p>
-      <w:r>
-        <w:t>________________________________________________________________</w:t>
-      </w:r>
-    </w:p>
-    <w:p>
-      <w:r>
-        <w:t>________________________________________________________________</w:t>
-      </w:r>
-    </w:p>
-    <w:p>
-      <w:r>
-        <w:t>________________________________________________________________</w:t>
-      </w:r>
-    </w:p>
-    <w:p>
-      <w:pPr>
-        <w:spacing w:line="336" w:lineRule="auto" w:after="180"/>
-      </w:pPr>
-      <w:r>
-        <w:rPr>
-          <w:b w:val="0"/>
-        </w:rPr>
-        <w:t>Attempt this case before feedback. Record any help. Earlier examples below are further practice; a case already practised with feedback cannot establish fresh transfer.</w:t>
-      </w:r>
-    </w:p>
-    <w:p>
-      <w:pPr>
-        <w:pStyle w:val="Heading3"/>
-      </w:pPr>
-      <w:r>
-        <w:t>Attempt this without hints</w:t>
-      </w:r>
-    </w:p>
-    <w:p>
-      <w:pPr>
-        <w:spacing w:line="336" w:lineRule="auto" w:after="180"/>
-      </w:pPr>
-      <w:r>
-        <w:rPr>
-          <w:b w:val="0"/>
-        </w:rPr>
-        <w:t>Twelve rows include four copies of one source and eight others. Count unique units and name one coverage concern.</w:t>
-      </w:r>
-    </w:p>
-    <w:p>
-      <w:pPr>
-        <w:pStyle w:val="Heading3"/>
-      </w:pPr>
-      <w:r>
-        <w:t>My independent procedure, result and limitation</w:t>
-      </w:r>
-    </w:p>
-    <w:p>
-      <w:r>
-        <w:t>________________________________________________________________</w:t>
-      </w:r>
-    </w:p>
-    <w:p>
-      <w:r>
-        <w:t>________________________________________________________________</w:t>
-      </w:r>
-    </w:p>
-    <w:p>
-      <w:r>
-        <w:t>________________________________________________________________</w:t>
-      </w:r>
-    </w:p>
-    <w:p>
-      <w:r>
-        <w:t>________________________________________________________________</w:t>
-      </w:r>
-    </w:p>
-    <w:p>
-      <w:r>
-        <w:t>________________________________________________________________</w:t>
-      </w:r>
-    </w:p>
-    <w:p>
-      <w:r>
-        <w:t>________________________________________________________________</w:t>
-      </w:r>
-    </w:p>
-    <w:p>
-      <w:r>
-        <w:t>________________________________________________________________</w:t>
-      </w:r>
-    </w:p>
-    <w:p>
-      <w:r>
-        <w:t>________________________________________________________________</w:t>
-      </w:r>
-    </w:p>
-    <w:p>
-      <w:pPr>
-        <w:spacing w:line="336" w:lineRule="auto" w:after="180"/>
-      </w:pPr>
-      <w:r>
-        <w:rPr>
-          <w:b w:val="0"/>
-        </w:rPr>
-        <w:t>Record support used: none, hint or teacher explanation. After feedback, a different case is needed to demonstrate independence.</w:t>
-      </w:r>
-    </w:p>
-    <w:p>
-      <w:pPr>
-        <w:pStyle w:val="Heading3"/>
-      </w:pPr>
-      <w:r>
-        <w:t>Use feedback to improve</w:t>
-      </w:r>
-    </w:p>
-    <w:p>
-      <w:pPr>
-        <w:spacing w:line="336" w:lineRule="auto" w:after="180"/>
-      </w:pPr>
-      <w:r>
-        <w:rPr>
-          <w:b w:val="0"/>
-        </w:rPr>
-        <w:t>Attempt the independent case before hints. Record whether you worked alone, used a hint or followed a model. After feedback, fix the first unsupported step and explain why it changed.</w:t>
-      </w:r>
-    </w:p>
-    <w:p>
-      <w:pPr>
-        <w:spacing w:line="336" w:lineRule="auto" w:after="180"/>
-      </w:pPr>
-      <w:r>
-        <w:rPr>
-          <w:b w:val="0"/>
-        </w:rPr>
-        <w:t>A later check uses a changed case, not a copied answer.</w:t>
-      </w:r>
-    </w:p>
-    <w:p>
-      <w:pPr>
-        <w:pStyle w:val="Heading1"/>
-      </w:pPr>
-      <w:r>
-        <w:t>15. Your lesson route</w:t>
-      </w:r>
-    </w:p>
-    <w:p>
-      <w:r>
-        <w:t>Use this map to navigate Dataset and benchmark limitations, connect the goals to tasks and keep one evidence record for each attempt.</w:t>
+        <w:t>15. Reference · The earlier route checklist</w:t>
+      </w:r>
+    </w:p>
+    <w:p>
+      <w:r>
+        <w:t>Use one main route rather than repeating the lesson.</w:t>
+      </w:r>
+    </w:p>
+    <w:p>
+      <w:pPr>
+        <w:pStyle w:val="Heading2"/>
+      </w:pPr>
+      <w:r>
+        <w:t>Targets,route and first prediction</w:t>
       </w:r>
     </w:p>
     <w:p>
@@ -3287,12 +4744,117 @@
         <w:pStyle w:val="Heading1"/>
       </w:pPr>
       <w:r>
-        <w:t>16. Finish and return</w:t>
-      </w:r>
-    </w:p>
-    <w:p>
-      <w:r>
-        <w:t>Explain Dataset and benchmark limitations without notes, identify a remaining question and plan a later check with a changed case.</w:t>
+        <w:t>17. Extra practice · Predict,check and repair</w:t>
+      </w:r>
+    </w:p>
+    <w:p>
+      <w:r>
+        <w:t>Keep supported feedback separate from the independent case.</w:t>
+      </w:r>
+    </w:p>
+    <w:p>
+      <w:pPr>
+        <w:pStyle w:val="Heading2"/>
+      </w:pPr>
+      <w:r>
+        <w:t>First supported question and optional hint</w:t>
+      </w:r>
+    </w:p>
+    <w:p>
+      <w:pPr>
+        <w:pStyle w:val="ListBullet"/>
+      </w:pPr>
+      <w:r>
+        <w:t>A benchmark can miss the intended setting. A plant model is evaluated on clean indoor photos but proposed for shaded outdoor photos.</w:t>
+      </w:r>
+    </w:p>
+    <w:p>
+      <w:pPr>
+        <w:pStyle w:val="Heading3"/>
+      </w:pPr>
+      <w:r>
+        <w:t>Practice 1: explain the deciding evidence</w:t>
+      </w:r>
+    </w:p>
+    <w:p>
+      <w:pPr>
+        <w:pStyle w:val="ListBullet"/>
+      </w:pPr>
+      <w:r>
+        <w:t>Which labelled step matches this detail? Outdoor shade performance remains unmeasured.</w:t>
+      </w:r>
+    </w:p>
+    <w:p>
+      <w:pPr>
+        <w:pStyle w:val="ListBullet"/>
+      </w:pPr>
+      <w:r>
+        <w:t>1. Report the result</w:t>
+      </w:r>
+    </w:p>
+    <w:p>
+      <w:pPr>
+        <w:pStyle w:val="ListBullet"/>
+      </w:pPr>
+      <w:r>
+        <w:t>2. Name measured setting</w:t>
+      </w:r>
+    </w:p>
+    <w:p>
+      <w:pPr>
+        <w:pStyle w:val="ListBullet"/>
+      </w:pPr>
+      <w:r>
+        <w:t>3. Name missing evidence</w:t>
+      </w:r>
+    </w:p>
+    <w:p>
+      <w:pPr>
+        <w:pStyle w:val="Heading3"/>
+      </w:pPr>
+      <w:r>
+        <w:t>My selected conclusion, deciding fact and explanation</w:t>
+      </w:r>
+    </w:p>
+    <w:p>
+      <w:r>
+        <w:t>________________________________________________________________</w:t>
+      </w:r>
+    </w:p>
+    <w:p>
+      <w:r>
+        <w:t>________________________________________________________________</w:t>
+      </w:r>
+    </w:p>
+    <w:p>
+      <w:r>
+        <w:t>________________________________________________________________</w:t>
+      </w:r>
+    </w:p>
+    <w:p>
+      <w:r>
+        <w:t>________________________________________________________________</w:t>
+      </w:r>
+    </w:p>
+    <w:p>
+      <w:r>
+        <w:t>________________________________________________________________</w:t>
+      </w:r>
+    </w:p>
+    <w:p>
+      <w:pPr>
+        <w:pStyle w:val="ListBullet"/>
+      </w:pPr>
+      <w:r>
+        <w:t>Hint if needed: Read the steps in the pictorial case. Match the supplied detail to the stage that performs or records it.</w:t>
+      </w:r>
+    </w:p>
+    <w:p>
+      <w:pPr>
+        <w:pStyle w:val="Heading2"/>
+      </w:pPr>
+      <w:r>
+        <w:t>Check after the first attempt · reference / check after trying</w:t>
       </w:r>
     </w:p>
     <w:p>
@@ -3303,7 +4865,169 @@
         <w:rPr>
           <w:b w:val="0"/>
         </w:rPr>
-        <w:t xml:space="preserve">Close your notes. Explain this goal in your own words: Explain the </w:t>
+        <w:t xml:space="preserve">After your attempt, compare with the supported explanation: Name missing </w:t>
+      </w:r>
+      <w:r>
+        <w:rPr>
+          <w:b/>
+        </w:rPr>
+        <w:t>evidence</w:t>
+      </w:r>
+      <w:r>
+        <w:rPr>
+          <w:b w:val="0"/>
+        </w:rPr>
+        <w:t xml:space="preserve"> Outdoor shade performance remains unmeasured. A </w:t>
+      </w:r>
+      <w:r>
+        <w:rPr>
+          <w:b/>
+        </w:rPr>
+        <w:t>benchmark</w:t>
+      </w:r>
+      <w:r>
+        <w:rPr>
+          <w:b w:val="0"/>
+        </w:rPr>
+        <w:t xml:space="preserve"> represents particular tasks and collection conditions.</w:t>
+      </w:r>
+    </w:p>
+    <w:p>
+      <w:pPr>
+        <w:spacing w:line="336" w:lineRule="auto" w:after="180"/>
+      </w:pPr>
+      <w:r>
+        <w:rPr>
+          <w:b w:val="0"/>
+        </w:rPr>
+        <w:t>High performance on it cannot automatically establish fitness for a different deployment setting.</w:t>
+      </w:r>
+    </w:p>
+    <w:p>
+      <w:pPr>
+        <w:pStyle w:val="Heading2"/>
+      </w:pPr>
+      <w:r>
+        <w:t>Changed-case question and optional hint</w:t>
+      </w:r>
+    </w:p>
+    <w:p>
+      <w:pPr>
+        <w:pStyle w:val="Heading3"/>
+      </w:pPr>
+      <w:r>
+        <w:t>Practice 2: explain the deciding evidence</w:t>
+      </w:r>
+    </w:p>
+    <w:p>
+      <w:pPr>
+        <w:pStyle w:val="ListBullet"/>
+      </w:pPr>
+      <w:r>
+        <w:t>Changed-case practice: Add four reserved outdoor cases, of which two are correct. Which conclusion is supported by the supplied facts?</w:t>
+      </w:r>
+    </w:p>
+    <w:p>
+      <w:pPr>
+        <w:pStyle w:val="ListBullet"/>
+      </w:pPr>
+      <w:r>
+        <w:t>1. Report the outdoor slice as 2/4=50%, separately from indoor results.</w:t>
+      </w:r>
+    </w:p>
+    <w:p>
+      <w:pPr>
+        <w:pStyle w:val="ListBullet"/>
+      </w:pPr>
+      <w:r>
+        <w:t>2. We can decide the result without examining the changed input or the procedure.</w:t>
+      </w:r>
+    </w:p>
+    <w:p>
+      <w:pPr>
+        <w:pStyle w:val="ListBullet"/>
+      </w:pPr>
+      <w:r>
+        <w:t>3. This one example guarantees correct results for every future input.</w:t>
+      </w:r>
+    </w:p>
+    <w:p>
+      <w:pPr>
+        <w:pStyle w:val="Heading3"/>
+      </w:pPr>
+      <w:r>
+        <w:t>My selected conclusion, deciding fact and explanation</w:t>
+      </w:r>
+    </w:p>
+    <w:p>
+      <w:r>
+        <w:t>________________________________________________________________</w:t>
+      </w:r>
+    </w:p>
+    <w:p>
+      <w:r>
+        <w:t>________________________________________________________________</w:t>
+      </w:r>
+    </w:p>
+    <w:p>
+      <w:r>
+        <w:t>________________________________________________________________</w:t>
+      </w:r>
+    </w:p>
+    <w:p>
+      <w:r>
+        <w:t>________________________________________________________________</w:t>
+      </w:r>
+    </w:p>
+    <w:p>
+      <w:r>
+        <w:t>________________________________________________________________</w:t>
+      </w:r>
+    </w:p>
+    <w:p>
+      <w:pPr>
+        <w:pStyle w:val="ListBullet"/>
+      </w:pPr>
+      <w:r>
+        <w:t>Hint if needed: Use the changed condition and the deciding step in the pictorial trace. The answer must say what follows from those facts.</w:t>
+      </w:r>
+    </w:p>
+    <w:p>
+      <w:pPr>
+        <w:pStyle w:val="Heading2"/>
+      </w:pPr>
+      <w:r>
+        <w:t>Check after the changed attempt · reference / check after trying</w:t>
+      </w:r>
+    </w:p>
+    <w:p>
+      <w:pPr>
+        <w:spacing w:line="336" w:lineRule="auto" w:after="180"/>
+      </w:pPr>
+      <w:r>
+        <w:rPr>
+          <w:b w:val="0"/>
+        </w:rPr>
+        <w:t>After your attempt, compare with the supported explanation: Report the outdoor slice as 2/4=50%, separately from indoor results. The new records finally measure the missing condition, with a small denominator.</w:t>
+      </w:r>
+    </w:p>
+    <w:p>
+      <w:pPr>
+        <w:pStyle w:val="Heading2"/>
+      </w:pPr>
+      <w:r>
+        <w:t>Repair and retain the record</w:t>
+      </w:r>
+    </w:p>
+    <w:p>
+      <w:pPr>
+        <w:spacing w:line="336" w:lineRule="auto" w:after="180"/>
+      </w:pPr>
+      <w:r>
+        <w:rPr>
+          <w:b w:val="0"/>
+        </w:rPr>
+        <w:t xml:space="preserve">Review Sensitivity analysis (ai-7/17). Goal: Explain the </w:t>
       </w:r>
       <w:r>
         <w:rPr>
@@ -3315,52 +5039,41 @@
         <w:rPr>
           <w:b w:val="0"/>
         </w:rPr>
-        <w:t xml:space="preserve"> and terminology of dataset and </w:t>
+        <w:t xml:space="preserve"> and terminology of sensitivity analysis. Short practice: Classify 0.4, 0.6 and 0.8 at cutoffs 0.5, 0.7 and exactly 0.6.</w:t>
+      </w:r>
+    </w:p>
+    <w:p>
+      <w:pPr>
+        <w:spacing w:line="336" w:lineRule="auto" w:after="180"/>
+      </w:pPr>
+      <w:r>
+        <w:rPr>
+          <w:b w:val="0"/>
+        </w:rPr>
+        <w:t>Which equality rule decides the boundary, and can these unlabelled scores identify the best cutoff?. Return to this week and explain what you changed.</w:t>
+      </w:r>
+    </w:p>
+    <w:p>
+      <w:pPr>
+        <w:spacing w:line="336" w:lineRule="auto" w:after="180"/>
+      </w:pPr>
+      <w:r>
+        <w:rPr>
+          <w:b w:val="0"/>
+        </w:rPr>
+        <w:t xml:space="preserve">Review Multiple comparisons (ai-7/15). Goal: Explain the </w:t>
       </w:r>
       <w:r>
         <w:rPr>
           <w:b/>
         </w:rPr>
-        <w:t>benchmark</w:t>
+        <w:t>mechanism</w:t>
       </w:r>
       <w:r>
         <w:rPr>
           <w:b w:val="0"/>
         </w:rPr>
-        <w:t xml:space="preserve"> limitations</w:t>
-      </w:r>
-    </w:p>
-    <w:p>
-      <w:pPr>
-        <w:pStyle w:val="Heading3"/>
-      </w:pPr>
-      <w:r>
-        <w:t>My deciding step, evidence and one remaining question</w:t>
-      </w:r>
-    </w:p>
-    <w:p>
-      <w:r>
-        <w:t>________________________________________________________________</w:t>
-      </w:r>
-    </w:p>
-    <w:p>
-      <w:r>
-        <w:t>________________________________________________________________</w:t>
-      </w:r>
-    </w:p>
-    <w:p>
-      <w:r>
-        <w:t>________________________________________________________________</w:t>
-      </w:r>
-    </w:p>
-    <w:p>
-      <w:r>
-        <w:t>________________________________________________________________</w:t>
-      </w:r>
-    </w:p>
-    <w:p>
-      <w:r>
-        <w:t>________________________________________________________________</w:t>
+        <w:t xml:space="preserve"> and terminology of multiple comparisons. Short practice: Calculate the six-test cutoff and identify which supplied p-values reject.</w:t>
       </w:r>
     </w:p>
     <w:p>
@@ -3371,31 +5084,41 @@
         <w:rPr>
           <w:b w:val="0"/>
         </w:rPr>
-        <w:t xml:space="preserve">If you are unsure, return to the worked picture and explain one arrow. If you are ready, change an </w:t>
+        <w:t>Why must the team count every planned comparison rather than report only its smallest p-value?. Return to this week and explain what you changed.</w:t>
+      </w:r>
+    </w:p>
+    <w:p>
+      <w:pPr>
+        <w:spacing w:line="336" w:lineRule="auto" w:after="180"/>
+      </w:pPr>
+      <w:r>
+        <w:rPr>
+          <w:b w:val="0"/>
+        </w:rPr>
+        <w:t xml:space="preserve">Review Uncertainty intervals (ai-7/12). Goal: Explain the </w:t>
       </w:r>
       <w:r>
         <w:rPr>
           <w:b/>
         </w:rPr>
-        <w:t>input</w:t>
+        <w:t>mechanism</w:t>
       </w:r>
       <w:r>
         <w:rPr>
           <w:b w:val="0"/>
         </w:rPr>
-        <w:t xml:space="preserve"> or assumption and justify your </w:t>
-      </w:r>
-      <w:r>
-        <w:rPr>
-          <w:b/>
-        </w:rPr>
-        <w:t>prediction</w:t>
-      </w:r>
+        <w:t xml:space="preserve"> and terminology of uncertainty intervals. Short practice: Locate -0.8 and zero relative to the supplied interval [-1.4,-0.2].</w:t>
+      </w:r>
+    </w:p>
+    <w:p>
+      <w:pPr>
+        <w:spacing w:line="336" w:lineRule="auto" w:after="180"/>
+      </w:pPr>
       <w:r>
         <w:rPr>
           <w:b w:val="0"/>
         </w:rPr>
-        <w:t>.</w:t>
+        <w:t>Interpret the sign and confidence-method meaning, then describe what changes with interval [-1.4,0.3].. Return to this week and explain what you changed.</w:t>
       </w:r>
     </w:p>
     <w:p>
@@ -3406,7 +5129,7 @@
         <w:rPr>
           <w:b w:val="0"/>
         </w:rPr>
-        <w:t xml:space="preserve">Save your workbook </w:t>
+        <w:t xml:space="preserve">Use Download completed work in the hosted lesson to export your answers, reflections, practice feedback and code-run </w:t>
       </w:r>
       <w:r>
         <w:rPr>
@@ -3418,20 +5141,26 @@
         <w:rPr>
           <w:b w:val="0"/>
         </w:rPr>
-        <w:t>. At the next review, try a different case before opening your old answer.</w:t>
-      </w:r>
-    </w:p>
-    <w:p>
-      <w:pPr>
-        <w:pStyle w:val="Heading1"/>
-      </w:pPr>
-      <w:r>
-        <w:t>17. Supported practice, repair and portfolio</w:t>
-      </w:r>
-    </w:p>
-    <w:p>
-      <w:r>
-        <w:t>Attempt supported questions before using hints or feedback. Review a missing building block, then keep the completed work.</w:t>
+        <w:t>. Open the HTML copy to read or print it.</w:t>
+      </w:r>
+    </w:p>
+    <w:p>
+      <w:pPr>
+        <w:spacing w:line="336" w:lineRule="auto" w:after="180"/>
+      </w:pPr>
+      <w:r>
+        <w:rPr>
+          <w:b w:val="0"/>
+        </w:rPr>
+        <w:t>Drafts stay in this browser when storage is available; clear drafts on a shared device.</w:t>
+      </w:r>
+    </w:p>
+    <w:p>
+      <w:pPr>
+        <w:pStyle w:val="Heading2"/>
+      </w:pPr>
+      <w:r>
+        <w:t>Earlier wording, alternatives and picture transcripts · reference / check after trying</w:t>
       </w:r>
     </w:p>
     <w:p>
@@ -3447,86 +5176,10 @@
     </w:p>
     <w:p>
       <w:pPr>
-        <w:spacing w:line="336" w:lineRule="auto" w:after="180"/>
-      </w:pPr>
-      <w:r>
-        <w:rPr>
-          <w:b w:val="0"/>
-        </w:rPr>
-        <w:t xml:space="preserve">A </w:t>
-      </w:r>
-      <w:r>
-        <w:rPr>
-          <w:b/>
-        </w:rPr>
-        <w:t>benchmark</w:t>
-      </w:r>
-      <w:r>
-        <w:rPr>
-          <w:b w:val="0"/>
-        </w:rPr>
-        <w:t xml:space="preserve"> can miss the intended setting. A plant model is evaluated on clean indoor photos but proposed for shaded outdoor photos.</w:t>
-      </w:r>
-    </w:p>
-    <w:p>
-      <w:pPr>
         <w:pStyle w:val="Heading3"/>
       </w:pPr>
       <w:r>
-        <w:t>Practice 1: explain the deciding evidence</w:t>
-      </w:r>
-    </w:p>
-    <w:p>
-      <w:pPr>
-        <w:spacing w:line="336" w:lineRule="auto" w:after="180"/>
-      </w:pPr>
-      <w:r>
-        <w:rPr>
-          <w:b w:val="0"/>
-        </w:rPr>
-        <w:t>Which labelled step matches this detail? Outdoor shade performance remains unmeasured.</w:t>
-      </w:r>
-    </w:p>
-    <w:p>
-      <w:pPr>
-        <w:spacing w:line="336" w:lineRule="auto" w:after="180"/>
-        <w:shd w:fill="F4F9FC"/>
-      </w:pPr>
-      <w:r>
-        <w:rPr>
-          <w:b w:val="0"/>
-        </w:rPr>
-        <w:t>1. Report the result</w:t>
-      </w:r>
-    </w:p>
-    <w:p>
-      <w:pPr>
-        <w:spacing w:line="336" w:lineRule="auto" w:after="180"/>
-        <w:shd w:fill="F4F9FC"/>
-      </w:pPr>
-      <w:r>
-        <w:rPr>
-          <w:b w:val="0"/>
-        </w:rPr>
-        <w:t>2. Name measured setting</w:t>
-      </w:r>
-    </w:p>
-    <w:p>
-      <w:pPr>
-        <w:spacing w:line="336" w:lineRule="auto" w:after="180"/>
-        <w:shd w:fill="F4F9FC"/>
-      </w:pPr>
-      <w:r>
-        <w:rPr>
-          <w:b w:val="0"/>
-        </w:rPr>
-        <w:t xml:space="preserve">3. Name missing </w:t>
-      </w:r>
-      <w:r>
-        <w:rPr>
-          <w:b/>
-        </w:rPr>
-        <w:t>evidence</w:t>
+        <w:t>Repair a missing building block</w:t>
       </w:r>
     </w:p>
     <w:p>
@@ -3534,439 +5187,25 @@
         <w:pStyle w:val="Heading3"/>
       </w:pPr>
       <w:r>
-        <w:t>My selected conclusion, deciding fact and explanation</w:t>
-      </w:r>
-    </w:p>
-    <w:p>
-      <w:r>
-        <w:t>________________________________________________________________</w:t>
-      </w:r>
-    </w:p>
-    <w:p>
-      <w:r>
-        <w:t>________________________________________________________________</w:t>
-      </w:r>
-    </w:p>
-    <w:p>
-      <w:r>
-        <w:t>________________________________________________________________</w:t>
-      </w:r>
-    </w:p>
-    <w:p>
-      <w:r>
-        <w:t>________________________________________________________________</w:t>
-      </w:r>
-    </w:p>
-    <w:p>
-      <w:r>
-        <w:t>________________________________________________________________</w:t>
-      </w:r>
-    </w:p>
-    <w:p>
-      <w:pPr>
-        <w:pStyle w:val="Heading3"/>
-      </w:pPr>
-      <w:r>
-        <w:t>Hint · try first</w:t>
-      </w:r>
-    </w:p>
-    <w:p>
-      <w:pPr>
-        <w:spacing w:line="336" w:lineRule="auto" w:after="180"/>
-        <w:shd w:fill="F1F6F8"/>
-      </w:pPr>
-      <w:r>
-        <w:rPr>
-          <w:b w:val="0"/>
-        </w:rPr>
-        <w:t>Hint if needed: Read the steps in the pictorial case. Match the supplied detail to the stage that performs or records it.</w:t>
-      </w:r>
-    </w:p>
-    <w:p>
-      <w:pPr>
-        <w:pStyle w:val="Heading3"/>
-      </w:pPr>
-      <w:r>
-        <w:t>Feedback · compare after trying</w:t>
-      </w:r>
-    </w:p>
-    <w:p>
-      <w:pPr>
-        <w:spacing w:line="336" w:lineRule="auto" w:after="180"/>
-        <w:shd w:fill="F1F6FC"/>
-      </w:pPr>
-      <w:r>
-        <w:rPr>
-          <w:b w:val="0"/>
-        </w:rPr>
-        <w:t xml:space="preserve">After your attempt, compare with the supported explanation: Name missing </w:t>
-      </w:r>
-      <w:r>
-        <w:rPr>
-          <w:b/>
-        </w:rPr>
-        <w:t>evidence</w:t>
-      </w:r>
-      <w:r>
-        <w:rPr>
-          <w:b w:val="0"/>
-        </w:rPr>
-        <w:t xml:space="preserve"> Outdoor shade performance remains unmeasured. A </w:t>
-      </w:r>
-      <w:r>
-        <w:rPr>
-          <w:b/>
-        </w:rPr>
-        <w:t>benchmark</w:t>
-      </w:r>
-      <w:r>
-        <w:rPr>
-          <w:b w:val="0"/>
-        </w:rPr>
-        <w:t xml:space="preserve"> represents particular tasks and collection conditions.</w:t>
-      </w:r>
-    </w:p>
-    <w:p>
-      <w:pPr>
-        <w:spacing w:line="336" w:lineRule="auto" w:after="180"/>
-        <w:shd w:fill="F1F6FC"/>
-      </w:pPr>
-      <w:r>
-        <w:rPr>
-          <w:b w:val="0"/>
-        </w:rPr>
-        <w:t>High performance on it cannot automatically establish fitness for a different deployment setting.</w:t>
-      </w:r>
-    </w:p>
-    <w:p>
-      <w:pPr>
-        <w:pStyle w:val="Heading3"/>
-      </w:pPr>
-      <w:r>
-        <w:t>Practice 2: explain the deciding evidence</w:t>
-      </w:r>
-    </w:p>
-    <w:p>
-      <w:pPr>
-        <w:pStyle w:val="Heading3"/>
-      </w:pPr>
-      <w:r>
-        <w:t>Changed case · predict first</w:t>
-      </w:r>
-    </w:p>
-    <w:p>
-      <w:pPr>
-        <w:spacing w:line="336" w:lineRule="auto" w:after="180"/>
-        <w:shd w:fill="F5F1FB"/>
-      </w:pPr>
-      <w:r>
-        <w:rPr>
-          <w:b w:val="0"/>
-        </w:rPr>
-        <w:t>Changed-case practice: Add four reserved outdoor cases, of which two are correct. Which conclusion is supported by the supplied facts?</w:t>
-      </w:r>
-    </w:p>
-    <w:p>
-      <w:pPr>
-        <w:spacing w:line="336" w:lineRule="auto" w:after="180"/>
-        <w:shd w:fill="F4F9FC"/>
-      </w:pPr>
-      <w:r>
-        <w:rPr>
-          <w:b w:val="0"/>
-        </w:rPr>
-        <w:t>1. Report the outdoor slice as 2/4=50%, separately from indoor results.</w:t>
-      </w:r>
-    </w:p>
-    <w:p>
-      <w:pPr>
-        <w:spacing w:line="336" w:lineRule="auto" w:after="180"/>
-        <w:shd w:fill="F4F9FC"/>
-      </w:pPr>
-      <w:r>
-        <w:rPr>
-          <w:b w:val="0"/>
-        </w:rPr>
-        <w:t xml:space="preserve">2. We can decide the result without examining the changed </w:t>
-      </w:r>
-      <w:r>
-        <w:rPr>
-          <w:b/>
-        </w:rPr>
-        <w:t>input</w:t>
-      </w:r>
-      <w:r>
-        <w:rPr>
-          <w:b w:val="0"/>
-        </w:rPr>
-        <w:t xml:space="preserve"> or the procedure.</w:t>
-      </w:r>
-    </w:p>
-    <w:p>
-      <w:pPr>
-        <w:spacing w:line="336" w:lineRule="auto" w:after="180"/>
-        <w:shd w:fill="F4F9FC"/>
-      </w:pPr>
-      <w:r>
-        <w:rPr>
-          <w:b w:val="0"/>
-        </w:rPr>
-        <w:t xml:space="preserve">3. This one example guarantees correct results for every future </w:t>
-      </w:r>
-      <w:r>
-        <w:rPr>
-          <w:b/>
-        </w:rPr>
-        <w:t>input</w:t>
-      </w:r>
-      <w:r>
-        <w:rPr>
-          <w:b w:val="0"/>
-        </w:rPr>
-        <w:t>.</w:t>
-      </w:r>
-    </w:p>
-    <w:p>
-      <w:pPr>
-        <w:pStyle w:val="Heading3"/>
-      </w:pPr>
-      <w:r>
-        <w:t>My selected conclusion, deciding fact and explanation</w:t>
-      </w:r>
-    </w:p>
-    <w:p>
-      <w:r>
-        <w:t>________________________________________________________________</w:t>
-      </w:r>
-    </w:p>
-    <w:p>
-      <w:r>
-        <w:t>________________________________________________________________</w:t>
-      </w:r>
-    </w:p>
-    <w:p>
-      <w:r>
-        <w:t>________________________________________________________________</w:t>
-      </w:r>
-    </w:p>
-    <w:p>
-      <w:r>
-        <w:t>________________________________________________________________</w:t>
-      </w:r>
-    </w:p>
-    <w:p>
-      <w:r>
-        <w:t>________________________________________________________________</w:t>
-      </w:r>
-    </w:p>
-    <w:p>
-      <w:pPr>
-        <w:pStyle w:val="Heading3"/>
-      </w:pPr>
-      <w:r>
-        <w:t>Hint · try first</w:t>
-      </w:r>
-    </w:p>
-    <w:p>
-      <w:pPr>
-        <w:spacing w:line="336" w:lineRule="auto" w:after="180"/>
-        <w:shd w:fill="F1F6F8"/>
-      </w:pPr>
-      <w:r>
-        <w:rPr>
-          <w:b w:val="0"/>
-        </w:rPr>
-        <w:t>Hint if needed: Use the changed condition and the deciding step in the pictorial trace. The answer must say what follows from those facts.</w:t>
-      </w:r>
-    </w:p>
-    <w:p>
-      <w:pPr>
-        <w:pStyle w:val="Heading3"/>
-      </w:pPr>
-      <w:r>
-        <w:t>Feedback · compare after trying</w:t>
-      </w:r>
-    </w:p>
-    <w:p>
-      <w:pPr>
-        <w:spacing w:line="336" w:lineRule="auto" w:after="180"/>
-        <w:shd w:fill="F1F6FC"/>
-      </w:pPr>
-      <w:r>
-        <w:rPr>
-          <w:b w:val="0"/>
-        </w:rPr>
-        <w:t>After your attempt, compare with the supported explanation: Report the outdoor slice as 2/4=50%, separately from indoor results. The new records finally measure the missing condition, with a small denominator.</w:t>
-      </w:r>
-    </w:p>
-    <w:p>
-      <w:pPr>
-        <w:pStyle w:val="Heading3"/>
-      </w:pPr>
-      <w:r>
-        <w:t>Repair a missing building block</w:t>
-      </w:r>
-    </w:p>
-    <w:p>
-      <w:pPr>
-        <w:spacing w:line="336" w:lineRule="auto" w:after="180"/>
-      </w:pPr>
-      <w:r>
-        <w:rPr>
-          <w:b w:val="0"/>
-        </w:rPr>
-        <w:t xml:space="preserve">Review Sensitivity analysis (ai-7/17). Goal: Explain the </w:t>
-      </w:r>
-      <w:r>
-        <w:rPr>
-          <w:b/>
-        </w:rPr>
-        <w:t>mechanism</w:t>
-      </w:r>
-      <w:r>
-        <w:rPr>
-          <w:b w:val="0"/>
-        </w:rPr>
-        <w:t xml:space="preserve"> and terminology of sensitivity analysis. Short practice: Classify 0.4, 0.6 and 0.8 at cutoffs 0.5, 0.7 and exactly 0.6.</w:t>
-      </w:r>
-    </w:p>
-    <w:p>
-      <w:pPr>
-        <w:spacing w:line="336" w:lineRule="auto" w:after="180"/>
-      </w:pPr>
-      <w:r>
-        <w:rPr>
-          <w:b w:val="0"/>
-        </w:rPr>
-        <w:t>Which equality rule decides the boundary, and can these unlabelled scores identify the best cutoff?. Return to this week and explain what you changed.</w:t>
-      </w:r>
-    </w:p>
-    <w:p>
-      <w:pPr>
-        <w:spacing w:line="336" w:lineRule="auto" w:after="180"/>
-      </w:pPr>
-      <w:r>
-        <w:rPr>
-          <w:b w:val="0"/>
-        </w:rPr>
-        <w:t xml:space="preserve">Review Multiple comparisons (ai-7/15). Goal: Explain the </w:t>
-      </w:r>
-      <w:r>
-        <w:rPr>
-          <w:b/>
-        </w:rPr>
-        <w:t>mechanism</w:t>
-      </w:r>
-      <w:r>
-        <w:rPr>
-          <w:b w:val="0"/>
-        </w:rPr>
-        <w:t xml:space="preserve"> and terminology of multiple comparisons. Short practice: Calculate the six-test cutoff and identify which supplied p-values reject.</w:t>
-      </w:r>
-    </w:p>
-    <w:p>
-      <w:pPr>
-        <w:spacing w:line="336" w:lineRule="auto" w:after="180"/>
-      </w:pPr>
-      <w:r>
-        <w:rPr>
-          <w:b w:val="0"/>
-        </w:rPr>
-        <w:t>Why must the team count every planned comparison rather than report only its smallest p-value?. Return to this week and explain what you changed.</w:t>
-      </w:r>
-    </w:p>
-    <w:p>
-      <w:pPr>
-        <w:spacing w:line="336" w:lineRule="auto" w:after="180"/>
-      </w:pPr>
-      <w:r>
-        <w:rPr>
-          <w:b w:val="0"/>
-        </w:rPr>
-        <w:t xml:space="preserve">Review Uncertainty intervals (ai-7/12). Goal: Explain the </w:t>
-      </w:r>
-      <w:r>
-        <w:rPr>
-          <w:b/>
-        </w:rPr>
-        <w:t>mechanism</w:t>
-      </w:r>
-      <w:r>
-        <w:rPr>
-          <w:b w:val="0"/>
-        </w:rPr>
-        <w:t xml:space="preserve"> and terminology of uncertainty intervals. Short practice: Locate -0.8 and zero relative to the supplied interval [-1.4,-0.2].</w:t>
-      </w:r>
-    </w:p>
-    <w:p>
-      <w:pPr>
-        <w:spacing w:line="336" w:lineRule="auto" w:after="180"/>
-      </w:pPr>
-      <w:r>
-        <w:rPr>
-          <w:b w:val="0"/>
-        </w:rPr>
-        <w:t>Interpret the sign and confidence-method meaning, then describe what changes with interval [-1.4,0.3].. Return to this week and explain what you changed.</w:t>
-      </w:r>
-    </w:p>
-    <w:p>
-      <w:pPr>
-        <w:pStyle w:val="Heading3"/>
-      </w:pPr>
-      <w:r>
         <w:t>Keep your completed work</w:t>
       </w:r>
     </w:p>
     <w:p>
       <w:pPr>
-        <w:spacing w:line="336" w:lineRule="auto" w:after="180"/>
-      </w:pPr>
-      <w:r>
-        <w:rPr>
-          <w:b w:val="0"/>
-        </w:rPr>
-        <w:t xml:space="preserve">Use Download completed work in the hosted lesson to export your answers, reflections, practice feedback and code-run </w:t>
-      </w:r>
-      <w:r>
-        <w:rPr>
-          <w:b/>
-        </w:rPr>
-        <w:t>evidence</w:t>
-      </w:r>
-      <w:r>
-        <w:rPr>
-          <w:b w:val="0"/>
-        </w:rPr>
-        <w:t>. Open the HTML copy to read or print it.</w:t>
-      </w:r>
-    </w:p>
-    <w:p>
-      <w:pPr>
-        <w:spacing w:line="336" w:lineRule="auto" w:after="180"/>
-      </w:pPr>
-      <w:r>
-        <w:rPr>
-          <w:b w:val="0"/>
-        </w:rPr>
-        <w:t>Drafts stay in this browser when storage is available; clear drafts on a shared device.</w:t>
-      </w:r>
-    </w:p>
-    <w:p>
-      <w:pPr>
         <w:pStyle w:val="Heading1"/>
       </w:pPr>
       <w:r>
-        <w:t>18. Visual concept journey</w:t>
-      </w:r>
-    </w:p>
-    <w:p>
-      <w:r>
-        <w:t>Explain each Dataset and benchmark limitations graphic using its labels, deciding evidence and relevant limitation.</w:t>
-      </w:r>
-    </w:p>
-    <w:p>
-      <w:pPr>
-        <w:pStyle w:val="Heading3"/>
+        <w:t>18. Reference · Six-picture concept journey</w:t>
+      </w:r>
+    </w:p>
+    <w:p>
+      <w:r>
+        <w:t>Choose the picture that supports the current explanation.</w:t>
+      </w:r>
+    </w:p>
+    <w:p>
+      <w:pPr>
+        <w:pStyle w:val="Heading2"/>
       </w:pPr>
       <w:r>
         <w:t>01. Dataset and benchmark limitations: the case</w:t>
@@ -3977,7 +5216,7 @@
         <w:drawing>
           <wp:inline xmlns:a="http://schemas.openxmlformats.org/drawingml/2006/main" xmlns:pic="http://schemas.openxmlformats.org/drawingml/2006/picture">
             <wp:extent cx="5486400" cy="2834640"/>
-            <wp:docPr id="3" name="Picture 3" descr="A benchmark can miss the intended setting. A plant model is evaluated on clean indoor photos but proposed for shaded outdoor photos. Supplied facts: Indoor benchmark: 9/10 correct. No outdoor cases are present. The same model is intended for both."/>
+            <wp:docPr id="6" name="Picture 6" descr="A benchmark can miss the intended setting. A plant model is evaluated on clean indoor photos but proposed for shaded outdoor photos. Supplied facts: Indoor benchmark: 9/10 correct. No outdoor cases are present. The same model is intended for both."/>
             <wp:cNvGraphicFramePr>
               <a:graphicFrameLocks noChangeAspect="1"/>
             </wp:cNvGraphicFramePr>
@@ -3989,7 +5228,7 @@
                     <pic:cNvPicPr/>
                   </pic:nvPicPr>
                   <pic:blipFill>
-                    <a:blip r:embed="rId11"/>
+                    <a:blip r:embed="rId14"/>
                     <a:stretch>
                       <a:fillRect/>
                     </a:stretch>
@@ -4057,7 +5296,6 @@
     <w:p>
       <w:pPr>
         <w:spacing w:line="336" w:lineRule="auto" w:after="180"/>
-        <w:shd w:fill="F5F1FB"/>
       </w:pPr>
       <w:r>
         <w:rPr>
@@ -4068,7 +5306,7 @@
     </w:p>
     <w:p>
       <w:pPr>
-        <w:pStyle w:val="Heading3"/>
+        <w:pStyle w:val="Heading2"/>
       </w:pPr>
       <w:r>
         <w:t>02. Follow the deciding steps</w:t>
@@ -4079,7 +5317,7 @@
         <w:drawing>
           <wp:inline xmlns:a="http://schemas.openxmlformats.org/drawingml/2006/main" xmlns:pic="http://schemas.openxmlformats.org/drawingml/2006/picture">
             <wp:extent cx="5486400" cy="3182112"/>
-            <wp:docPr id="4" name="Picture 4" descr="Name measured setting: All ten benchmark images are clean indoor photos. → Report the result: The observed indoor score is 90%. → Name missing evidence: Outdoor shade performance remains unmeasured."/>
+            <wp:docPr id="7" name="Picture 7" descr="Name measured setting: All ten benchmark images are clean indoor photos. → Report the result: The observed indoor score is 90%. → Name missing evidence: Outdoor shade performance remains unmeasured."/>
             <wp:cNvGraphicFramePr>
               <a:graphicFrameLocks noChangeAspect="1"/>
             </wp:cNvGraphicFramePr>
@@ -4091,7 +5329,7 @@
                     <pic:cNvPicPr/>
                   </pic:nvPicPr>
                   <pic:blipFill>
-                    <a:blip r:embed="rId12"/>
+                    <a:blip r:embed="rId10"/>
                     <a:stretch>
                       <a:fillRect/>
                     </a:stretch>
@@ -4148,7 +5386,6 @@
     <w:p>
       <w:pPr>
         <w:spacing w:line="336" w:lineRule="auto" w:after="180"/>
-        <w:shd w:fill="F5F1FB"/>
       </w:pPr>
       <w:r>
         <w:rPr>
@@ -4171,7 +5408,7 @@
     </w:p>
     <w:p>
       <w:pPr>
-        <w:pStyle w:val="Heading3"/>
+        <w:pStyle w:val="Heading2"/>
       </w:pPr>
       <w:r>
         <w:t>03. Benchmark conditions</w:t>
@@ -4182,7 +5419,7 @@
         <w:drawing>
           <wp:inline xmlns:a="http://schemas.openxmlformats.org/drawingml/2006/main" xmlns:pic="http://schemas.openxmlformats.org/drawingml/2006/picture">
             <wp:extent cx="5486400" cy="3096768"/>
-            <wp:docPr id="5" name="Picture 5" descr="Benchmark conditions. Indoor benchmark: Correct = 9, Total = 10. Added outdoor slice: Correct = 2, Total = 4."/>
+            <wp:docPr id="8" name="Picture 8" descr="Benchmark conditions. Indoor benchmark: Correct = 9, Total = 10. Added outdoor slice: Correct = 2, Total = 4."/>
             <wp:cNvGraphicFramePr>
               <a:graphicFrameLocks noChangeAspect="1"/>
             </wp:cNvGraphicFramePr>
@@ -4194,7 +5431,7 @@
                     <pic:cNvPicPr/>
                   </pic:nvPicPr>
                   <pic:blipFill>
-                    <a:blip r:embed="rId13"/>
+                    <a:blip r:embed="rId15"/>
                     <a:stretch>
                       <a:fillRect/>
                     </a:stretch>
@@ -4245,7 +5482,6 @@
     <w:p>
       <w:pPr>
         <w:spacing w:line="336" w:lineRule="auto" w:after="180"/>
-        <w:shd w:fill="F5F1FB"/>
       </w:pPr>
       <w:r>
         <w:rPr>
@@ -4256,7 +5492,7 @@
     </w:p>
     <w:p>
       <w:pPr>
-        <w:pStyle w:val="Heading3"/>
+        <w:pStyle w:val="Heading2"/>
       </w:pPr>
       <w:r>
         <w:t>04. Change one thing. Trace what follows.</w:t>
@@ -4267,7 +5503,7 @@
         <w:drawing>
           <wp:inline xmlns:a="http://schemas.openxmlformats.org/drawingml/2006/main" xmlns:pic="http://schemas.openxmlformats.org/drawingml/2006/picture">
             <wp:extent cx="5486400" cy="3026664"/>
-            <wp:docPr id="6" name="Picture 6" descr="Original case: Outdoor shade performance remains unmeasured. Changed condition: Add four reserved outdoor cases, of which two are correct. Expected result: Report the outdoor slice as 2/4=50%, separately from indoor results. Reason: The new records finally measure the missing condition, with a small denominator."/>
+            <wp:docPr id="9" name="Picture 9" descr="Original case: Outdoor shade performance remains unmeasured. Changed condition: Add four reserved outdoor cases, of which two are correct. Expected result: Report the outdoor slice as 2/4=50%, separately from indoor results. Reason: The new records finally measure the missing condition, with a small denominator."/>
             <wp:cNvGraphicFramePr>
               <a:graphicFrameLocks noChangeAspect="1"/>
             </wp:cNvGraphicFramePr>
@@ -4279,7 +5515,7 @@
                     <pic:cNvPicPr/>
                   </pic:nvPicPr>
                   <pic:blipFill>
-                    <a:blip r:embed="rId14"/>
+                    <a:blip r:embed="rId11"/>
                     <a:stretch>
                       <a:fillRect/>
                     </a:stretch>
@@ -4323,7 +5559,6 @@
     <w:p>
       <w:pPr>
         <w:spacing w:line="336" w:lineRule="auto" w:after="180"/>
-        <w:shd w:fill="F5F1FB"/>
       </w:pPr>
       <w:r>
         <w:rPr>
@@ -4334,7 +5569,7 @@
     </w:p>
     <w:p>
       <w:pPr>
-        <w:pStyle w:val="Heading3"/>
+        <w:pStyle w:val="Heading2"/>
       </w:pPr>
       <w:r>
         <w:t>05. Connect the explanation to its limit</w:t>
@@ -4345,7 +5580,7 @@
         <w:drawing>
           <wp:inline xmlns:a="http://schemas.openxmlformats.org/drawingml/2006/main" xmlns:pic="http://schemas.openxmlformats.org/drawingml/2006/picture">
             <wp:extent cx="5486400" cy="2834640"/>
-            <wp:docPr id="7" name="Picture 7" descr="A benchmark represents particular tasks and collection conditions. High performance on it cannot automatically establish fitness for a different deployment setting. Limit: Neither slice estimates all future photos; inspect sampling, labels and grouping."/>
+            <wp:docPr id="10" name="Picture 10" descr="A benchmark represents particular tasks and collection conditions. High performance on it cannot automatically establish fitness for a different deployment setting. Limit: Neither slice estimates all future photos; inspect sampling, labels and grouping."/>
             <wp:cNvGraphicFramePr>
               <a:graphicFrameLocks noChangeAspect="1"/>
             </wp:cNvGraphicFramePr>
@@ -4357,7 +5592,7 @@
                     <pic:cNvPicPr/>
                   </pic:nvPicPr>
                   <pic:blipFill>
-                    <a:blip r:embed="rId15"/>
+                    <a:blip r:embed="rId16"/>
                     <a:stretch>
                       <a:fillRect/>
                     </a:stretch>
@@ -4413,7 +5648,6 @@
     <w:p>
       <w:pPr>
         <w:spacing w:line="336" w:lineRule="auto" w:after="180"/>
-        <w:shd w:fill="F5F1FB"/>
       </w:pPr>
       <w:r>
         <w:rPr>
@@ -4424,7 +5658,7 @@
     </w:p>
     <w:p>
       <w:pPr>
-        <w:pStyle w:val="Heading3"/>
+        <w:pStyle w:val="Heading2"/>
       </w:pPr>
       <w:r>
         <w:t>06. Make the idea visible in your project</w:t>
@@ -4435,7 +5669,7 @@
         <w:drawing>
           <wp:inline xmlns:a="http://schemas.openxmlformats.org/drawingml/2006/main" xmlns:pic="http://schemas.openxmlformats.org/drawingml/2006/picture">
             <wp:extent cx="5486400" cy="3681984"/>
-            <wp:docPr id="8" name="Picture 8" descr="For the Reproducible AI Research Study, retain an annotated worked trace and the changed-case reasoning. Connect the claim to its records, units and assumptions so another investigator can challenge or reproduce it. Draw your input, deciding step, result and limit. Supported question: Report the indoor benchmark with its denominator and missing condition. After two correct outdoor cases out of four are added, what slice rate is supported and what remains uncertain?"/>
+            <wp:docPr id="11" name="Picture 11" descr="For the Reproducible AI Research Study, retain an annotated worked trace and the changed-case reasoning. Connect the claim to its records, units and assumptions so another investigator can challenge or reproduce it. Draw your input, deciding step, result and limit. Supported question: Report the indoor benchmark with its denominator and missing condition. After two correct outdoor cases out of four are added, what slice rate is supported and what remains uncertain?"/>
             <wp:cNvGraphicFramePr>
               <a:graphicFrameLocks noChangeAspect="1"/>
             </wp:cNvGraphicFramePr>
@@ -4447,7 +5681,7 @@
                     <pic:cNvPicPr/>
                   </pic:nvPicPr>
                   <pic:blipFill>
-                    <a:blip r:embed="rId16"/>
+                    <a:blip r:embed="rId17"/>
                     <a:stretch>
                       <a:fillRect/>
                     </a:stretch>
@@ -4526,7 +5760,6 @@
     <w:p>
       <w:pPr>
         <w:spacing w:line="336" w:lineRule="auto" w:after="180"/>
-        <w:shd w:fill="F5F1FB"/>
       </w:pPr>
       <w:r>
         <w:rPr>
@@ -4545,6 +5778,62 @@
           <w:b w:val="0"/>
         </w:rPr>
         <w:t>.</w:t>
+      </w:r>
+    </w:p>
+    <w:p>
+      <w:pPr>
+        <w:pStyle w:val="Heading2"/>
+      </w:pPr>
+      <w:r>
+        <w:t>Earlier wording, alternatives and picture transcripts · reference / check after trying</w:t>
+      </w:r>
+    </w:p>
+    <w:p>
+      <w:pPr>
+        <w:pStyle w:val="Heading3"/>
+      </w:pPr>
+      <w:r>
+        <w:t>01. Dataset and benchmark limitations: the case</w:t>
+      </w:r>
+    </w:p>
+    <w:p>
+      <w:pPr>
+        <w:pStyle w:val="Heading3"/>
+      </w:pPr>
+      <w:r>
+        <w:t>02. Follow the deciding steps</w:t>
+      </w:r>
+    </w:p>
+    <w:p>
+      <w:pPr>
+        <w:pStyle w:val="Heading3"/>
+      </w:pPr>
+      <w:r>
+        <w:t>03. Benchmark conditions</w:t>
+      </w:r>
+    </w:p>
+    <w:p>
+      <w:pPr>
+        <w:pStyle w:val="Heading3"/>
+      </w:pPr>
+      <w:r>
+        <w:t>04. Change one thing. Trace what follows.</w:t>
+      </w:r>
+    </w:p>
+    <w:p>
+      <w:pPr>
+        <w:pStyle w:val="Heading3"/>
+      </w:pPr>
+      <w:r>
+        <w:t>05. Connect the explanation to its limit</w:t>
+      </w:r>
+    </w:p>
+    <w:p>
+      <w:pPr>
+        <w:pStyle w:val="Heading3"/>
+      </w:pPr>
+      <w:r>
+        <w:t>06. Make the idea visible in your project</w:t>
       </w:r>
     </w:p>
     <w:sectPr>
